--- a/08-传感器电路/02-光电传感器电路/红外对射检测电路/红外对射检测电路.docx
+++ b/08-传感器电路/02-光电传感器电路/红外对射检测电路/红外对射检测电路.docx
@@ -2245,6 +2245,20 @@
     </w:p>
     <w:bookmarkEnd w:id="26"/>
     <w:bookmarkEnd w:id="27"/>
+    <w:p>
+      <w:pPr>
+        <w:spacing w:before="360"/>
+        <w:jc w:val="center"/>
+      </w:pPr>
+      <w:r>
+        <w:rPr>
+          <w:rFonts w:ascii="Times New Roman" w:hAnsi="Times New Roman"/>
+          <w:color w:val="555555"/>
+          <w:sz w:val="21"/>
+        </w:rPr>
+        <w:t>材料收集者：杜文杰</w:t>
+      </w:r>
+    </w:p>
     <w:sectPr>
       <w:headerReference r:id="rId9" w:type="default"/>
       <w:footerReference r:id="rId10" w:type="default"/>

--- a/08-传感器电路/02-光电传感器电路/红外对射检测电路/红外对射检测电路.docx
+++ b/08-传感器电路/02-光电传感器电路/红外对射检测电路/红外对射检测电路.docx
@@ -1,6 +1,6 @@
 
 <file path=word/document.xml><?xml version="1.0" encoding="utf-8"?>
-<w:document xmlns:w="http://schemas.openxmlformats.org/wordprocessingml/2006/main" xmlns:m="http://schemas.openxmlformats.org/officeDocument/2006/math" xmlns:r="http://schemas.openxmlformats.org/officeDocument/2006/relationships" xmlns:o="urn:schemas-microsoft-com:office:office" xmlns:v="urn:schemas-microsoft-com:vml" xmlns:w10="urn:schemas-microsoft-com:office:word" xmlns:a="http://schemas.openxmlformats.org/drawingml/2006/main" xmlns:pic="http://schemas.openxmlformats.org/drawingml/2006/picture" xmlns:wp="http://schemas.openxmlformats.org/drawingml/2006/wordprocessingDrawing">
+<w:document xmlns:m="http://schemas.openxmlformats.org/officeDocument/2006/math" xmlns:r="http://schemas.openxmlformats.org/officeDocument/2006/relationships" xmlns:w="http://schemas.openxmlformats.org/wordprocessingml/2006/main" xmlns:o="urn:schemas-microsoft-com:office:office" xmlns:v="urn:schemas-microsoft-com:vml" xmlns:w10="urn:schemas-microsoft-com:office:word" xmlns:a="http://schemas.openxmlformats.org/drawingml/2006/main" xmlns:pic="http://schemas.openxmlformats.org/drawingml/2006/picture" xmlns:wp="http://schemas.openxmlformats.org/drawingml/2006/wordprocessingDrawing">
   <w:body>
     <w:bookmarkStart w:id="27" w:name="红外对射检测电路"/>
     <w:p>
@@ -9,7 +9,7 @@
       </w:pPr>
       <w:r>
         <w:rPr>
-          <w:rFonts w:hint="eastAsia"/>
+          <w:rFonts w:hint="eastAsia" w:eastAsia="黑体"/>
         </w:rPr>
         <w:t xml:space="preserve">红外对射检测电路</w:t>
       </w:r>
@@ -21,7 +21,7 @@
       </w:pPr>
       <w:r>
         <w:rPr>
-          <w:rFonts w:hint="eastAsia"/>
+          <w:rFonts w:hint="eastAsia" w:eastAsia="黑体"/>
         </w:rPr>
         <w:t xml:space="preserve">拓扑描述</w:t>
       </w:r>
@@ -32,16 +32,19 @@
       </w:pPr>
       <w:r>
         <w:rPr>
-          <w:rFonts w:hint="eastAsia"/>
+          <w:rFonts w:hint="eastAsia" w:eastAsia="黑体"/>
         </w:rPr>
         <w:t xml:space="preserve">由</w:t>
       </w:r>
       <w:r>
+        <w:rPr>
+          <w:rFonts w:eastAsia="黑体"/>
+        </w:rPr>
         <w:t xml:space="preserve"> </w:t>
       </w:r>
       <w:r>
         <w:rPr>
-          <w:rFonts w:hint="eastAsia"/>
+          <w:rFonts w:hint="eastAsia" w:eastAsia="黑体"/>
           <w:b/>
           <w:bCs/>
         </w:rPr>
@@ -49,6 +52,7 @@
       </w:r>
       <w:r>
         <w:rPr>
+          <w:rFonts w:eastAsia="黑体"/>
           <w:b/>
           <w:bCs/>
         </w:rPr>
@@ -56,7 +60,7 @@
       </w:r>
       <w:r>
         <w:rPr>
-          <w:rFonts w:hint="eastAsia"/>
+          <w:rFonts w:hint="eastAsia" w:eastAsia="黑体"/>
           <w:b/>
           <w:bCs/>
         </w:rPr>
@@ -83,20 +87,26 @@
         </m:sSub>
       </m:oMath>
       <w:r>
+        <w:rPr>
+          <w:rFonts w:eastAsia="黑体"/>
+        </w:rPr>
         <w:t xml:space="preserve"> </w:t>
       </w:r>
       <w:r>
         <w:rPr>
-          <w:rFonts w:hint="eastAsia"/>
+          <w:rFonts w:hint="eastAsia" w:eastAsia="黑体"/>
         </w:rPr>
         <w:t xml:space="preserve">与</w:t>
       </w:r>
       <w:r>
+        <w:rPr>
+          <w:rFonts w:eastAsia="黑体"/>
+        </w:rPr>
         <w:t xml:space="preserve"> </w:t>
       </w:r>
       <w:r>
         <w:rPr>
-          <w:rFonts w:hint="eastAsia"/>
+          <w:rFonts w:hint="eastAsia" w:eastAsia="黑体"/>
           <w:b/>
           <w:bCs/>
         </w:rPr>
@@ -104,6 +114,7 @@
       </w:r>
       <w:r>
         <w:rPr>
+          <w:rFonts w:eastAsia="黑体"/>
           <w:b/>
           <w:bCs/>
         </w:rPr>
@@ -115,20 +126,26 @@
         </m:r>
       </m:oMath>
       <w:r>
+        <w:rPr>
+          <w:rFonts w:eastAsia="黑体"/>
+        </w:rPr>
         <w:t xml:space="preserve"> </w:t>
       </w:r>
       <w:r>
         <w:rPr>
-          <w:rFonts w:hint="eastAsia"/>
+          <w:rFonts w:hint="eastAsia" w:eastAsia="黑体"/>
         </w:rPr>
         <w:t xml:space="preserve">组成发射链路，以及</w:t>
       </w:r>
       <w:r>
+        <w:rPr>
+          <w:rFonts w:eastAsia="黑体"/>
+        </w:rPr>
         <w:t xml:space="preserve"> </w:t>
       </w:r>
       <w:r>
         <w:rPr>
-          <w:rFonts w:hint="eastAsia"/>
+          <w:rFonts w:hint="eastAsia" w:eastAsia="黑体"/>
           <w:b/>
           <w:bCs/>
         </w:rPr>
@@ -155,11 +172,14 @@
         </m:sSub>
       </m:oMath>
       <w:r>
+        <w:rPr>
+          <w:rFonts w:eastAsia="黑体"/>
+        </w:rPr>
         <w:t xml:space="preserve">、</w:t>
       </w:r>
       <w:r>
         <w:rPr>
-          <w:rFonts w:hint="eastAsia"/>
+          <w:rFonts w:hint="eastAsia" w:eastAsia="黑体"/>
           <w:b/>
           <w:bCs/>
         </w:rPr>
@@ -167,6 +187,7 @@
       </w:r>
       <w:r>
         <w:rPr>
+          <w:rFonts w:eastAsia="黑体"/>
           <w:b/>
           <w:bCs/>
         </w:rPr>
@@ -187,46 +208,58 @@
         </m:sSub>
       </m:oMath>
       <w:r>
+        <w:rPr>
+          <w:rFonts w:eastAsia="黑体"/>
+        </w:rPr>
         <w:t xml:space="preserve"> </w:t>
       </w:r>
       <w:r>
         <w:rPr>
-          <w:rFonts w:hint="eastAsia"/>
+          <w:rFonts w:hint="eastAsia" w:eastAsia="黑体"/>
         </w:rPr>
         <w:t xml:space="preserve">与</w:t>
       </w:r>
       <w:r>
+        <w:rPr>
+          <w:rFonts w:eastAsia="黑体"/>
+        </w:rPr>
         <w:t xml:space="preserve"> </w:t>
       </w:r>
       <w:r>
         <w:rPr>
-          <w:rFonts w:hint="eastAsia"/>
+          <w:rFonts w:hint="eastAsia" w:eastAsia="黑体"/>
           <w:b/>
           <w:bCs/>
         </w:rPr>
         <w:t xml:space="preserve">比较器</w:t>
       </w:r>
       <w:r>
+        <w:rPr>
+          <w:rFonts w:eastAsia="黑体"/>
+        </w:rPr>
         <w:t xml:space="preserve"> </w:t>
       </w:r>
       <w:r>
         <w:rPr>
-          <w:rFonts w:hint="eastAsia"/>
+          <w:rFonts w:hint="eastAsia" w:eastAsia="黑体"/>
         </w:rPr>
         <w:t xml:space="preserve">组成接收链路。发射链共有</w:t>
       </w:r>
       <w:r>
+        <w:rPr>
+          <w:rFonts w:eastAsia="黑体"/>
+        </w:rPr>
         <w:t xml:space="preserve"> 3 </w:t>
       </w:r>
       <w:r>
         <w:rPr>
-          <w:rFonts w:hint="eastAsia"/>
+          <w:rFonts w:hint="eastAsia" w:eastAsia="黑体"/>
         </w:rPr>
         <w:t xml:space="preserve">个关键节点：</w:t>
       </w:r>
       <w:r>
         <w:rPr>
-          <w:rFonts w:hint="eastAsia"/>
+          <w:rFonts w:hint="eastAsia" w:eastAsia="黑体"/>
           <w:b/>
           <w:bCs/>
         </w:rPr>
@@ -234,6 +267,7 @@
       </w:r>
       <w:r>
         <w:rPr>
+          <w:rFonts w:eastAsia="黑体"/>
           <w:b/>
           <w:bCs/>
         </w:rPr>
@@ -241,7 +275,7 @@
       </w:r>
       <w:r>
         <w:rPr>
-          <w:rFonts w:hint="eastAsia"/>
+          <w:rFonts w:hint="eastAsia" w:eastAsia="黑体"/>
           <w:b/>
           <w:bCs/>
         </w:rPr>
@@ -249,20 +283,26 @@
       </w:r>
       <w:r>
         <w:rPr>
-          <w:rFonts w:hint="eastAsia"/>
+          <w:rFonts w:hint="eastAsia" w:eastAsia="黑体"/>
         </w:rPr>
         <w:t xml:space="preserve">（+VCC</w:t>
       </w:r>
       <w:r>
+        <w:rPr>
+          <w:rFonts w:eastAsia="黑体"/>
+        </w:rPr>
         <w:t xml:space="preserve"> </w:t>
       </w:r>
       <w:r>
         <w:rPr>
-          <w:rFonts w:hint="eastAsia"/>
+          <w:rFonts w:hint="eastAsia" w:eastAsia="黑体"/>
         </w:rPr>
         <w:t xml:space="preserve">与</w:t>
       </w:r>
       <w:r>
+        <w:rPr>
+          <w:rFonts w:eastAsia="黑体"/>
+        </w:rPr>
         <w:t xml:space="preserve"> </w:t>
       </w:r>
       <m:oMath>
@@ -271,17 +311,20 @@
         </m:r>
       </m:oMath>
       <w:r>
+        <w:rPr>
+          <w:rFonts w:eastAsia="黑体"/>
+        </w:rPr>
         <w:t xml:space="preserve"> </w:t>
       </w:r>
       <w:r>
         <w:rPr>
-          <w:rFonts w:hint="eastAsia"/>
+          <w:rFonts w:hint="eastAsia" w:eastAsia="黑体"/>
         </w:rPr>
         <w:t xml:space="preserve">的上端相连）；</w:t>
       </w:r>
       <w:r>
         <w:rPr>
-          <w:rFonts w:hint="eastAsia"/>
+          <w:rFonts w:hint="eastAsia" w:eastAsia="黑体"/>
           <w:b/>
           <w:bCs/>
         </w:rPr>
@@ -289,6 +332,7 @@
       </w:r>
       <w:r>
         <w:rPr>
+          <w:rFonts w:eastAsia="黑体"/>
           <w:b/>
           <w:bCs/>
         </w:rPr>
@@ -296,7 +340,7 @@
       </w:r>
       <w:r>
         <w:rPr>
-          <w:rFonts w:hint="eastAsia"/>
+          <w:rFonts w:hint="eastAsia" w:eastAsia="黑体"/>
           <w:b/>
           <w:bCs/>
         </w:rPr>
@@ -304,7 +348,7 @@
       </w:r>
       <w:r>
         <w:rPr>
-          <w:rFonts w:hint="eastAsia"/>
+          <w:rFonts w:hint="eastAsia" w:eastAsia="黑体"/>
         </w:rPr>
         <w:t xml:space="preserve">（</w:t>
       </w:r>
@@ -314,15 +358,21 @@
         </m:r>
       </m:oMath>
       <w:r>
+        <w:rPr>
+          <w:rFonts w:eastAsia="黑体"/>
+        </w:rPr>
         <w:t xml:space="preserve"> </w:t>
       </w:r>
       <w:r>
         <w:rPr>
-          <w:rFonts w:hint="eastAsia"/>
+          <w:rFonts w:hint="eastAsia" w:eastAsia="黑体"/>
         </w:rPr>
         <w:t xml:space="preserve">的下端与</w:t>
       </w:r>
       <w:r>
+        <w:rPr>
+          <w:rFonts w:eastAsia="黑体"/>
+        </w:rPr>
         <w:t xml:space="preserve"> </w:t>
       </w:r>
       <m:oMath>
@@ -346,17 +396,20 @@
         </m:sSub>
       </m:oMath>
       <w:r>
+        <w:rPr>
+          <w:rFonts w:eastAsia="黑体"/>
+        </w:rPr>
         <w:t xml:space="preserve"> </w:t>
       </w:r>
       <w:r>
         <w:rPr>
-          <w:rFonts w:hint="eastAsia"/>
+          <w:rFonts w:hint="eastAsia" w:eastAsia="黑体"/>
         </w:rPr>
         <w:t xml:space="preserve">的阳极相连）；</w:t>
       </w:r>
       <w:r>
         <w:rPr>
-          <w:rFonts w:hint="eastAsia"/>
+          <w:rFonts w:hint="eastAsia" w:eastAsia="黑体"/>
           <w:b/>
           <w:bCs/>
         </w:rPr>
@@ -364,6 +417,7 @@
       </w:r>
       <w:r>
         <w:rPr>
+          <w:rFonts w:eastAsia="黑体"/>
           <w:b/>
           <w:bCs/>
         </w:rPr>
@@ -371,7 +425,7 @@
       </w:r>
       <w:r>
         <w:rPr>
-          <w:rFonts w:hint="eastAsia"/>
+          <w:rFonts w:hint="eastAsia" w:eastAsia="黑体"/>
           <w:b/>
           <w:bCs/>
         </w:rPr>
@@ -379,7 +433,7 @@
       </w:r>
       <w:r>
         <w:rPr>
-          <w:rFonts w:hint="eastAsia"/>
+          <w:rFonts w:hint="eastAsia" w:eastAsia="黑体"/>
         </w:rPr>
         <w:t xml:space="preserve">（</w:t>
       </w:r>
@@ -404,35 +458,44 @@
         </m:sSub>
       </m:oMath>
       <w:r>
+        <w:rPr>
+          <w:rFonts w:eastAsia="黑体"/>
+        </w:rPr>
         <w:t xml:space="preserve"> </w:t>
       </w:r>
       <w:r>
         <w:rPr>
-          <w:rFonts w:hint="eastAsia"/>
+          <w:rFonts w:hint="eastAsia" w:eastAsia="黑体"/>
         </w:rPr>
         <w:t xml:space="preserve">的阴极接地</w:t>
       </w:r>
       <w:r>
+        <w:rPr>
+          <w:rFonts w:eastAsia="黑体"/>
+        </w:rPr>
         <w:t xml:space="preserve"> </w:t>
       </w:r>
       <w:r>
         <w:rPr>
-          <w:rFonts w:hint="eastAsia"/>
+          <w:rFonts w:hint="eastAsia" w:eastAsia="黑体"/>
         </w:rPr>
         <w:t xml:space="preserve">GND）。接收链共有</w:t>
       </w:r>
       <w:r>
+        <w:rPr>
+          <w:rFonts w:eastAsia="黑体"/>
+        </w:rPr>
         <w:t xml:space="preserve"> 3 </w:t>
       </w:r>
       <w:r>
         <w:rPr>
-          <w:rFonts w:hint="eastAsia"/>
+          <w:rFonts w:hint="eastAsia" w:eastAsia="黑体"/>
         </w:rPr>
         <w:t xml:space="preserve">个关键节点：</w:t>
       </w:r>
       <w:r>
         <w:rPr>
-          <w:rFonts w:hint="eastAsia"/>
+          <w:rFonts w:hint="eastAsia" w:eastAsia="黑体"/>
           <w:b/>
           <w:bCs/>
         </w:rPr>
@@ -440,6 +503,7 @@
       </w:r>
       <w:r>
         <w:rPr>
+          <w:rFonts w:eastAsia="黑体"/>
           <w:b/>
           <w:bCs/>
         </w:rPr>
@@ -447,7 +511,7 @@
       </w:r>
       <w:r>
         <w:rPr>
-          <w:rFonts w:hint="eastAsia"/>
+          <w:rFonts w:hint="eastAsia" w:eastAsia="黑体"/>
           <w:b/>
           <w:bCs/>
         </w:rPr>
@@ -455,20 +519,26 @@
       </w:r>
       <w:r>
         <w:rPr>
-          <w:rFonts w:hint="eastAsia"/>
+          <w:rFonts w:hint="eastAsia" w:eastAsia="黑体"/>
         </w:rPr>
         <w:t xml:space="preserve">（+VCC</w:t>
       </w:r>
       <w:r>
+        <w:rPr>
+          <w:rFonts w:eastAsia="黑体"/>
+        </w:rPr>
         <w:t xml:space="preserve"> </w:t>
       </w:r>
       <w:r>
         <w:rPr>
-          <w:rFonts w:hint="eastAsia"/>
+          <w:rFonts w:hint="eastAsia" w:eastAsia="黑体"/>
         </w:rPr>
         <w:t xml:space="preserve">与</w:t>
       </w:r>
       <w:r>
+        <w:rPr>
+          <w:rFonts w:eastAsia="黑体"/>
+        </w:rPr>
         <w:t xml:space="preserve"> </w:t>
       </w:r>
       <m:oMath>
@@ -486,17 +556,20 @@
         </m:sSub>
       </m:oMath>
       <w:r>
+        <w:rPr>
+          <w:rFonts w:eastAsia="黑体"/>
+        </w:rPr>
         <w:t xml:space="preserve"> </w:t>
       </w:r>
       <w:r>
         <w:rPr>
-          <w:rFonts w:hint="eastAsia"/>
+          <w:rFonts w:hint="eastAsia" w:eastAsia="黑体"/>
         </w:rPr>
         <w:t xml:space="preserve">的上端相连）；</w:t>
       </w:r>
       <w:r>
         <w:rPr>
-          <w:rFonts w:hint="eastAsia"/>
+          <w:rFonts w:hint="eastAsia" w:eastAsia="黑体"/>
           <w:b/>
           <w:bCs/>
         </w:rPr>
@@ -504,6 +577,7 @@
       </w:r>
       <w:r>
         <w:rPr>
+          <w:rFonts w:eastAsia="黑体"/>
           <w:b/>
           <w:bCs/>
         </w:rPr>
@@ -511,7 +585,7 @@
       </w:r>
       <w:r>
         <w:rPr>
-          <w:rFonts w:hint="eastAsia"/>
+          <w:rFonts w:hint="eastAsia" w:eastAsia="黑体"/>
           <w:b/>
           <w:bCs/>
         </w:rPr>
@@ -519,7 +593,7 @@
       </w:r>
       <w:r>
         <w:rPr>
-          <w:rFonts w:hint="eastAsia"/>
+          <w:rFonts w:hint="eastAsia" w:eastAsia="黑体"/>
         </w:rPr>
         <w:t xml:space="preserve">（</w:t>
       </w:r>
@@ -538,15 +612,21 @@
         </m:sSub>
       </m:oMath>
       <w:r>
+        <w:rPr>
+          <w:rFonts w:eastAsia="黑体"/>
+        </w:rPr>
         <w:t xml:space="preserve"> </w:t>
       </w:r>
       <w:r>
         <w:rPr>
-          <w:rFonts w:hint="eastAsia"/>
+          <w:rFonts w:hint="eastAsia" w:eastAsia="黑体"/>
         </w:rPr>
         <w:t xml:space="preserve">的下端、接收管的集电极/阴极与比较器输入相连，作为</w:t>
       </w:r>
       <w:r>
+        <w:rPr>
+          <w:rFonts w:eastAsia="黑体"/>
+        </w:rPr>
         <w:t xml:space="preserve"> </w:t>
       </w:r>
       <m:oMath>
@@ -571,13 +651,13 @@
       </m:oMath>
       <w:r>
         <w:rPr>
-          <w:rFonts w:hint="eastAsia"/>
+          <w:rFonts w:hint="eastAsia" w:eastAsia="黑体"/>
         </w:rPr>
         <w:t xml:space="preserve">）；</w:t>
       </w:r>
       <w:r>
         <w:rPr>
-          <w:rFonts w:hint="eastAsia"/>
+          <w:rFonts w:hint="eastAsia" w:eastAsia="黑体"/>
           <w:b/>
           <w:bCs/>
         </w:rPr>
@@ -585,6 +665,7 @@
       </w:r>
       <w:r>
         <w:rPr>
+          <w:rFonts w:eastAsia="黑体"/>
           <w:b/>
           <w:bCs/>
         </w:rPr>
@@ -592,7 +673,7 @@
       </w:r>
       <w:r>
         <w:rPr>
-          <w:rFonts w:hint="eastAsia"/>
+          <w:rFonts w:hint="eastAsia" w:eastAsia="黑体"/>
           <w:b/>
           <w:bCs/>
         </w:rPr>
@@ -600,16 +681,19 @@
       </w:r>
       <w:r>
         <w:rPr>
-          <w:rFonts w:hint="eastAsia"/>
+          <w:rFonts w:hint="eastAsia" w:eastAsia="黑体"/>
         </w:rPr>
         <w:t xml:space="preserve">（接收管的发射极/阳极接地</w:t>
       </w:r>
       <w:r>
+        <w:rPr>
+          <w:rFonts w:eastAsia="黑体"/>
+        </w:rPr>
         <w:t xml:space="preserve"> </w:t>
       </w:r>
       <w:r>
         <w:rPr>
-          <w:rFonts w:hint="eastAsia"/>
+          <w:rFonts w:hint="eastAsia" w:eastAsia="黑体"/>
         </w:rPr>
         <w:t xml:space="preserve">GND）。</w:t>
       </w:r>
@@ -618,11 +702,14 @@
       <w:pPr/>
       <w:r>
         <w:rPr>
-          <w:rFonts w:hint="eastAsia"/>
+          <w:rFonts w:hint="eastAsia" w:eastAsia="黑体"/>
         </w:rPr>
         <w:t xml:space="preserve">各元件管脚连接：发射端</w:t>
       </w:r>
       <w:r>
+        <w:rPr>
+          <w:rFonts w:eastAsia="黑体"/>
+        </w:rPr>
         <w:t xml:space="preserve"> </w:t>
       </w:r>
       <m:oMath>
@@ -631,11 +718,14 @@
         </m:r>
       </m:oMath>
       <w:r>
+        <w:rPr>
+          <w:rFonts w:eastAsia="黑体"/>
+        </w:rPr>
         <w:t xml:space="preserve"> </w:t>
       </w:r>
       <w:r>
         <w:rPr>
-          <w:rFonts w:hint="eastAsia"/>
+          <w:rFonts w:hint="eastAsia" w:eastAsia="黑体"/>
         </w:rPr>
         <w:t xml:space="preserve">一端接节点①、另一端接节点②，</w:t>
       </w:r>
@@ -660,15 +750,21 @@
         </m:sSub>
       </m:oMath>
       <w:r>
+        <w:rPr>
+          <w:rFonts w:eastAsia="黑体"/>
+        </w:rPr>
         <w:t xml:space="preserve"> </w:t>
       </w:r>
       <w:r>
         <w:rPr>
-          <w:rFonts w:hint="eastAsia"/>
+          <w:rFonts w:hint="eastAsia" w:eastAsia="黑体"/>
         </w:rPr>
         <w:t xml:space="preserve">阳极接节点②、阴极接节点③；接收端</w:t>
       </w:r>
       <w:r>
+        <w:rPr>
+          <w:rFonts w:eastAsia="黑体"/>
+        </w:rPr>
         <w:t xml:space="preserve"> </w:t>
       </w:r>
       <m:oMath>
@@ -686,11 +782,14 @@
         </m:sSub>
       </m:oMath>
       <w:r>
+        <w:rPr>
+          <w:rFonts w:eastAsia="黑体"/>
+        </w:rPr>
         <w:t xml:space="preserve"> </w:t>
       </w:r>
       <w:r>
         <w:rPr>
-          <w:rFonts w:hint="eastAsia"/>
+          <w:rFonts w:hint="eastAsia" w:eastAsia="黑体"/>
         </w:rPr>
         <w:t xml:space="preserve">一端接节点④、另一端接节点⑤，</w:t>
       </w:r>
@@ -716,31 +815,37 @@
       </m:oMath>
       <w:r>
         <w:rPr>
-          <w:rFonts w:hint="eastAsia"/>
+          <w:rFonts w:hint="eastAsia" w:eastAsia="黑体"/>
         </w:rPr>
         <w:t xml:space="preserve">（光电三极管）集电极</w:t>
       </w:r>
       <w:r>
+        <w:rPr>
+          <w:rFonts w:eastAsia="黑体"/>
+        </w:rPr>
         <w:t xml:space="preserve"> C </w:t>
       </w:r>
       <w:r>
         <w:rPr>
-          <w:rFonts w:hint="eastAsia"/>
+          <w:rFonts w:hint="eastAsia" w:eastAsia="黑体"/>
         </w:rPr>
         <w:t xml:space="preserve">接节点⑤、发射极</w:t>
       </w:r>
       <w:r>
+        <w:rPr>
+          <w:rFonts w:eastAsia="黑体"/>
+        </w:rPr>
         <w:t xml:space="preserve"> E </w:t>
       </w:r>
       <w:r>
         <w:rPr>
-          <w:rFonts w:hint="eastAsia"/>
+          <w:rFonts w:hint="eastAsia" w:eastAsia="黑体"/>
         </w:rPr>
         <w:t xml:space="preserve">接节点⑥（若为光电二极管则阳极接节点⑥、阴极接节点⑤），</w:t>
       </w:r>
       <w:r>
         <w:rPr>
-          <w:rFonts w:hint="eastAsia"/>
+          <w:rFonts w:hint="eastAsia" w:eastAsia="黑体"/>
           <w:b/>
           <w:bCs/>
         </w:rPr>
@@ -748,7 +853,7 @@
       </w:r>
       <w:r>
         <w:rPr>
-          <w:rFonts w:hint="eastAsia"/>
+          <w:rFonts w:hint="eastAsia" w:eastAsia="黑体"/>
         </w:rPr>
         <w:t xml:space="preserve">输入接节点⑤。</w:t>
       </w:r>
@@ -757,20 +862,26 @@
       <w:pPr/>
       <w:r>
         <w:rPr>
-          <w:rFonts w:hint="eastAsia"/>
+          <w:rFonts w:hint="eastAsia" w:eastAsia="黑体"/>
         </w:rPr>
         <w:t xml:space="preserve">由此构成”红外发射限流驱动</w:t>
       </w:r>
       <w:r>
+        <w:rPr>
+          <w:rFonts w:eastAsia="黑体"/>
+        </w:rPr>
         <w:t xml:space="preserve"> + </w:t>
       </w:r>
       <w:r>
         <w:rPr>
-          <w:rFonts w:hint="eastAsia"/>
+          <w:rFonts w:hint="eastAsia" w:eastAsia="黑体"/>
         </w:rPr>
         <w:t xml:space="preserve">红外接收经</w:t>
       </w:r>
       <w:r>
+        <w:rPr>
+          <w:rFonts w:eastAsia="黑体"/>
+        </w:rPr>
         <w:t xml:space="preserve"> </w:t>
       </w:r>
       <m:oMath>
@@ -788,20 +899,26 @@
         </m:sSub>
       </m:oMath>
       <w:r>
+        <w:rPr>
+          <w:rFonts w:eastAsia="黑体"/>
+        </w:rPr>
         <w:t xml:space="preserve"> </w:t>
       </w:r>
       <w:r>
         <w:rPr>
-          <w:rFonts w:hint="eastAsia"/>
+          <w:rFonts w:hint="eastAsia" w:eastAsia="黑体"/>
         </w:rPr>
         <w:t xml:space="preserve">成压</w:t>
       </w:r>
       <w:r>
+        <w:rPr>
+          <w:rFonts w:eastAsia="黑体"/>
+        </w:rPr>
         <w:t xml:space="preserve"> + </w:t>
       </w:r>
       <w:r>
         <w:rPr>
-          <w:rFonts w:hint="eastAsia"/>
+          <w:rFonts w:hint="eastAsia" w:eastAsia="黑体"/>
         </w:rPr>
         <w:t xml:space="preserve">比较器阈值”的对射式开关组态，物体遮挡光路时接收信号骤降、比较器翻转输出，用于计数、报警与接近检测。</w:t>
       </w:r>
@@ -814,7 +931,7 @@
       </w:pPr>
       <w:r>
         <w:rPr>
-          <w:rFonts w:hint="eastAsia"/>
+          <w:rFonts w:hint="eastAsia" w:eastAsia="黑体"/>
         </w:rPr>
         <w:t xml:space="preserve">工作原理</w:t>
       </w:r>
@@ -825,16 +942,19 @@
       </w:pPr>
       <w:r>
         <w:rPr>
-          <w:rFonts w:hint="eastAsia"/>
+          <w:rFonts w:hint="eastAsia" w:eastAsia="黑体"/>
         </w:rPr>
         <w:t xml:space="preserve">红外</w:t>
       </w:r>
       <w:r>
+        <w:rPr>
+          <w:rFonts w:eastAsia="黑体"/>
+        </w:rPr>
         <w:t xml:space="preserve"> LED </w:t>
       </w:r>
       <w:r>
         <w:rPr>
-          <w:rFonts w:hint="eastAsia"/>
+          <w:rFonts w:hint="eastAsia" w:eastAsia="黑体"/>
         </w:rPr>
         <w:t xml:space="preserve">发射的红外光被接收管接收，接收管产生光电流并在负载电阻上形成电压；当物体遮断光路时接收信号骤降，比较器与阈值比较后翻转输出，从而判断有无物体。</w:t>
       </w:r>
@@ -847,7 +967,7 @@
       </w:pPr>
       <w:r>
         <w:rPr>
-          <w:rFonts w:hint="eastAsia"/>
+          <w:rFonts w:hint="eastAsia" w:eastAsia="黑体"/>
         </w:rPr>
         <w:t xml:space="preserve">关键计算公式</w:t>
       </w:r>
@@ -861,16 +981,19 @@
       </w:pPr>
       <w:r>
         <w:rPr>
-          <w:rFonts w:hint="eastAsia"/>
+          <w:rFonts w:hint="eastAsia" w:eastAsia="黑体"/>
         </w:rPr>
         <w:t xml:space="preserve">红外</w:t>
       </w:r>
       <w:r>
+        <w:rPr>
+          <w:rFonts w:eastAsia="黑体"/>
+        </w:rPr>
         <w:t xml:space="preserve"> LED </w:t>
       </w:r>
       <w:r>
         <w:rPr>
-          <w:rFonts w:hint="eastAsia"/>
+          <w:rFonts w:hint="eastAsia" w:eastAsia="黑体"/>
         </w:rPr>
         <w:t xml:space="preserve">限流：</w:t>
       </w:r>
@@ -966,7 +1089,7 @@
       </w:pPr>
       <w:r>
         <w:rPr>
-          <w:rFonts w:hint="eastAsia"/>
+          <w:rFonts w:hint="eastAsia" w:eastAsia="黑体"/>
         </w:rPr>
         <w:t xml:space="preserve">占空比与平均电流（调制发射）：</w:t>
       </w:r>
@@ -1044,7 +1167,7 @@
       </w:pPr>
       <w:r>
         <w:rPr>
-          <w:rFonts w:hint="eastAsia"/>
+          <w:rFonts w:hint="eastAsia" w:eastAsia="黑体"/>
         </w:rPr>
         <w:t xml:space="preserve">接收端输出电压：</w:t>
       </w:r>
@@ -1125,16 +1248,19 @@
       </w:pPr>
       <w:r>
         <w:rPr>
-          <w:rFonts w:hint="eastAsia"/>
+          <w:rFonts w:hint="eastAsia" w:eastAsia="黑体"/>
         </w:rPr>
         <w:t xml:space="preserve">脉冲调制频率（抗环境光干扰常用</w:t>
       </w:r>
       <w:r>
+        <w:rPr>
+          <w:rFonts w:eastAsia="黑体"/>
+        </w:rPr>
         <w:t xml:space="preserve"> 38 </w:t>
       </w:r>
       <w:r>
         <w:rPr>
-          <w:rFonts w:hint="eastAsia"/>
+          <w:rFonts w:hint="eastAsia" w:eastAsia="黑体"/>
         </w:rPr>
         <w:t xml:space="preserve">kHz）：</w:t>
       </w:r>
@@ -1222,7 +1348,7 @@
             </w:pPr>
             <w:r>
               <w:rPr>
-                <w:rFonts w:hint="eastAsia"/>
+                <w:rFonts w:hint="eastAsia" w:eastAsia="黑体"/>
               </w:rPr>
               <w:t xml:space="preserve">符号</w:t>
             </w:r>
@@ -1236,7 +1362,7 @@
             </w:pPr>
             <w:r>
               <w:rPr>
-                <w:rFonts w:hint="eastAsia"/>
+                <w:rFonts w:hint="eastAsia" w:eastAsia="黑体"/>
               </w:rPr>
               <w:t xml:space="preserve">含义</w:t>
             </w:r>
@@ -1250,7 +1376,7 @@
             </w:pPr>
             <w:r>
               <w:rPr>
-                <w:rFonts w:hint="eastAsia"/>
+                <w:rFonts w:hint="eastAsia" w:eastAsia="黑体"/>
               </w:rPr>
               <w:t xml:space="preserve">单位</w:t>
             </w:r>
@@ -1285,6 +1411,9 @@
               </m:sSub>
             </m:oMath>
             <w:r>
+              <w:rPr>
+                <w:rFonts w:eastAsia="黑体"/>
+              </w:rPr>
               <w:t xml:space="preserve">​</w:t>
             </w:r>
           </w:p>
@@ -1297,7 +1426,7 @@
             </w:pPr>
             <w:r>
               <w:rPr>
-                <w:rFonts w:hint="eastAsia"/>
+                <w:rFonts w:hint="eastAsia" w:eastAsia="黑体"/>
               </w:rPr>
               <w:t xml:space="preserve">发光管电流</w:t>
             </w:r>
@@ -1310,6 +1439,9 @@
               <w:pStyle w:val="Compact"/>
             </w:pPr>
             <w:r>
+              <w:rPr>
+                <w:rFonts w:eastAsia="黑体"/>
+              </w:rPr>
               <w:t xml:space="preserve">A</w:t>
             </w:r>
           </w:p>
@@ -1340,6 +1472,9 @@
               </m:sSub>
             </m:oMath>
             <w:r>
+              <w:rPr>
+                <w:rFonts w:eastAsia="黑体"/>
+              </w:rPr>
               <w:t xml:space="preserve">​</w:t>
             </w:r>
           </w:p>
@@ -1352,7 +1487,7 @@
             </w:pPr>
             <w:r>
               <w:rPr>
-                <w:rFonts w:hint="eastAsia"/>
+                <w:rFonts w:hint="eastAsia" w:eastAsia="黑体"/>
               </w:rPr>
               <w:t xml:space="preserve">电源电压</w:t>
             </w:r>
@@ -1365,6 +1500,9 @@
               <w:pStyle w:val="Compact"/>
             </w:pPr>
             <w:r>
+              <w:rPr>
+                <w:rFonts w:eastAsia="黑体"/>
+              </w:rPr>
               <w:t xml:space="preserve">V</w:t>
             </w:r>
           </w:p>
@@ -1392,6 +1530,9 @@
               </m:sSub>
             </m:oMath>
             <w:r>
+              <w:rPr>
+                <w:rFonts w:eastAsia="黑体"/>
+              </w:rPr>
               <w:t xml:space="preserve">​</w:t>
             </w:r>
           </w:p>
@@ -1404,7 +1545,7 @@
             </w:pPr>
             <w:r>
               <w:rPr>
-                <w:rFonts w:hint="eastAsia"/>
+                <w:rFonts w:hint="eastAsia" w:eastAsia="黑体"/>
               </w:rPr>
               <w:t xml:space="preserve">红外管正向压降</w:t>
             </w:r>
@@ -1417,6 +1558,9 @@
               <w:pStyle w:val="Compact"/>
             </w:pPr>
             <w:r>
+              <w:rPr>
+                <w:rFonts w:eastAsia="黑体"/>
+              </w:rPr>
               <w:t xml:space="preserve">V</w:t>
             </w:r>
           </w:p>
@@ -1435,6 +1579,9 @@
               </m:r>
             </m:oMath>
             <w:r>
+              <w:rPr>
+                <w:rFonts w:eastAsia="黑体"/>
+              </w:rPr>
               <w:t xml:space="preserve">​</w:t>
             </w:r>
           </w:p>
@@ -1447,7 +1594,7 @@
             </w:pPr>
             <w:r>
               <w:rPr>
-                <w:rFonts w:hint="eastAsia"/>
+                <w:rFonts w:hint="eastAsia" w:eastAsia="黑体"/>
               </w:rPr>
               <w:t xml:space="preserve">限流电阻</w:t>
             </w:r>
@@ -1460,6 +1607,9 @@
               <w:pStyle w:val="Compact"/>
             </w:pPr>
             <w:r>
+              <w:rPr>
+                <w:rFonts w:eastAsia="黑体"/>
+              </w:rPr>
               <w:t xml:space="preserve">Ω</w:t>
             </w:r>
           </w:p>
@@ -1478,6 +1628,9 @@
               </m:r>
             </m:oMath>
             <w:r>
+              <w:rPr>
+                <w:rFonts w:eastAsia="黑体"/>
+              </w:rPr>
               <w:t xml:space="preserve">​</w:t>
             </w:r>
           </w:p>
@@ -1490,7 +1643,7 @@
             </w:pPr>
             <w:r>
               <w:rPr>
-                <w:rFonts w:hint="eastAsia"/>
+                <w:rFonts w:hint="eastAsia" w:eastAsia="黑体"/>
               </w:rPr>
               <w:t xml:space="preserve">占空比</w:t>
             </w:r>
@@ -1503,6 +1656,9 @@
               <w:pStyle w:val="Compact"/>
             </w:pPr>
             <w:r>
+              <w:rPr>
+                <w:rFonts w:eastAsia="黑体"/>
+              </w:rPr>
               <w:t xml:space="preserve">—</w:t>
             </w:r>
           </w:p>
@@ -1530,6 +1686,9 @@
               </m:sSub>
             </m:oMath>
             <w:r>
+              <w:rPr>
+                <w:rFonts w:eastAsia="黑体"/>
+              </w:rPr>
               <w:t xml:space="preserve">​</w:t>
             </w:r>
           </w:p>
@@ -1542,7 +1701,7 @@
             </w:pPr>
             <w:r>
               <w:rPr>
-                <w:rFonts w:hint="eastAsia"/>
+                <w:rFonts w:hint="eastAsia" w:eastAsia="黑体"/>
               </w:rPr>
               <w:t xml:space="preserve">接收负载电阻</w:t>
             </w:r>
@@ -1555,6 +1714,9 @@
               <w:pStyle w:val="Compact"/>
             </w:pPr>
             <w:r>
+              <w:rPr>
+                <w:rFonts w:eastAsia="黑体"/>
+              </w:rPr>
               <w:t xml:space="preserve">Ω</w:t>
             </w:r>
           </w:p>
@@ -1569,7 +1731,7 @@
       </w:pPr>
       <w:r>
         <w:rPr>
-          <w:rFonts w:hint="eastAsia"/>
+          <w:rFonts w:hint="eastAsia" w:eastAsia="黑体"/>
         </w:rPr>
         <w:t xml:space="preserve">元件调整影响</w:t>
       </w:r>
@@ -1584,20 +1746,27 @@
       </w:pPr>
       <w:r>
         <w:rPr>
+          <w:rFonts w:eastAsia="黑体"/>
           <w:b/>
           <w:bCs/>
         </w:rPr>
         <w:t xml:space="preserve">R ↓</w:t>
       </w:r>
       <w:r>
+        <w:rPr>
+          <w:rFonts w:eastAsia="黑体"/>
+        </w:rPr>
         <w:t xml:space="preserve"> </w:t>
       </w:r>
       <w:r>
+        <w:rPr>
+          <w:rFonts w:eastAsia="黑体"/>
+        </w:rPr>
         <w:t xml:space="preserve">→ I_LED </w:t>
       </w:r>
       <w:r>
         <w:rPr>
-          <w:rFonts w:hint="eastAsia"/>
+          <w:rFonts w:hint="eastAsia" w:eastAsia="黑体"/>
         </w:rPr>
         <w:t xml:space="preserve">增大，发射更强、检测距离变远，但勿超过峰值电流。</w:t>
       </w:r>
@@ -1612,20 +1781,27 @@
       </w:pPr>
       <w:r>
         <w:rPr>
+          <w:rFonts w:eastAsia="黑体"/>
           <w:b/>
           <w:bCs/>
         </w:rPr>
         <w:t xml:space="preserve">R ↑</w:t>
       </w:r>
       <w:r>
+        <w:rPr>
+          <w:rFonts w:eastAsia="黑体"/>
+        </w:rPr>
         <w:t xml:space="preserve"> </w:t>
       </w:r>
       <w:r>
+        <w:rPr>
+          <w:rFonts w:eastAsia="黑体"/>
+        </w:rPr>
         <w:t xml:space="preserve">→ </w:t>
       </w:r>
       <w:r>
         <w:rPr>
-          <w:rFonts w:hint="eastAsia"/>
+          <w:rFonts w:hint="eastAsia" w:eastAsia="黑体"/>
         </w:rPr>
         <w:t xml:space="preserve">功耗降低，但检测距离变近。</w:t>
       </w:r>
@@ -1640,21 +1816,27 @@
       </w:pPr>
       <w:r>
         <w:rPr>
-          <w:rFonts w:hint="eastAsia"/>
+          <w:rFonts w:hint="eastAsia" w:eastAsia="黑体"/>
           <w:b/>
           <w:bCs/>
         </w:rPr>
         <w:t xml:space="preserve">调制频率/占空比调整</w:t>
       </w:r>
       <w:r>
+        <w:rPr>
+          <w:rFonts w:eastAsia="黑体"/>
+        </w:rPr>
         <w:t xml:space="preserve"> </w:t>
       </w:r>
       <w:r>
+        <w:rPr>
+          <w:rFonts w:eastAsia="黑体"/>
+        </w:rPr>
         <w:t xml:space="preserve">→ </w:t>
       </w:r>
       <w:r>
         <w:rPr>
-          <w:rFonts w:hint="eastAsia"/>
+          <w:rFonts w:hint="eastAsia" w:eastAsia="黑体"/>
         </w:rPr>
         <w:t xml:space="preserve">影响抗干扰能力与平均功耗。</w:t>
       </w:r>
@@ -1669,7 +1851,7 @@
       </w:pPr>
       <w:r>
         <w:rPr>
-          <w:rFonts w:hint="eastAsia"/>
+          <w:rFonts w:hint="eastAsia" w:eastAsia="黑体"/>
           <w:b/>
           <w:bCs/>
         </w:rPr>
@@ -1677,20 +1859,27 @@
       </w:r>
       <w:r>
         <w:rPr>
+          <w:rFonts w:eastAsia="黑体"/>
           <w:b/>
           <w:bCs/>
         </w:rPr>
         <w:t xml:space="preserve"> R_L ↑</w:t>
       </w:r>
       <w:r>
+        <w:rPr>
+          <w:rFonts w:eastAsia="黑体"/>
+        </w:rPr>
         <w:t xml:space="preserve"> </w:t>
       </w:r>
       <w:r>
+        <w:rPr>
+          <w:rFonts w:eastAsia="黑体"/>
+        </w:rPr>
         <w:t xml:space="preserve">→ </w:t>
       </w:r>
       <w:r>
         <w:rPr>
-          <w:rFonts w:hint="eastAsia"/>
+          <w:rFonts w:hint="eastAsia" w:eastAsia="黑体"/>
         </w:rPr>
         <w:t xml:space="preserve">灵敏度增大，但响应变慢、易误触发。</w:t>
       </w:r>
@@ -1703,7 +1892,7 @@
       </w:pPr>
       <w:r>
         <w:rPr>
-          <w:rFonts w:hint="eastAsia"/>
+          <w:rFonts w:hint="eastAsia" w:eastAsia="黑体"/>
         </w:rPr>
         <w:t xml:space="preserve">典型参数示例</w:t>
       </w:r>
@@ -1718,11 +1907,14 @@
       </w:pPr>
       <w:r>
         <w:rPr>
-          <w:rFonts w:hint="eastAsia"/>
+          <w:rFonts w:hint="eastAsia" w:eastAsia="黑体"/>
         </w:rPr>
         <w:t xml:space="preserve">取</w:t>
       </w:r>
       <w:r>
+        <w:rPr>
+          <w:rFonts w:eastAsia="黑体"/>
+        </w:rPr>
         <w:t xml:space="preserve"> </w:t>
       </w:r>
       <m:oMath>
@@ -1762,6 +1954,9 @@
         </m:r>
       </m:oMath>
       <w:r>
+        <w:rPr>
+          <w:rFonts w:eastAsia="黑体"/>
+        </w:rPr>
         <w:t xml:space="preserve">、</w:t>
       </w:r>
       <m:oMath>
@@ -1799,11 +1994,14 @@
       </m:oMath>
       <w:r>
         <w:rPr>
-          <w:rFonts w:hint="eastAsia"/>
+          <w:rFonts w:hint="eastAsia" w:eastAsia="黑体"/>
         </w:rPr>
         <w:t xml:space="preserve">、目标</w:t>
       </w:r>
       <w:r>
+        <w:rPr>
+          <w:rFonts w:eastAsia="黑体"/>
+        </w:rPr>
         <w:t xml:space="preserve"> </w:t>
       </w:r>
       <m:oMath>
@@ -1847,7 +2045,7 @@
       </m:oMath>
       <w:r>
         <w:rPr>
-          <w:rFonts w:hint="eastAsia"/>
+          <w:rFonts w:hint="eastAsia" w:eastAsia="黑体"/>
         </w:rPr>
         <w:t xml:space="preserve">：</w:t>
       </w:r>
@@ -1930,16 +2128,19 @@
       </m:oMath>
       <w:r>
         <w:rPr>
-          <w:rFonts w:hint="eastAsia"/>
+          <w:rFonts w:hint="eastAsia" w:eastAsia="黑体"/>
         </w:rPr>
         <w:t xml:space="preserve">（取</w:t>
       </w:r>
       <w:r>
+        <w:rPr>
+          <w:rFonts w:eastAsia="黑体"/>
+        </w:rPr>
         <w:t xml:space="preserve"> 200 Ω </w:t>
       </w:r>
       <w:r>
         <w:rPr>
-          <w:rFonts w:hint="eastAsia"/>
+          <w:rFonts w:hint="eastAsia" w:eastAsia="黑体"/>
         </w:rPr>
         <w:t xml:space="preserve">标准值）。</w:t>
       </w:r>
@@ -1954,11 +2155,14 @@
       </w:pPr>
       <w:r>
         <w:rPr>
-          <w:rFonts w:hint="eastAsia"/>
+          <w:rFonts w:hint="eastAsia" w:eastAsia="黑体"/>
         </w:rPr>
         <w:t xml:space="preserve">调制发射占空比</w:t>
       </w:r>
       <w:r>
+        <w:rPr>
+          <w:rFonts w:eastAsia="黑体"/>
+        </w:rPr>
         <w:t xml:space="preserve"> </w:t>
       </w:r>
       <m:oMath>
@@ -1976,11 +2180,14 @@
         </m:r>
       </m:oMath>
       <w:r>
+        <w:rPr>
+          <w:rFonts w:eastAsia="黑体"/>
+        </w:rPr>
         <w:t xml:space="preserve"> </w:t>
       </w:r>
       <w:r>
         <w:rPr>
-          <w:rFonts w:hint="eastAsia"/>
+          <w:rFonts w:hint="eastAsia" w:eastAsia="黑体"/>
         </w:rPr>
         <w:t xml:space="preserve">时：</w:t>
       </w:r>
@@ -2042,6 +2249,9 @@
         </m:r>
       </m:oMath>
       <w:r>
+        <w:rPr>
+          <w:rFonts w:eastAsia="黑体"/>
+        </w:rPr>
         <w:t xml:space="preserve">。</w:t>
       </w:r>
     </w:p>
@@ -2053,7 +2263,7 @@
       </w:pPr>
       <w:r>
         <w:rPr>
-          <w:rFonts w:hint="eastAsia"/>
+          <w:rFonts w:hint="eastAsia" w:eastAsia="黑体"/>
         </w:rPr>
         <w:t xml:space="preserve">常见器件型号</w:t>
       </w:r>
@@ -2068,16 +2278,19 @@
       </w:pPr>
       <w:r>
         <w:rPr>
-          <w:rFonts w:hint="eastAsia"/>
+          <w:rFonts w:hint="eastAsia" w:eastAsia="黑体"/>
         </w:rPr>
         <w:t xml:space="preserve">红外发射管：TSAL6200（950</w:t>
       </w:r>
       <w:r>
+        <w:rPr>
+          <w:rFonts w:eastAsia="黑体"/>
+        </w:rPr>
         <w:t xml:space="preserve"> </w:t>
       </w:r>
       <w:r>
         <w:rPr>
-          <w:rFonts w:hint="eastAsia"/>
+          <w:rFonts w:hint="eastAsia" w:eastAsia="黑体"/>
         </w:rPr>
         <w:t xml:space="preserve">nm）、IR333。</w:t>
       </w:r>
@@ -2092,16 +2305,19 @@
       </w:pPr>
       <w:r>
         <w:rPr>
-          <w:rFonts w:hint="eastAsia"/>
+          <w:rFonts w:hint="eastAsia" w:eastAsia="黑体"/>
         </w:rPr>
         <w:t xml:space="preserve">接收头：VS1838B、HS0038（38</w:t>
       </w:r>
       <w:r>
+        <w:rPr>
+          <w:rFonts w:eastAsia="黑体"/>
+        </w:rPr>
         <w:t xml:space="preserve"> kHz </w:t>
       </w:r>
       <w:r>
         <w:rPr>
-          <w:rFonts w:hint="eastAsia"/>
+          <w:rFonts w:hint="eastAsia" w:eastAsia="黑体"/>
         </w:rPr>
         <w:t xml:space="preserve">一体化接收头）。</w:t>
       </w:r>
@@ -2116,7 +2332,7 @@
       </w:pPr>
       <w:r>
         <w:rPr>
-          <w:rFonts w:hint="eastAsia"/>
+          <w:rFonts w:hint="eastAsia" w:eastAsia="黑体"/>
         </w:rPr>
         <w:t xml:space="preserve">比较器：LM393。</w:t>
       </w:r>
@@ -2129,7 +2345,7 @@
       </w:pPr>
       <w:r>
         <w:rPr>
-          <w:rFonts w:hint="eastAsia"/>
+          <w:rFonts w:hint="eastAsia" w:eastAsia="黑体"/>
         </w:rPr>
         <w:t xml:space="preserve">注意事项</w:t>
       </w:r>
@@ -2144,16 +2360,19 @@
       </w:pPr>
       <w:r>
         <w:rPr>
-          <w:rFonts w:hint="eastAsia"/>
+          <w:rFonts w:hint="eastAsia" w:eastAsia="黑体"/>
         </w:rPr>
         <w:t xml:space="preserve">采用</w:t>
       </w:r>
       <w:r>
+        <w:rPr>
+          <w:rFonts w:eastAsia="黑体"/>
+        </w:rPr>
         <w:t xml:space="preserve"> 38 kHz </w:t>
       </w:r>
       <w:r>
         <w:rPr>
-          <w:rFonts w:hint="eastAsia"/>
+          <w:rFonts w:hint="eastAsia" w:eastAsia="黑体"/>
         </w:rPr>
         <w:t xml:space="preserve">调制可有效抑制阳光、白炽灯等环境光干扰。</w:t>
       </w:r>
@@ -2168,7 +2387,7 @@
       </w:pPr>
       <w:r>
         <w:rPr>
-          <w:rFonts w:hint="eastAsia"/>
+          <w:rFonts w:hint="eastAsia" w:eastAsia="黑体"/>
         </w:rPr>
         <w:t xml:space="preserve">对射式响应快、距离远但对准要求高；易受高温物体红外辐射误触发。</w:t>
       </w:r>
@@ -2183,7 +2402,7 @@
       </w:pPr>
       <w:r>
         <w:rPr>
-          <w:rFonts w:hint="eastAsia"/>
+          <w:rFonts w:hint="eastAsia" w:eastAsia="黑体"/>
         </w:rPr>
         <w:t xml:space="preserve">发射管需限流，脉冲调制时注意峰值电流不超过器件额定值。</w:t>
       </w:r>
@@ -2198,7 +2417,7 @@
       </w:pPr>
       <w:r>
         <w:rPr>
-          <w:rFonts w:hint="eastAsia"/>
+          <w:rFonts w:hint="eastAsia" w:eastAsia="黑体"/>
         </w:rPr>
         <w:t xml:space="preserve">镜头脏污或误对准会导致灵敏度下降。</w:t>
       </w:r>
@@ -2211,7 +2430,7 @@
       </w:pPr>
       <w:r>
         <w:rPr>
-          <w:rFonts w:hint="eastAsia"/>
+          <w:rFonts w:hint="eastAsia" w:eastAsia="黑体"/>
         </w:rPr>
         <w:t xml:space="preserve">参考资料</w:t>
       </w:r>
@@ -2225,6 +2444,9 @@
         </w:numPr>
       </w:pPr>
       <w:r>
+        <w:rPr>
+          <w:rFonts w:eastAsia="黑体"/>
+        </w:rPr>
         <w:t xml:space="preserve">Wikipedia: Infrared。</w:t>
       </w:r>
     </w:p>
@@ -2238,7 +2460,7 @@
       </w:pPr>
       <w:r>
         <w:rPr>
-          <w:rFonts w:hint="eastAsia"/>
+          <w:rFonts w:hint="eastAsia" w:eastAsia="黑体"/>
         </w:rPr>
         <w:t xml:space="preserve">《传感器与检测技术》。</w:t>
       </w:r>
@@ -2252,11 +2474,11 @@
       </w:pPr>
       <w:r>
         <w:rPr>
-          <w:rFonts w:ascii="Times New Roman" w:hAnsi="Times New Roman"/>
+          <w:rFonts w:ascii="Times New Roman" w:hAnsi="Times New Roman" w:eastAsia="黑体"/>
           <w:color w:val="555555"/>
           <w:sz w:val="21"/>
         </w:rPr>
-        <w:t>材料收集者：杜文杰</w:t>
+        <w:t>材料收集者：杜文杰，WX手机：19519196569，QQ:3478827729</w:t>
       </w:r>
     </w:p>
     <w:sectPr>
@@ -2276,7 +2498,7 @@
 </file>
 
 <file path=word/footer1.xml><?xml version="1.0" encoding="utf-8"?>
-<w:ftr xmlns:m="http://schemas.openxmlformats.org/officeDocument/2006/math" xmlns:mc="http://schemas.openxmlformats.org/markup-compatibility/2006" xmlns:mo="http://schemas.microsoft.com/office/mac/office/2008/main" xmlns:mv="urn:schemas-microsoft-com:mac:vml" xmlns:o="urn:schemas-microsoft-com:office:office" xmlns:r="http://schemas.openxmlformats.org/officeDocument/2006/relationships" xmlns:v="urn:schemas-microsoft-com:vml" xmlns:w10="urn:schemas-microsoft-com:office:word" xmlns:w14="http://schemas.microsoft.com/office/word/2010/wordml" xmlns:w="http://schemas.openxmlformats.org/wordprocessingml/2006/main" xmlns:wne="http://schemas.microsoft.com/office/word/2006/wordml" xmlns:wp14="http://schemas.microsoft.com/office/word/2010/wordprocessingDrawing" xmlns:wp="http://schemas.openxmlformats.org/drawingml/2006/wordprocessingDrawing" xmlns:wpc="http://schemas.microsoft.com/office/word/2010/wordprocessingCanvas" xmlns:wpg="http://schemas.microsoft.com/office/word/2010/wordprocessingGroup" xmlns:wpi="http://schemas.microsoft.com/office/word/2010/wordprocessingInk" xmlns:wps="http://schemas.microsoft.com/office/word/2010/wordprocessingShape" mc:Ignorable="w14 wp14">
+<w:ftr xmlns:mc="http://schemas.openxmlformats.org/markup-compatibility/2006" xmlns:w="http://schemas.openxmlformats.org/wordprocessingml/2006/main" xmlns:m="http://schemas.openxmlformats.org/officeDocument/2006/math" xmlns:mo="http://schemas.microsoft.com/office/mac/office/2008/main" xmlns:mv="urn:schemas-microsoft-com:mac:vml" xmlns:o="urn:schemas-microsoft-com:office:office" xmlns:r="http://schemas.openxmlformats.org/officeDocument/2006/relationships" xmlns:v="urn:schemas-microsoft-com:vml" xmlns:w10="urn:schemas-microsoft-com:office:word" xmlns:w14="http://schemas.microsoft.com/office/word/2010/wordml" xmlns:wne="http://schemas.microsoft.com/office/word/2006/wordml" xmlns:wp14="http://schemas.microsoft.com/office/word/2010/wordprocessingDrawing" xmlns:wp="http://schemas.openxmlformats.org/drawingml/2006/wordprocessingDrawing" xmlns:wpc="http://schemas.microsoft.com/office/word/2010/wordprocessingCanvas" xmlns:wpg="http://schemas.microsoft.com/office/word/2010/wordprocessingGroup" xmlns:wpi="http://schemas.microsoft.com/office/word/2010/wordprocessingInk" xmlns:wps="http://schemas.microsoft.com/office/word/2010/wordprocessingShape" mc:Ignorable="w14 wp14">
   <w:p>
     <w:pPr>
       <w:pStyle w:val="Footer"/>
@@ -2284,12 +2506,14 @@
     </w:pPr>
     <w:r>
       <w:rPr>
+        <w:rFonts w:eastAsia="黑体"/>
         <w:sz w:val="18"/>
       </w:rPr>
       <w:t xml:space="preserve">第 </w:t>
     </w:r>
     <w:r>
       <w:rPr>
+        <w:rFonts w:eastAsia="黑体"/>
         <w:sz w:val="18"/>
       </w:rPr>
       <w:fldChar w:fldCharType="begin"/>
@@ -2298,6 +2522,7 @@
     </w:r>
     <w:r>
       <w:rPr>
+        <w:rFonts w:eastAsia="黑体"/>
         <w:sz w:val="18"/>
       </w:rPr>
       <w:t xml:space="preserve"> 页</w:t>
@@ -2311,6 +2536,9 @@
   <w:footnote w:type="continuationSeparator" w:id="0">
     <w:p>
       <w:r>
+        <w:rPr>
+          <w:rFonts w:eastAsia="黑体"/>
+        </w:rPr>
         <w:continuationSeparator/>
       </w:r>
     </w:p>
@@ -2318,6 +2546,9 @@
   <w:footnote w:type="separator" w:id="-1">
     <w:p>
       <w:r>
+        <w:rPr>
+          <w:rFonts w:eastAsia="黑体"/>
+        </w:rPr>
         <w:separator/>
       </w:r>
     </w:p>
@@ -2326,7 +2557,7 @@
 </file>
 
 <file path=word/header1.xml><?xml version="1.0" encoding="utf-8"?>
-<w:hdr xmlns:m="http://schemas.openxmlformats.org/officeDocument/2006/math" xmlns:mc="http://schemas.openxmlformats.org/markup-compatibility/2006" xmlns:mo="http://schemas.microsoft.com/office/mac/office/2008/main" xmlns:mv="urn:schemas-microsoft-com:mac:vml" xmlns:o="urn:schemas-microsoft-com:office:office" xmlns:r="http://schemas.openxmlformats.org/officeDocument/2006/relationships" xmlns:v="urn:schemas-microsoft-com:vml" xmlns:w10="urn:schemas-microsoft-com:office:word" xmlns:w14="http://schemas.microsoft.com/office/word/2010/wordml" xmlns:w="http://schemas.openxmlformats.org/wordprocessingml/2006/main" xmlns:wne="http://schemas.microsoft.com/office/word/2006/wordml" xmlns:wp14="http://schemas.microsoft.com/office/word/2010/wordprocessingDrawing" xmlns:wp="http://schemas.openxmlformats.org/drawingml/2006/wordprocessingDrawing" xmlns:wpc="http://schemas.microsoft.com/office/word/2010/wordprocessingCanvas" xmlns:wpg="http://schemas.microsoft.com/office/word/2010/wordprocessingGroup" xmlns:wpi="http://schemas.microsoft.com/office/word/2010/wordprocessingInk" xmlns:wps="http://schemas.microsoft.com/office/word/2010/wordprocessingShape" mc:Ignorable="w14 wp14">
+<w:hdr xmlns:mc="http://schemas.openxmlformats.org/markup-compatibility/2006" xmlns:w="http://schemas.openxmlformats.org/wordprocessingml/2006/main" xmlns:m="http://schemas.openxmlformats.org/officeDocument/2006/math" xmlns:mo="http://schemas.microsoft.com/office/mac/office/2008/main" xmlns:mv="urn:schemas-microsoft-com:mac:vml" xmlns:o="urn:schemas-microsoft-com:office:office" xmlns:r="http://schemas.openxmlformats.org/officeDocument/2006/relationships" xmlns:v="urn:schemas-microsoft-com:vml" xmlns:w10="urn:schemas-microsoft-com:office:word" xmlns:w14="http://schemas.microsoft.com/office/word/2010/wordml" xmlns:wne="http://schemas.microsoft.com/office/word/2006/wordml" xmlns:wp14="http://schemas.microsoft.com/office/word/2010/wordprocessingDrawing" xmlns:wp="http://schemas.openxmlformats.org/drawingml/2006/wordprocessingDrawing" xmlns:wpc="http://schemas.microsoft.com/office/word/2010/wordprocessingCanvas" xmlns:wpg="http://schemas.microsoft.com/office/word/2010/wordprocessingGroup" xmlns:wpi="http://schemas.microsoft.com/office/word/2010/wordprocessingInk" xmlns:wps="http://schemas.microsoft.com/office/word/2010/wordprocessingShape" mc:Ignorable="w14 wp14">
   <w:p>
     <w:pPr>
       <w:pStyle w:val="Header"/>
@@ -2334,7 +2565,7 @@
     </w:pPr>
     <w:r>
       <w:rPr>
-        <w:rFonts w:ascii="Times New Roman" w:hAnsi="Times New Roman"/>
+        <w:rFonts w:ascii="Times New Roman" w:hAnsi="Times New Roman" w:eastAsia="黑体"/>
         <w:sz w:val="18"/>
         <w:rFonts w:eastAsia="黑体"/>
         <w:rFonts w:eastAsia="黑体"/>
@@ -2346,7 +2577,7 @@
 </file>
 
 <file path=word/numbering.xml><?xml version="1.0" encoding="utf-8"?>
-<w:numbering xmlns:m="http://schemas.openxmlformats.org/officeDocument/2006/math" xmlns:mc="http://schemas.openxmlformats.org/markup-compatibility/2006" xmlns:mo="http://schemas.microsoft.com/office/mac/office/2008/main" xmlns:mv="urn:schemas-microsoft-com:mac:vml" xmlns:o="urn:schemas-microsoft-com:office:office" xmlns:r="http://schemas.openxmlformats.org/officeDocument/2006/relationships" xmlns:v="urn:schemas-microsoft-com:vml" xmlns:w="http://schemas.openxmlformats.org/wordprocessingml/2006/main" xmlns:w10="urn:schemas-microsoft-com:office:word" xmlns:w14="http://schemas.microsoft.com/office/word/2010/wordml" xmlns:wne="http://schemas.microsoft.com/office/word/2006/wordml" xmlns:wp="http://schemas.openxmlformats.org/drawingml/2006/wordprocessingDrawing" xmlns:wp14="http://schemas.microsoft.com/office/word/2010/wordprocessingDrawing" xmlns:wpc="http://schemas.microsoft.com/office/word/2010/wordprocessingCanvas" xmlns:wpg="http://schemas.microsoft.com/office/word/2010/wordprocessingGroup" xmlns:wpi="http://schemas.microsoft.com/office/word/2010/wordprocessingInk" xmlns:wps="http://schemas.microsoft.com/office/word/2010/wordprocessingShape" mc:Ignorable="w14 wp14">
+<w:numbering xmlns:mc="http://schemas.openxmlformats.org/markup-compatibility/2006" xmlns:w="http://schemas.openxmlformats.org/wordprocessingml/2006/main" xmlns:m="http://schemas.openxmlformats.org/officeDocument/2006/math" xmlns:mo="http://schemas.microsoft.com/office/mac/office/2008/main" xmlns:mv="urn:schemas-microsoft-com:mac:vml" xmlns:o="urn:schemas-microsoft-com:office:office" xmlns:r="http://schemas.openxmlformats.org/officeDocument/2006/relationships" xmlns:v="urn:schemas-microsoft-com:vml" xmlns:w10="urn:schemas-microsoft-com:office:word" xmlns:w14="http://schemas.microsoft.com/office/word/2010/wordml" xmlns:wne="http://schemas.microsoft.com/office/word/2006/wordml" xmlns:wp="http://schemas.openxmlformats.org/drawingml/2006/wordprocessingDrawing" xmlns:wp14="http://schemas.microsoft.com/office/word/2010/wordprocessingDrawing" xmlns:wpc="http://schemas.microsoft.com/office/word/2010/wordprocessingCanvas" xmlns:wpg="http://schemas.microsoft.com/office/word/2010/wordprocessingGroup" xmlns:wpi="http://schemas.microsoft.com/office/word/2010/wordprocessingInk" xmlns:wps="http://schemas.microsoft.com/office/word/2010/wordprocessingShape" mc:Ignorable="w14 wp14">
   <w:abstractNum w:abstractNumId="0">
     <w:nsid w:val="FFFFFF7C"/>
     <w:multiLevelType w:val="singleLevel"/>
@@ -2433,7 +2664,7 @@
         <w:ind w:hanging="360" w:left="1440"/>
       </w:pPr>
       <w:rPr>
-        <w:rFonts w:ascii="Symbol" w:hAnsi="Symbol" w:hint="default"/>
+        <w:rFonts w:ascii="Symbol" w:hAnsi="Symbol" w:hint="default" w:eastAsia="黑体"/>
       </w:rPr>
     </w:lvl>
   </w:abstractNum>
@@ -2454,7 +2685,7 @@
         <w:ind w:hanging="360" w:left="1080"/>
       </w:pPr>
       <w:rPr>
-        <w:rFonts w:ascii="Symbol" w:hAnsi="Symbol" w:hint="default"/>
+        <w:rFonts w:ascii="Symbol" w:hAnsi="Symbol" w:hint="default" w:eastAsia="黑体"/>
       </w:rPr>
     </w:lvl>
   </w:abstractNum>
@@ -2475,7 +2706,7 @@
         <w:ind w:hanging="360" w:left="720"/>
       </w:pPr>
       <w:rPr>
-        <w:rFonts w:ascii="Symbol" w:hAnsi="Symbol" w:hint="default"/>
+        <w:rFonts w:ascii="Symbol" w:hAnsi="Symbol" w:hint="default" w:eastAsia="黑体"/>
       </w:rPr>
     </w:lvl>
   </w:abstractNum>
@@ -2514,7 +2745,7 @@
         <w:ind w:hanging="360" w:left="360"/>
       </w:pPr>
       <w:rPr>
-        <w:rFonts w:ascii="Symbol" w:hAnsi="Symbol" w:hint="default"/>
+        <w:rFonts w:ascii="Symbol" w:hAnsi="Symbol" w:hint="default" w:eastAsia="黑体"/>
       </w:rPr>
     </w:lvl>
   </w:abstractNum>
@@ -2605,7 +2836,7 @@
         <w:ind w:left="720" w:hanging="360"/>
       </w:pPr>
       <w:rPr>
-        <w:rFonts w:ascii="Symbol" w:hAnsi="Symbol" w:cs="Symbol" w:hint="default"/>
+        <w:rFonts w:ascii="Symbol" w:hAnsi="Symbol" w:cs="Symbol" w:hint="default" w:eastAsia="黑体"/>
       </w:rPr>
     </w:lvl>
     <w:lvl w:ilvl="1">
@@ -2616,7 +2847,7 @@
         <w:ind w:left="1440" w:hanging="360"/>
       </w:pPr>
       <w:rPr>
-        <w:rFonts w:ascii="Courier New" w:hAnsi="Courier New" w:cs="Courier New" w:hint="default"/>
+        <w:rFonts w:ascii="Courier New" w:hAnsi="Courier New" w:cs="Courier New" w:hint="default" w:eastAsia="黑体"/>
       </w:rPr>
     </w:lvl>
     <w:lvl w:ilvl="2">
@@ -2627,7 +2858,7 @@
         <w:ind w:left="2160" w:hanging="360"/>
       </w:pPr>
       <w:rPr>
-        <w:rFonts w:ascii="Wingdings" w:hAnsi="Wingdings" w:cs="Wingdings" w:hint="default"/>
+        <w:rFonts w:ascii="Wingdings" w:hAnsi="Wingdings" w:cs="Wingdings" w:hint="default" w:eastAsia="黑体"/>
       </w:rPr>
     </w:lvl>
     <w:lvl w:ilvl="3">
@@ -2638,7 +2869,7 @@
         <w:ind w:left="2880" w:hanging="360"/>
       </w:pPr>
       <w:rPr>
-        <w:rFonts w:ascii="Symbol" w:hAnsi="Symbol" w:cs="Symbol" w:hint="default"/>
+        <w:rFonts w:ascii="Symbol" w:hAnsi="Symbol" w:cs="Symbol" w:hint="default" w:eastAsia="黑体"/>
       </w:rPr>
     </w:lvl>
     <w:lvl w:ilvl="4">
@@ -2649,7 +2880,7 @@
         <w:ind w:left="3600" w:hanging="360"/>
       </w:pPr>
       <w:rPr>
-        <w:rFonts w:ascii="Courier New" w:hAnsi="Courier New" w:cs="Courier New" w:hint="default"/>
+        <w:rFonts w:ascii="Courier New" w:hAnsi="Courier New" w:cs="Courier New" w:hint="default" w:eastAsia="黑体"/>
       </w:rPr>
     </w:lvl>
     <w:lvl w:ilvl="5">
@@ -2660,7 +2891,7 @@
         <w:ind w:left="4320" w:hanging="360"/>
       </w:pPr>
       <w:rPr>
-        <w:rFonts w:ascii="Wingdings" w:hAnsi="Wingdings" w:cs="Wingdings" w:hint="default"/>
+        <w:rFonts w:ascii="Wingdings" w:hAnsi="Wingdings" w:cs="Wingdings" w:hint="default" w:eastAsia="黑体"/>
       </w:rPr>
     </w:lvl>
     <w:lvl w:ilvl="6">
@@ -2671,7 +2902,7 @@
         <w:ind w:left="5040" w:hanging="360"/>
       </w:pPr>
       <w:rPr>
-        <w:rFonts w:ascii="Symbol" w:hAnsi="Symbol" w:cs="Symbol" w:hint="default"/>
+        <w:rFonts w:ascii="Symbol" w:hAnsi="Symbol" w:cs="Symbol" w:hint="default" w:eastAsia="黑体"/>
       </w:rPr>
     </w:lvl>
     <w:lvl w:ilvl="7">
@@ -2682,7 +2913,7 @@
         <w:ind w:left="5760" w:hanging="360"/>
       </w:pPr>
       <w:rPr>
-        <w:rFonts w:ascii="Courier New" w:hAnsi="Courier New" w:cs="Courier New" w:hint="default"/>
+        <w:rFonts w:ascii="Courier New" w:hAnsi="Courier New" w:cs="Courier New" w:hint="default" w:eastAsia="黑体"/>
       </w:rPr>
     </w:lvl>
     <w:lvl w:ilvl="8">
@@ -2693,7 +2924,7 @@
         <w:ind w:left="6480" w:hanging="360"/>
       </w:pPr>
       <w:rPr>
-        <w:rFonts w:ascii="Wingdings" w:hAnsi="Wingdings" w:cs="Wingdings" w:hint="default"/>
+        <w:rFonts w:ascii="Wingdings" w:hAnsi="Wingdings" w:cs="Wingdings" w:hint="default" w:eastAsia="黑体"/>
       </w:rPr>
     </w:lvl>
   </w:abstractNum>
@@ -2749,11 +2980,11 @@
 </file>
 
 <file path=word/styles.xml><?xml version="1.0" encoding="utf-8"?>
-<w:styles xmlns:mc="http://schemas.openxmlformats.org/markup-compatibility/2006" xmlns:r="http://schemas.openxmlformats.org/officeDocument/2006/relationships" xmlns:w="http://schemas.openxmlformats.org/wordprocessingml/2006/main" xmlns:w14="http://schemas.microsoft.com/office/word/2010/wordml" mc:Ignorable="w14">
+<w:styles xmlns:mc="http://schemas.openxmlformats.org/markup-compatibility/2006" xmlns:w="http://schemas.openxmlformats.org/wordprocessingml/2006/main" xmlns:r="http://schemas.openxmlformats.org/officeDocument/2006/relationships" xmlns:w14="http://schemas.microsoft.com/office/word/2010/wordml" mc:Ignorable="w14">
   <w:docDefaults>
     <w:rPrDefault>
       <w:rPr>
-        <w:rFonts w:asciiTheme="minorHAnsi" w:cstheme="minorBidi" w:eastAsiaTheme="minorEastAsia" w:hAnsiTheme="minorHAnsi"/>
+        <w:rFonts w:asciiTheme="minorHAnsi" w:cstheme="minorBidi" w:hAnsiTheme="minorHAnsi" w:eastAsia="黑体"/>
         <w:sz w:val="22"/>
         <w:szCs w:val="22"/>
         <w:lang w:bidi="ar-SA" w:eastAsia="en-US" w:val="en-US"/>
@@ -2975,7 +3206,7 @@
       <w:outlineLvl w:val="0"/>
     </w:pPr>
     <w:rPr>
-      <w:rFonts w:ascii="Times New Roman" w:asciiTheme="majorHAnsi" w:cstheme="majorBidi" w:eastAsia="黑体" w:eastAsiaTheme="majorEastAsia" w:hAnsi="Times New Roman" w:hAnsiTheme="majorHAnsi"/>
+      <w:rFonts w:ascii="Times New Roman" w:asciiTheme="majorHAnsi" w:cstheme="majorBidi" w:eastAsia="黑体" w:hAnsi="Times New Roman" w:hAnsiTheme="majorHAnsi"/>
       <w:b/>
       <w:bCs/>
       <w:color w:val="1F3864"/>
@@ -2999,7 +3230,7 @@
       <w:outlineLvl w:val="1"/>
     </w:pPr>
     <w:rPr>
-      <w:rFonts w:ascii="Times New Roman" w:asciiTheme="majorHAnsi" w:cstheme="majorBidi" w:eastAsia="黑体" w:eastAsiaTheme="majorEastAsia" w:hAnsi="Times New Roman" w:hAnsiTheme="majorHAnsi"/>
+      <w:rFonts w:ascii="Times New Roman" w:asciiTheme="majorHAnsi" w:cstheme="majorBidi" w:eastAsia="黑体" w:hAnsi="Times New Roman" w:hAnsiTheme="majorHAnsi"/>
       <w:b/>
       <w:bCs/>
       <w:color w:val="2E4E7E"/>
@@ -3023,7 +3254,7 @@
       <w:outlineLvl w:val="2"/>
     </w:pPr>
     <w:rPr>
-      <w:rFonts w:ascii="Times New Roman" w:asciiTheme="majorHAnsi" w:cstheme="majorBidi" w:eastAsia="黑体" w:eastAsiaTheme="majorEastAsia" w:hAnsi="Times New Roman" w:hAnsiTheme="majorHAnsi"/>
+      <w:rFonts w:ascii="Times New Roman" w:asciiTheme="majorHAnsi" w:cstheme="majorBidi" w:eastAsia="黑体" w:hAnsi="Times New Roman" w:hAnsiTheme="majorHAnsi"/>
       <w:b/>
       <w:bCs/>
       <w:color w:val="2E4E7E"/>
@@ -3047,7 +3278,7 @@
       <w:outlineLvl w:val="3"/>
     </w:pPr>
     <w:rPr>
-      <w:rFonts w:ascii="Times New Roman" w:asciiTheme="majorHAnsi" w:cstheme="majorBidi" w:eastAsia="黑体" w:eastAsiaTheme="majorEastAsia" w:hAnsi="Times New Roman" w:hAnsiTheme="majorHAnsi"/>
+      <w:rFonts w:ascii="Times New Roman" w:asciiTheme="majorHAnsi" w:cstheme="majorBidi" w:eastAsia="黑体" w:hAnsi="Times New Roman" w:hAnsiTheme="majorHAnsi"/>
       <w:b/>
       <w:bCs/>
       <w:i/>
@@ -3073,7 +3304,7 @@
       <w:outlineLvl w:val="4"/>
     </w:pPr>
     <w:rPr>
-      <w:rFonts w:ascii="Times New Roman" w:asciiTheme="majorHAnsi" w:cstheme="majorBidi" w:eastAsia="黑体" w:eastAsiaTheme="majorEastAsia" w:hAnsi="Times New Roman" w:hAnsiTheme="majorHAnsi"/>
+      <w:rFonts w:ascii="Times New Roman" w:asciiTheme="majorHAnsi" w:cstheme="majorBidi" w:eastAsia="黑体" w:hAnsi="Times New Roman" w:hAnsiTheme="majorHAnsi"/>
       <w:b/>
       <w:color w:val="333333"/>
       <w:sz w:val="22"/>
@@ -3096,7 +3327,7 @@
       <w:outlineLvl w:val="5"/>
     </w:pPr>
     <w:rPr>
-      <w:rFonts w:asciiTheme="majorHAnsi" w:cstheme="majorBidi" w:eastAsiaTheme="majorEastAsia" w:hAnsiTheme="majorHAnsi"/>
+      <w:rFonts w:asciiTheme="majorHAnsi" w:cstheme="majorBidi" w:hAnsiTheme="majorHAnsi" w:eastAsia="黑体"/>
       <w:i/>
       <w:iCs/>
       <w:color w:themeColor="accent1" w:themeShade="7F" w:val="243F60"/>
@@ -3119,7 +3350,7 @@
       <w:outlineLvl w:val="6"/>
     </w:pPr>
     <w:rPr>
-      <w:rFonts w:asciiTheme="majorHAnsi" w:cstheme="majorBidi" w:eastAsiaTheme="majorEastAsia" w:hAnsiTheme="majorHAnsi"/>
+      <w:rFonts w:asciiTheme="majorHAnsi" w:cstheme="majorBidi" w:hAnsiTheme="majorHAnsi" w:eastAsia="黑体"/>
       <w:i/>
       <w:iCs/>
       <w:color w:themeColor="text1" w:themeTint="BF" w:val="404040"/>
@@ -3142,7 +3373,7 @@
       <w:outlineLvl w:val="7"/>
     </w:pPr>
     <w:rPr>
-      <w:rFonts w:asciiTheme="majorHAnsi" w:cstheme="majorBidi" w:eastAsiaTheme="majorEastAsia" w:hAnsiTheme="majorHAnsi"/>
+      <w:rFonts w:asciiTheme="majorHAnsi" w:cstheme="majorBidi" w:hAnsiTheme="majorHAnsi" w:eastAsia="黑体"/>
       <w:color w:themeColor="accent1" w:val="4F81BD"/>
       <w:sz w:val="20"/>
       <w:szCs w:val="20"/>
@@ -3165,7 +3396,7 @@
       <w:outlineLvl w:val="8"/>
     </w:pPr>
     <w:rPr>
-      <w:rFonts w:asciiTheme="majorHAnsi" w:cstheme="majorBidi" w:eastAsiaTheme="majorEastAsia" w:hAnsiTheme="majorHAnsi"/>
+      <w:rFonts w:asciiTheme="majorHAnsi" w:cstheme="majorBidi" w:hAnsiTheme="majorHAnsi" w:eastAsia="黑体"/>
       <w:i/>
       <w:iCs/>
       <w:color w:themeColor="text1" w:themeTint="BF" w:val="404040"/>
@@ -3216,7 +3447,7 @@
     <w:uiPriority w:val="9"/>
     <w:rsid w:val="00FC693F"/>
     <w:rPr>
-      <w:rFonts w:asciiTheme="majorHAnsi" w:cstheme="majorBidi" w:eastAsiaTheme="majorEastAsia" w:hAnsiTheme="majorHAnsi"/>
+      <w:rFonts w:asciiTheme="majorHAnsi" w:cstheme="majorBidi" w:hAnsiTheme="majorHAnsi" w:eastAsia="黑体"/>
       <w:b/>
       <w:bCs/>
       <w:color w:themeColor="accent1" w:themeShade="BF" w:val="365F91"/>
@@ -3231,7 +3462,7 @@
     <w:uiPriority w:val="9"/>
     <w:rsid w:val="00FC693F"/>
     <w:rPr>
-      <w:rFonts w:asciiTheme="majorHAnsi" w:cstheme="majorBidi" w:eastAsiaTheme="majorEastAsia" w:hAnsiTheme="majorHAnsi"/>
+      <w:rFonts w:asciiTheme="majorHAnsi" w:cstheme="majorBidi" w:hAnsiTheme="majorHAnsi" w:eastAsia="黑体"/>
       <w:b/>
       <w:bCs/>
       <w:color w:themeColor="accent1" w:val="4F81BD"/>
@@ -3246,7 +3477,7 @@
     <w:uiPriority w:val="9"/>
     <w:rsid w:val="00FC693F"/>
     <w:rPr>
-      <w:rFonts w:asciiTheme="majorHAnsi" w:cstheme="majorBidi" w:eastAsiaTheme="majorEastAsia" w:hAnsiTheme="majorHAnsi"/>
+      <w:rFonts w:asciiTheme="majorHAnsi" w:cstheme="majorBidi" w:hAnsiTheme="majorHAnsi" w:eastAsia="黑体"/>
       <w:b/>
       <w:bCs/>
       <w:color w:themeColor="accent1" w:val="4F81BD"/>
@@ -3269,7 +3500,7 @@
       <w:contextualSpacing/>
     </w:pPr>
     <w:rPr>
-      <w:rFonts w:ascii="Times New Roman" w:asciiTheme="majorHAnsi" w:cstheme="majorBidi" w:eastAsia="黑体" w:eastAsiaTheme="majorEastAsia" w:hAnsi="Times New Roman" w:hAnsiTheme="majorHAnsi"/>
+      <w:rFonts w:ascii="Times New Roman" w:asciiTheme="majorHAnsi" w:cstheme="majorBidi" w:eastAsia="黑体" w:hAnsi="Times New Roman" w:hAnsiTheme="majorHAnsi"/>
       <w:b/>
       <w:color w:val="1F3864"/>
       <w:spacing w:val="5"/>
@@ -3285,7 +3516,7 @@
     <w:uiPriority w:val="10"/>
     <w:rsid w:val="00FC693F"/>
     <w:rPr>
-      <w:rFonts w:asciiTheme="majorHAnsi" w:cstheme="majorBidi" w:eastAsiaTheme="majorEastAsia" w:hAnsiTheme="majorHAnsi"/>
+      <w:rFonts w:asciiTheme="majorHAnsi" w:cstheme="majorBidi" w:hAnsiTheme="majorHAnsi" w:eastAsia="黑体"/>
       <w:color w:themeColor="text2" w:themeShade="BF" w:val="17365D"/>
       <w:spacing w:val="5"/>
       <w:kern w:val="28"/>
@@ -3307,7 +3538,7 @@
       </w:numPr>
     </w:pPr>
     <w:rPr>
-      <w:rFonts w:asciiTheme="majorHAnsi" w:cstheme="majorBidi" w:eastAsiaTheme="majorEastAsia" w:hAnsiTheme="majorHAnsi"/>
+      <w:rFonts w:asciiTheme="majorHAnsi" w:cstheme="majorBidi" w:hAnsiTheme="majorHAnsi" w:eastAsia="黑体"/>
       <w:i/>
       <w:iCs/>
       <w:color w:themeColor="accent1" w:val="4F81BD"/>
@@ -3323,7 +3554,7 @@
     <w:uiPriority w:val="11"/>
     <w:rsid w:val="00FC693F"/>
     <w:rPr>
-      <w:rFonts w:asciiTheme="majorHAnsi" w:cstheme="majorBidi" w:eastAsiaTheme="majorEastAsia" w:hAnsiTheme="majorHAnsi"/>
+      <w:rFonts w:asciiTheme="majorHAnsi" w:cstheme="majorBidi" w:hAnsiTheme="majorHAnsi" w:eastAsia="黑体"/>
       <w:i/>
       <w:iCs/>
       <w:color w:themeColor="accent1" w:val="4F81BD"/>
@@ -3390,6 +3621,7 @@
       <w:spacing w:after="120"/>
     </w:pPr>
     <w:rPr>
+      <w:rFonts w:eastAsia="黑体"/>
       <w:sz w:val="16"/>
       <w:szCs w:val="16"/>
     </w:rPr>
@@ -3401,6 +3633,7 @@
     <w:uiPriority w:val="99"/>
     <w:rsid w:val="00AA1D8D"/>
     <w:rPr>
+      <w:rFonts w:eastAsia="黑体"/>
       <w:sz w:val="16"/>
       <w:szCs w:val="16"/>
     </w:rPr>
@@ -3570,7 +3803,7 @@
       </w:tabs>
     </w:pPr>
     <w:rPr>
-      <w:rFonts w:ascii="Courier" w:hAnsi="Courier"/>
+      <w:rFonts w:ascii="Courier" w:hAnsi="Courier" w:eastAsia="黑体"/>
       <w:sz w:val="20"/>
       <w:szCs w:val="20"/>
     </w:rPr>
@@ -3582,7 +3815,7 @@
     <w:uiPriority w:val="99"/>
     <w:rsid w:val="0029639D"/>
     <w:rPr>
-      <w:rFonts w:ascii="Courier" w:hAnsi="Courier"/>
+      <w:rFonts w:ascii="Courier" w:hAnsi="Courier" w:eastAsia="黑体"/>
       <w:sz w:val="20"/>
       <w:szCs w:val="20"/>
     </w:rPr>
@@ -3618,6 +3851,7 @@
     <w:uiPriority w:val="29"/>
     <w:rsid w:val="00FC693F"/>
     <w:rPr>
+      <w:rFonts w:eastAsia="黑体"/>
       <w:i/>
       <w:iCs/>
       <w:color w:themeColor="text1" w:val="000000"/>
@@ -3631,7 +3865,7 @@
     <w:semiHidden/>
     <w:rsid w:val="00FC693F"/>
     <w:rPr>
-      <w:rFonts w:asciiTheme="majorHAnsi" w:cstheme="majorBidi" w:eastAsiaTheme="majorEastAsia" w:hAnsiTheme="majorHAnsi"/>
+      <w:rFonts w:asciiTheme="majorHAnsi" w:cstheme="majorBidi" w:hAnsiTheme="majorHAnsi" w:eastAsia="黑体"/>
       <w:b/>
       <w:bCs/>
       <w:i/>
@@ -3647,7 +3881,7 @@
     <w:semiHidden/>
     <w:rsid w:val="00FC693F"/>
     <w:rPr>
-      <w:rFonts w:asciiTheme="majorHAnsi" w:cstheme="majorBidi" w:eastAsiaTheme="majorEastAsia" w:hAnsiTheme="majorHAnsi"/>
+      <w:rFonts w:asciiTheme="majorHAnsi" w:cstheme="majorBidi" w:hAnsiTheme="majorHAnsi" w:eastAsia="黑体"/>
       <w:color w:themeColor="accent1" w:themeShade="7F" w:val="243F60"/>
     </w:rPr>
   </w:style>
@@ -3659,7 +3893,7 @@
     <w:semiHidden/>
     <w:rsid w:val="00FC693F"/>
     <w:rPr>
-      <w:rFonts w:asciiTheme="majorHAnsi" w:cstheme="majorBidi" w:eastAsiaTheme="majorEastAsia" w:hAnsiTheme="majorHAnsi"/>
+      <w:rFonts w:asciiTheme="majorHAnsi" w:cstheme="majorBidi" w:hAnsiTheme="majorHAnsi" w:eastAsia="黑体"/>
       <w:i/>
       <w:iCs/>
       <w:color w:themeColor="accent1" w:themeShade="7F" w:val="243F60"/>
@@ -3673,7 +3907,7 @@
     <w:semiHidden/>
     <w:rsid w:val="00FC693F"/>
     <w:rPr>
-      <w:rFonts w:asciiTheme="majorHAnsi" w:cstheme="majorBidi" w:eastAsiaTheme="majorEastAsia" w:hAnsiTheme="majorHAnsi"/>
+      <w:rFonts w:asciiTheme="majorHAnsi" w:cstheme="majorBidi" w:hAnsiTheme="majorHAnsi" w:eastAsia="黑体"/>
       <w:i/>
       <w:iCs/>
       <w:color w:themeColor="text1" w:themeTint="BF" w:val="404040"/>
@@ -3687,7 +3921,7 @@
     <w:semiHidden/>
     <w:rsid w:val="00FC693F"/>
     <w:rPr>
-      <w:rFonts w:asciiTheme="majorHAnsi" w:cstheme="majorBidi" w:eastAsiaTheme="majorEastAsia" w:hAnsiTheme="majorHAnsi"/>
+      <w:rFonts w:asciiTheme="majorHAnsi" w:cstheme="majorBidi" w:hAnsiTheme="majorHAnsi" w:eastAsia="黑体"/>
       <w:color w:themeColor="accent1" w:val="4F81BD"/>
       <w:sz w:val="20"/>
       <w:szCs w:val="20"/>
@@ -3701,7 +3935,7 @@
     <w:semiHidden/>
     <w:rsid w:val="00FC693F"/>
     <w:rPr>
-      <w:rFonts w:asciiTheme="majorHAnsi" w:cstheme="majorBidi" w:eastAsiaTheme="majorEastAsia" w:hAnsiTheme="majorHAnsi"/>
+      <w:rFonts w:asciiTheme="majorHAnsi" w:cstheme="majorBidi" w:hAnsiTheme="majorHAnsi" w:eastAsia="黑体"/>
       <w:i/>
       <w:iCs/>
       <w:color w:themeColor="text1" w:themeTint="BF" w:val="404040"/>
@@ -3722,6 +3956,7 @@
       <w:spacing w:line="240" w:lineRule="auto"/>
     </w:pPr>
     <w:rPr>
+      <w:rFonts w:eastAsia="黑体"/>
       <w:b/>
       <w:bCs/>
       <w:color w:themeColor="accent1" w:val="4F81BD"/>
@@ -3736,6 +3971,7 @@
     <w:qFormat/>
     <w:rsid w:val="00FC693F"/>
     <w:rPr>
+      <w:rFonts w:eastAsia="黑体"/>
       <w:b/>
       <w:bCs/>
     </w:rPr>
@@ -3747,6 +3983,7 @@
     <w:qFormat/>
     <w:rsid w:val="00FC693F"/>
     <w:rPr>
+      <w:rFonts w:eastAsia="黑体"/>
       <w:i/>
       <w:iCs/>
     </w:rPr>
@@ -3767,6 +4004,7 @@
       <w:ind w:left="936" w:right="936"/>
     </w:pPr>
     <w:rPr>
+      <w:rFonts w:eastAsia="黑体"/>
       <w:b/>
       <w:bCs/>
       <w:i/>
@@ -3781,6 +4019,7 @@
     <w:uiPriority w:val="30"/>
     <w:rsid w:val="00FC693F"/>
     <w:rPr>
+      <w:rFonts w:eastAsia="黑体"/>
       <w:b/>
       <w:bCs/>
       <w:i/>
@@ -3795,6 +4034,7 @@
     <w:qFormat/>
     <w:rsid w:val="00FC693F"/>
     <w:rPr>
+      <w:rFonts w:eastAsia="黑体"/>
       <w:i/>
       <w:iCs/>
       <w:color w:themeColor="text1" w:themeTint="7F" w:val="808080"/>
@@ -3807,6 +4047,7 @@
     <w:qFormat/>
     <w:rsid w:val="00FC693F"/>
     <w:rPr>
+      <w:rFonts w:eastAsia="黑体"/>
       <w:b/>
       <w:bCs/>
       <w:i/>
@@ -3821,6 +4062,7 @@
     <w:qFormat/>
     <w:rsid w:val="00FC693F"/>
     <w:rPr>
+      <w:rFonts w:eastAsia="黑体"/>
       <w:smallCaps/>
       <w:color w:themeColor="accent2" w:val="C0504D"/>
       <w:u w:val="single"/>
@@ -3833,6 +4075,7 @@
     <w:qFormat/>
     <w:rsid w:val="00FC693F"/>
     <w:rPr>
+      <w:rFonts w:eastAsia="黑体"/>
       <w:b/>
       <w:bCs/>
       <w:smallCaps/>
@@ -3848,6 +4091,7 @@
     <w:qFormat/>
     <w:rsid w:val="00FC693F"/>
     <w:rPr>
+      <w:rFonts w:eastAsia="黑体"/>
       <w:b/>
       <w:bCs/>
       <w:smallCaps/>
@@ -3902,6 +4146,7 @@
       <w:spacing w:after="0" w:line="240" w:lineRule="auto"/>
     </w:pPr>
     <w:rPr>
+      <w:rFonts w:eastAsia="黑体"/>
       <w:color w:themeColor="text1" w:themeShade="BF" w:val="000000"/>
     </w:rPr>
     <w:tblPr>
@@ -3924,6 +4169,7 @@
         <w:spacing w:after="0" w:before="0" w:line="240" w:lineRule="auto"/>
       </w:pPr>
       <w:rPr>
+        <w:rFonts w:eastAsia="黑体"/>
         <w:b/>
         <w:bCs/>
       </w:rPr>
@@ -3944,6 +4190,7 @@
         <w:spacing w:after="0" w:before="0" w:line="240" w:lineRule="auto"/>
       </w:pPr>
       <w:rPr>
+        <w:rFonts w:eastAsia="黑体"/>
         <w:b/>
         <w:bCs/>
       </w:rPr>
@@ -3961,12 +4208,14 @@
     </w:tblStylePr>
     <w:tblStylePr w:type="firstCol">
       <w:rPr>
+        <w:rFonts w:eastAsia="黑体"/>
         <w:b/>
         <w:bCs/>
       </w:rPr>
     </w:tblStylePr>
     <w:tblStylePr w:type="lastCol">
       <w:rPr>
+        <w:rFonts w:eastAsia="黑体"/>
         <w:b/>
         <w:bCs/>
       </w:rPr>
@@ -4005,6 +4254,7 @@
       <w:spacing w:after="0" w:line="240" w:lineRule="auto"/>
     </w:pPr>
     <w:rPr>
+      <w:rFonts w:eastAsia="黑体"/>
       <w:color w:themeColor="accent1" w:themeShade="BF" w:val="365F91"/>
     </w:rPr>
     <w:tblPr>
@@ -4027,6 +4277,7 @@
         <w:spacing w:after="0" w:before="0" w:line="240" w:lineRule="auto"/>
       </w:pPr>
       <w:rPr>
+        <w:rFonts w:eastAsia="黑体"/>
         <w:b/>
         <w:bCs/>
       </w:rPr>
@@ -4047,6 +4298,7 @@
         <w:spacing w:after="0" w:before="0" w:line="240" w:lineRule="auto"/>
       </w:pPr>
       <w:rPr>
+        <w:rFonts w:eastAsia="黑体"/>
         <w:b/>
         <w:bCs/>
       </w:rPr>
@@ -4064,12 +4316,14 @@
     </w:tblStylePr>
     <w:tblStylePr w:type="firstCol">
       <w:rPr>
+        <w:rFonts w:eastAsia="黑体"/>
         <w:b/>
         <w:bCs/>
       </w:rPr>
     </w:tblStylePr>
     <w:tblStylePr w:type="lastCol">
       <w:rPr>
+        <w:rFonts w:eastAsia="黑体"/>
         <w:b/>
         <w:bCs/>
       </w:rPr>
@@ -4108,6 +4362,7 @@
       <w:spacing w:after="0" w:line="240" w:lineRule="auto"/>
     </w:pPr>
     <w:rPr>
+      <w:rFonts w:eastAsia="黑体"/>
       <w:color w:themeColor="accent2" w:themeShade="BF" w:val="943634"/>
     </w:rPr>
     <w:tblPr>
@@ -4130,6 +4385,7 @@
         <w:spacing w:after="0" w:before="0" w:line="240" w:lineRule="auto"/>
       </w:pPr>
       <w:rPr>
+        <w:rFonts w:eastAsia="黑体"/>
         <w:b/>
         <w:bCs/>
       </w:rPr>
@@ -4150,6 +4406,7 @@
         <w:spacing w:after="0" w:before="0" w:line="240" w:lineRule="auto"/>
       </w:pPr>
       <w:rPr>
+        <w:rFonts w:eastAsia="黑体"/>
         <w:b/>
         <w:bCs/>
       </w:rPr>
@@ -4167,12 +4424,14 @@
     </w:tblStylePr>
     <w:tblStylePr w:type="firstCol">
       <w:rPr>
+        <w:rFonts w:eastAsia="黑体"/>
         <w:b/>
         <w:bCs/>
       </w:rPr>
     </w:tblStylePr>
     <w:tblStylePr w:type="lastCol">
       <w:rPr>
+        <w:rFonts w:eastAsia="黑体"/>
         <w:b/>
         <w:bCs/>
       </w:rPr>
@@ -4211,6 +4470,7 @@
       <w:spacing w:after="0" w:line="240" w:lineRule="auto"/>
     </w:pPr>
     <w:rPr>
+      <w:rFonts w:eastAsia="黑体"/>
       <w:color w:themeColor="accent3" w:themeShade="BF" w:val="76923C"/>
     </w:rPr>
     <w:tblPr>
@@ -4233,6 +4493,7 @@
         <w:spacing w:after="0" w:before="0" w:line="240" w:lineRule="auto"/>
       </w:pPr>
       <w:rPr>
+        <w:rFonts w:eastAsia="黑体"/>
         <w:b/>
         <w:bCs/>
       </w:rPr>
@@ -4253,6 +4514,7 @@
         <w:spacing w:after="0" w:before="0" w:line="240" w:lineRule="auto"/>
       </w:pPr>
       <w:rPr>
+        <w:rFonts w:eastAsia="黑体"/>
         <w:b/>
         <w:bCs/>
       </w:rPr>
@@ -4270,12 +4532,14 @@
     </w:tblStylePr>
     <w:tblStylePr w:type="firstCol">
       <w:rPr>
+        <w:rFonts w:eastAsia="黑体"/>
         <w:b/>
         <w:bCs/>
       </w:rPr>
     </w:tblStylePr>
     <w:tblStylePr w:type="lastCol">
       <w:rPr>
+        <w:rFonts w:eastAsia="黑体"/>
         <w:b/>
         <w:bCs/>
       </w:rPr>
@@ -4314,6 +4578,7 @@
       <w:spacing w:after="0" w:line="240" w:lineRule="auto"/>
     </w:pPr>
     <w:rPr>
+      <w:rFonts w:eastAsia="黑体"/>
       <w:color w:themeColor="accent4" w:themeShade="BF" w:val="5F497A"/>
     </w:rPr>
     <w:tblPr>
@@ -4336,6 +4601,7 @@
         <w:spacing w:after="0" w:before="0" w:line="240" w:lineRule="auto"/>
       </w:pPr>
       <w:rPr>
+        <w:rFonts w:eastAsia="黑体"/>
         <w:b/>
         <w:bCs/>
       </w:rPr>
@@ -4356,6 +4622,7 @@
         <w:spacing w:after="0" w:before="0" w:line="240" w:lineRule="auto"/>
       </w:pPr>
       <w:rPr>
+        <w:rFonts w:eastAsia="黑体"/>
         <w:b/>
         <w:bCs/>
       </w:rPr>
@@ -4373,12 +4640,14 @@
     </w:tblStylePr>
     <w:tblStylePr w:type="firstCol">
       <w:rPr>
+        <w:rFonts w:eastAsia="黑体"/>
         <w:b/>
         <w:bCs/>
       </w:rPr>
     </w:tblStylePr>
     <w:tblStylePr w:type="lastCol">
       <w:rPr>
+        <w:rFonts w:eastAsia="黑体"/>
         <w:b/>
         <w:bCs/>
       </w:rPr>
@@ -4417,6 +4686,7 @@
       <w:spacing w:after="0" w:line="240" w:lineRule="auto"/>
     </w:pPr>
     <w:rPr>
+      <w:rFonts w:eastAsia="黑体"/>
       <w:color w:themeColor="accent5" w:themeShade="BF" w:val="31849B"/>
     </w:rPr>
     <w:tblPr>
@@ -4439,6 +4709,7 @@
         <w:spacing w:after="0" w:before="0" w:line="240" w:lineRule="auto"/>
       </w:pPr>
       <w:rPr>
+        <w:rFonts w:eastAsia="黑体"/>
         <w:b/>
         <w:bCs/>
       </w:rPr>
@@ -4459,6 +4730,7 @@
         <w:spacing w:after="0" w:before="0" w:line="240" w:lineRule="auto"/>
       </w:pPr>
       <w:rPr>
+        <w:rFonts w:eastAsia="黑体"/>
         <w:b/>
         <w:bCs/>
       </w:rPr>
@@ -4476,12 +4748,14 @@
     </w:tblStylePr>
     <w:tblStylePr w:type="firstCol">
       <w:rPr>
+        <w:rFonts w:eastAsia="黑体"/>
         <w:b/>
         <w:bCs/>
       </w:rPr>
     </w:tblStylePr>
     <w:tblStylePr w:type="lastCol">
       <w:rPr>
+        <w:rFonts w:eastAsia="黑体"/>
         <w:b/>
         <w:bCs/>
       </w:rPr>
@@ -4520,6 +4794,7 @@
       <w:spacing w:after="0" w:line="240" w:lineRule="auto"/>
     </w:pPr>
     <w:rPr>
+      <w:rFonts w:eastAsia="黑体"/>
       <w:color w:themeColor="accent6" w:themeShade="BF" w:val="E36C0A"/>
     </w:rPr>
     <w:tblPr>
@@ -4542,6 +4817,7 @@
         <w:spacing w:after="0" w:before="0" w:line="240" w:lineRule="auto"/>
       </w:pPr>
       <w:rPr>
+        <w:rFonts w:eastAsia="黑体"/>
         <w:b/>
         <w:bCs/>
       </w:rPr>
@@ -4562,6 +4838,7 @@
         <w:spacing w:after="0" w:before="0" w:line="240" w:lineRule="auto"/>
       </w:pPr>
       <w:rPr>
+        <w:rFonts w:eastAsia="黑体"/>
         <w:b/>
         <w:bCs/>
       </w:rPr>
@@ -4579,12 +4856,14 @@
     </w:tblStylePr>
     <w:tblStylePr w:type="firstCol">
       <w:rPr>
+        <w:rFonts w:eastAsia="黑体"/>
         <w:b/>
         <w:bCs/>
       </w:rPr>
     </w:tblStylePr>
     <w:tblStylePr w:type="lastCol">
       <w:rPr>
+        <w:rFonts w:eastAsia="黑体"/>
         <w:b/>
         <w:bCs/>
       </w:rPr>
@@ -4644,6 +4923,7 @@
         <w:spacing w:after="0" w:before="0" w:line="240" w:lineRule="auto"/>
       </w:pPr>
       <w:rPr>
+        <w:rFonts w:eastAsia="黑体"/>
         <w:b/>
         <w:bCs/>
         <w:color w:themeColor="background1" w:val="FFFFFF"/>
@@ -4658,6 +4938,7 @@
         <w:spacing w:after="0" w:before="0" w:line="240" w:lineRule="auto"/>
       </w:pPr>
       <w:rPr>
+        <w:rFonts w:eastAsia="黑体"/>
         <w:b/>
         <w:bCs/>
       </w:rPr>
@@ -4673,12 +4954,14 @@
     </w:tblStylePr>
     <w:tblStylePr w:type="firstCol">
       <w:rPr>
+        <w:rFonts w:eastAsia="黑体"/>
         <w:b/>
         <w:bCs/>
       </w:rPr>
     </w:tblStylePr>
     <w:tblStylePr w:type="lastCol">
       <w:rPr>
+        <w:rFonts w:eastAsia="黑体"/>
         <w:b/>
         <w:bCs/>
       </w:rPr>
@@ -4736,6 +5019,7 @@
         <w:spacing w:after="0" w:before="0" w:line="240" w:lineRule="auto"/>
       </w:pPr>
       <w:rPr>
+        <w:rFonts w:eastAsia="黑体"/>
         <w:b/>
         <w:bCs/>
         <w:color w:themeColor="background1" w:val="FFFFFF"/>
@@ -4750,6 +5034,7 @@
         <w:spacing w:after="0" w:before="0" w:line="240" w:lineRule="auto"/>
       </w:pPr>
       <w:rPr>
+        <w:rFonts w:eastAsia="黑体"/>
         <w:b/>
         <w:bCs/>
       </w:rPr>
@@ -4765,12 +5050,14 @@
     </w:tblStylePr>
     <w:tblStylePr w:type="firstCol">
       <w:rPr>
+        <w:rFonts w:eastAsia="黑体"/>
         <w:b/>
         <w:bCs/>
       </w:rPr>
     </w:tblStylePr>
     <w:tblStylePr w:type="lastCol">
       <w:rPr>
+        <w:rFonts w:eastAsia="黑体"/>
         <w:b/>
         <w:bCs/>
       </w:rPr>
@@ -4828,6 +5115,7 @@
         <w:spacing w:after="0" w:before="0" w:line="240" w:lineRule="auto"/>
       </w:pPr>
       <w:rPr>
+        <w:rFonts w:eastAsia="黑体"/>
         <w:b/>
         <w:bCs/>
         <w:color w:themeColor="background1" w:val="FFFFFF"/>
@@ -4842,6 +5130,7 @@
         <w:spacing w:after="0" w:before="0" w:line="240" w:lineRule="auto"/>
       </w:pPr>
       <w:rPr>
+        <w:rFonts w:eastAsia="黑体"/>
         <w:b/>
         <w:bCs/>
       </w:rPr>
@@ -4857,12 +5146,14 @@
     </w:tblStylePr>
     <w:tblStylePr w:type="firstCol">
       <w:rPr>
+        <w:rFonts w:eastAsia="黑体"/>
         <w:b/>
         <w:bCs/>
       </w:rPr>
     </w:tblStylePr>
     <w:tblStylePr w:type="lastCol">
       <w:rPr>
+        <w:rFonts w:eastAsia="黑体"/>
         <w:b/>
         <w:bCs/>
       </w:rPr>
@@ -4920,6 +5211,7 @@
         <w:spacing w:after="0" w:before="0" w:line="240" w:lineRule="auto"/>
       </w:pPr>
       <w:rPr>
+        <w:rFonts w:eastAsia="黑体"/>
         <w:b/>
         <w:bCs/>
         <w:color w:themeColor="background1" w:val="FFFFFF"/>
@@ -4934,6 +5226,7 @@
         <w:spacing w:after="0" w:before="0" w:line="240" w:lineRule="auto"/>
       </w:pPr>
       <w:rPr>
+        <w:rFonts w:eastAsia="黑体"/>
         <w:b/>
         <w:bCs/>
       </w:rPr>
@@ -4949,12 +5242,14 @@
     </w:tblStylePr>
     <w:tblStylePr w:type="firstCol">
       <w:rPr>
+        <w:rFonts w:eastAsia="黑体"/>
         <w:b/>
         <w:bCs/>
       </w:rPr>
     </w:tblStylePr>
     <w:tblStylePr w:type="lastCol">
       <w:rPr>
+        <w:rFonts w:eastAsia="黑体"/>
         <w:b/>
         <w:bCs/>
       </w:rPr>
@@ -5012,6 +5307,7 @@
         <w:spacing w:after="0" w:before="0" w:line="240" w:lineRule="auto"/>
       </w:pPr>
       <w:rPr>
+        <w:rFonts w:eastAsia="黑体"/>
         <w:b/>
         <w:bCs/>
         <w:color w:themeColor="background1" w:val="FFFFFF"/>
@@ -5026,6 +5322,7 @@
         <w:spacing w:after="0" w:before="0" w:line="240" w:lineRule="auto"/>
       </w:pPr>
       <w:rPr>
+        <w:rFonts w:eastAsia="黑体"/>
         <w:b/>
         <w:bCs/>
       </w:rPr>
@@ -5041,12 +5338,14 @@
     </w:tblStylePr>
     <w:tblStylePr w:type="firstCol">
       <w:rPr>
+        <w:rFonts w:eastAsia="黑体"/>
         <w:b/>
         <w:bCs/>
       </w:rPr>
     </w:tblStylePr>
     <w:tblStylePr w:type="lastCol">
       <w:rPr>
+        <w:rFonts w:eastAsia="黑体"/>
         <w:b/>
         <w:bCs/>
       </w:rPr>
@@ -5104,6 +5403,7 @@
         <w:spacing w:after="0" w:before="0" w:line="240" w:lineRule="auto"/>
       </w:pPr>
       <w:rPr>
+        <w:rFonts w:eastAsia="黑体"/>
         <w:b/>
         <w:bCs/>
         <w:color w:themeColor="background1" w:val="FFFFFF"/>
@@ -5118,6 +5418,7 @@
         <w:spacing w:after="0" w:before="0" w:line="240" w:lineRule="auto"/>
       </w:pPr>
       <w:rPr>
+        <w:rFonts w:eastAsia="黑体"/>
         <w:b/>
         <w:bCs/>
       </w:rPr>
@@ -5133,12 +5434,14 @@
     </w:tblStylePr>
     <w:tblStylePr w:type="firstCol">
       <w:rPr>
+        <w:rFonts w:eastAsia="黑体"/>
         <w:b/>
         <w:bCs/>
       </w:rPr>
     </w:tblStylePr>
     <w:tblStylePr w:type="lastCol">
       <w:rPr>
+        <w:rFonts w:eastAsia="黑体"/>
         <w:b/>
         <w:bCs/>
       </w:rPr>
@@ -5196,6 +5499,7 @@
         <w:spacing w:after="0" w:before="0" w:line="240" w:lineRule="auto"/>
       </w:pPr>
       <w:rPr>
+        <w:rFonts w:eastAsia="黑体"/>
         <w:b/>
         <w:bCs/>
         <w:color w:themeColor="background1" w:val="FFFFFF"/>
@@ -5210,6 +5514,7 @@
         <w:spacing w:after="0" w:before="0" w:line="240" w:lineRule="auto"/>
       </w:pPr>
       <w:rPr>
+        <w:rFonts w:eastAsia="黑体"/>
         <w:b/>
         <w:bCs/>
       </w:rPr>
@@ -5225,12 +5530,14 @@
     </w:tblStylePr>
     <w:tblStylePr w:type="firstCol">
       <w:rPr>
+        <w:rFonts w:eastAsia="黑体"/>
         <w:b/>
         <w:bCs/>
       </w:rPr>
     </w:tblStylePr>
     <w:tblStylePr w:type="lastCol">
       <w:rPr>
+        <w:rFonts w:eastAsia="黑体"/>
         <w:b/>
         <w:bCs/>
       </w:rPr>
@@ -5290,7 +5597,7 @@
         <w:spacing w:after="0" w:before="0" w:line="240" w:lineRule="auto"/>
       </w:pPr>
       <w:rPr>
-        <w:rFonts w:asciiTheme="majorHAnsi" w:cstheme="majorBidi" w:eastAsiaTheme="majorEastAsia" w:hAnsiTheme="majorHAnsi"/>
+        <w:rFonts w:asciiTheme="majorHAnsi" w:cstheme="majorBidi" w:hAnsiTheme="majorHAnsi" w:eastAsia="黑体"/>
         <w:b/>
         <w:bCs/>
       </w:rPr>
@@ -5311,7 +5618,7 @@
         <w:spacing w:after="0" w:before="0" w:line="240" w:lineRule="auto"/>
       </w:pPr>
       <w:rPr>
-        <w:rFonts w:asciiTheme="majorHAnsi" w:cstheme="majorBidi" w:eastAsiaTheme="majorEastAsia" w:hAnsiTheme="majorHAnsi"/>
+        <w:rFonts w:asciiTheme="majorHAnsi" w:cstheme="majorBidi" w:hAnsiTheme="majorHAnsi" w:eastAsia="黑体"/>
         <w:b/>
         <w:bCs/>
       </w:rPr>
@@ -5329,14 +5636,14 @@
     </w:tblStylePr>
     <w:tblStylePr w:type="firstCol">
       <w:rPr>
-        <w:rFonts w:asciiTheme="majorHAnsi" w:cstheme="majorBidi" w:eastAsiaTheme="majorEastAsia" w:hAnsiTheme="majorHAnsi"/>
+        <w:rFonts w:asciiTheme="majorHAnsi" w:cstheme="majorBidi" w:hAnsiTheme="majorHAnsi" w:eastAsia="黑体"/>
         <w:b/>
         <w:bCs/>
       </w:rPr>
     </w:tblStylePr>
     <w:tblStylePr w:type="lastCol">
       <w:rPr>
-        <w:rFonts w:asciiTheme="majorHAnsi" w:cstheme="majorBidi" w:eastAsiaTheme="majorEastAsia" w:hAnsiTheme="majorHAnsi"/>
+        <w:rFonts w:asciiTheme="majorHAnsi" w:cstheme="majorBidi" w:hAnsiTheme="majorHAnsi" w:eastAsia="黑体"/>
         <w:b/>
         <w:bCs/>
       </w:rPr>
@@ -5420,7 +5727,7 @@
         <w:spacing w:after="0" w:before="0" w:line="240" w:lineRule="auto"/>
       </w:pPr>
       <w:rPr>
-        <w:rFonts w:asciiTheme="majorHAnsi" w:cstheme="majorBidi" w:eastAsiaTheme="majorEastAsia" w:hAnsiTheme="majorHAnsi"/>
+        <w:rFonts w:asciiTheme="majorHAnsi" w:cstheme="majorBidi" w:hAnsiTheme="majorHAnsi" w:eastAsia="黑体"/>
         <w:b/>
         <w:bCs/>
       </w:rPr>
@@ -5441,7 +5748,7 @@
         <w:spacing w:after="0" w:before="0" w:line="240" w:lineRule="auto"/>
       </w:pPr>
       <w:rPr>
-        <w:rFonts w:asciiTheme="majorHAnsi" w:cstheme="majorBidi" w:eastAsiaTheme="majorEastAsia" w:hAnsiTheme="majorHAnsi"/>
+        <w:rFonts w:asciiTheme="majorHAnsi" w:cstheme="majorBidi" w:hAnsiTheme="majorHAnsi" w:eastAsia="黑体"/>
         <w:b/>
         <w:bCs/>
       </w:rPr>
@@ -5459,14 +5766,14 @@
     </w:tblStylePr>
     <w:tblStylePr w:type="firstCol">
       <w:rPr>
-        <w:rFonts w:asciiTheme="majorHAnsi" w:cstheme="majorBidi" w:eastAsiaTheme="majorEastAsia" w:hAnsiTheme="majorHAnsi"/>
+        <w:rFonts w:asciiTheme="majorHAnsi" w:cstheme="majorBidi" w:hAnsiTheme="majorHAnsi" w:eastAsia="黑体"/>
         <w:b/>
         <w:bCs/>
       </w:rPr>
     </w:tblStylePr>
     <w:tblStylePr w:type="lastCol">
       <w:rPr>
-        <w:rFonts w:asciiTheme="majorHAnsi" w:cstheme="majorBidi" w:eastAsiaTheme="majorEastAsia" w:hAnsiTheme="majorHAnsi"/>
+        <w:rFonts w:asciiTheme="majorHAnsi" w:cstheme="majorBidi" w:hAnsiTheme="majorHAnsi" w:eastAsia="黑体"/>
         <w:b/>
         <w:bCs/>
       </w:rPr>
@@ -5550,7 +5857,7 @@
         <w:spacing w:after="0" w:before="0" w:line="240" w:lineRule="auto"/>
       </w:pPr>
       <w:rPr>
-        <w:rFonts w:asciiTheme="majorHAnsi" w:cstheme="majorBidi" w:eastAsiaTheme="majorEastAsia" w:hAnsiTheme="majorHAnsi"/>
+        <w:rFonts w:asciiTheme="majorHAnsi" w:cstheme="majorBidi" w:hAnsiTheme="majorHAnsi" w:eastAsia="黑体"/>
         <w:b/>
         <w:bCs/>
       </w:rPr>
@@ -5571,7 +5878,7 @@
         <w:spacing w:after="0" w:before="0" w:line="240" w:lineRule="auto"/>
       </w:pPr>
       <w:rPr>
-        <w:rFonts w:asciiTheme="majorHAnsi" w:cstheme="majorBidi" w:eastAsiaTheme="majorEastAsia" w:hAnsiTheme="majorHAnsi"/>
+        <w:rFonts w:asciiTheme="majorHAnsi" w:cstheme="majorBidi" w:hAnsiTheme="majorHAnsi" w:eastAsia="黑体"/>
         <w:b/>
         <w:bCs/>
       </w:rPr>
@@ -5589,14 +5896,14 @@
     </w:tblStylePr>
     <w:tblStylePr w:type="firstCol">
       <w:rPr>
-        <w:rFonts w:asciiTheme="majorHAnsi" w:cstheme="majorBidi" w:eastAsiaTheme="majorEastAsia" w:hAnsiTheme="majorHAnsi"/>
+        <w:rFonts w:asciiTheme="majorHAnsi" w:cstheme="majorBidi" w:hAnsiTheme="majorHAnsi" w:eastAsia="黑体"/>
         <w:b/>
         <w:bCs/>
       </w:rPr>
     </w:tblStylePr>
     <w:tblStylePr w:type="lastCol">
       <w:rPr>
-        <w:rFonts w:asciiTheme="majorHAnsi" w:cstheme="majorBidi" w:eastAsiaTheme="majorEastAsia" w:hAnsiTheme="majorHAnsi"/>
+        <w:rFonts w:asciiTheme="majorHAnsi" w:cstheme="majorBidi" w:hAnsiTheme="majorHAnsi" w:eastAsia="黑体"/>
         <w:b/>
         <w:bCs/>
       </w:rPr>
@@ -5680,7 +5987,7 @@
         <w:spacing w:after="0" w:before="0" w:line="240" w:lineRule="auto"/>
       </w:pPr>
       <w:rPr>
-        <w:rFonts w:asciiTheme="majorHAnsi" w:cstheme="majorBidi" w:eastAsiaTheme="majorEastAsia" w:hAnsiTheme="majorHAnsi"/>
+        <w:rFonts w:asciiTheme="majorHAnsi" w:cstheme="majorBidi" w:hAnsiTheme="majorHAnsi" w:eastAsia="黑体"/>
         <w:b/>
         <w:bCs/>
       </w:rPr>
@@ -5701,7 +6008,7 @@
         <w:spacing w:after="0" w:before="0" w:line="240" w:lineRule="auto"/>
       </w:pPr>
       <w:rPr>
-        <w:rFonts w:asciiTheme="majorHAnsi" w:cstheme="majorBidi" w:eastAsiaTheme="majorEastAsia" w:hAnsiTheme="majorHAnsi"/>
+        <w:rFonts w:asciiTheme="majorHAnsi" w:cstheme="majorBidi" w:hAnsiTheme="majorHAnsi" w:eastAsia="黑体"/>
         <w:b/>
         <w:bCs/>
       </w:rPr>
@@ -5719,14 +6026,14 @@
     </w:tblStylePr>
     <w:tblStylePr w:type="firstCol">
       <w:rPr>
-        <w:rFonts w:asciiTheme="majorHAnsi" w:cstheme="majorBidi" w:eastAsiaTheme="majorEastAsia" w:hAnsiTheme="majorHAnsi"/>
+        <w:rFonts w:asciiTheme="majorHAnsi" w:cstheme="majorBidi" w:hAnsiTheme="majorHAnsi" w:eastAsia="黑体"/>
         <w:b/>
         <w:bCs/>
       </w:rPr>
     </w:tblStylePr>
     <w:tblStylePr w:type="lastCol">
       <w:rPr>
-        <w:rFonts w:asciiTheme="majorHAnsi" w:cstheme="majorBidi" w:eastAsiaTheme="majorEastAsia" w:hAnsiTheme="majorHAnsi"/>
+        <w:rFonts w:asciiTheme="majorHAnsi" w:cstheme="majorBidi" w:hAnsiTheme="majorHAnsi" w:eastAsia="黑体"/>
         <w:b/>
         <w:bCs/>
       </w:rPr>
@@ -5810,7 +6117,7 @@
         <w:spacing w:after="0" w:before="0" w:line="240" w:lineRule="auto"/>
       </w:pPr>
       <w:rPr>
-        <w:rFonts w:asciiTheme="majorHAnsi" w:cstheme="majorBidi" w:eastAsiaTheme="majorEastAsia" w:hAnsiTheme="majorHAnsi"/>
+        <w:rFonts w:asciiTheme="majorHAnsi" w:cstheme="majorBidi" w:hAnsiTheme="majorHAnsi" w:eastAsia="黑体"/>
         <w:b/>
         <w:bCs/>
       </w:rPr>
@@ -5831,7 +6138,7 @@
         <w:spacing w:after="0" w:before="0" w:line="240" w:lineRule="auto"/>
       </w:pPr>
       <w:rPr>
-        <w:rFonts w:asciiTheme="majorHAnsi" w:cstheme="majorBidi" w:eastAsiaTheme="majorEastAsia" w:hAnsiTheme="majorHAnsi"/>
+        <w:rFonts w:asciiTheme="majorHAnsi" w:cstheme="majorBidi" w:hAnsiTheme="majorHAnsi" w:eastAsia="黑体"/>
         <w:b/>
         <w:bCs/>
       </w:rPr>
@@ -5849,14 +6156,14 @@
     </w:tblStylePr>
     <w:tblStylePr w:type="firstCol">
       <w:rPr>
-        <w:rFonts w:asciiTheme="majorHAnsi" w:cstheme="majorBidi" w:eastAsiaTheme="majorEastAsia" w:hAnsiTheme="majorHAnsi"/>
+        <w:rFonts w:asciiTheme="majorHAnsi" w:cstheme="majorBidi" w:hAnsiTheme="majorHAnsi" w:eastAsia="黑体"/>
         <w:b/>
         <w:bCs/>
       </w:rPr>
     </w:tblStylePr>
     <w:tblStylePr w:type="lastCol">
       <w:rPr>
-        <w:rFonts w:asciiTheme="majorHAnsi" w:cstheme="majorBidi" w:eastAsiaTheme="majorEastAsia" w:hAnsiTheme="majorHAnsi"/>
+        <w:rFonts w:asciiTheme="majorHAnsi" w:cstheme="majorBidi" w:hAnsiTheme="majorHAnsi" w:eastAsia="黑体"/>
         <w:b/>
         <w:bCs/>
       </w:rPr>
@@ -5940,7 +6247,7 @@
         <w:spacing w:after="0" w:before="0" w:line="240" w:lineRule="auto"/>
       </w:pPr>
       <w:rPr>
-        <w:rFonts w:asciiTheme="majorHAnsi" w:cstheme="majorBidi" w:eastAsiaTheme="majorEastAsia" w:hAnsiTheme="majorHAnsi"/>
+        <w:rFonts w:asciiTheme="majorHAnsi" w:cstheme="majorBidi" w:hAnsiTheme="majorHAnsi" w:eastAsia="黑体"/>
         <w:b/>
         <w:bCs/>
       </w:rPr>
@@ -5961,7 +6268,7 @@
         <w:spacing w:after="0" w:before="0" w:line="240" w:lineRule="auto"/>
       </w:pPr>
       <w:rPr>
-        <w:rFonts w:asciiTheme="majorHAnsi" w:cstheme="majorBidi" w:eastAsiaTheme="majorEastAsia" w:hAnsiTheme="majorHAnsi"/>
+        <w:rFonts w:asciiTheme="majorHAnsi" w:cstheme="majorBidi" w:hAnsiTheme="majorHAnsi" w:eastAsia="黑体"/>
         <w:b/>
         <w:bCs/>
       </w:rPr>
@@ -5979,14 +6286,14 @@
     </w:tblStylePr>
     <w:tblStylePr w:type="firstCol">
       <w:rPr>
-        <w:rFonts w:asciiTheme="majorHAnsi" w:cstheme="majorBidi" w:eastAsiaTheme="majorEastAsia" w:hAnsiTheme="majorHAnsi"/>
+        <w:rFonts w:asciiTheme="majorHAnsi" w:cstheme="majorBidi" w:hAnsiTheme="majorHAnsi" w:eastAsia="黑体"/>
         <w:b/>
         <w:bCs/>
       </w:rPr>
     </w:tblStylePr>
     <w:tblStylePr w:type="lastCol">
       <w:rPr>
-        <w:rFonts w:asciiTheme="majorHAnsi" w:cstheme="majorBidi" w:eastAsiaTheme="majorEastAsia" w:hAnsiTheme="majorHAnsi"/>
+        <w:rFonts w:asciiTheme="majorHAnsi" w:cstheme="majorBidi" w:hAnsiTheme="majorHAnsi" w:eastAsia="黑体"/>
         <w:b/>
         <w:bCs/>
       </w:rPr>
@@ -6070,7 +6377,7 @@
         <w:spacing w:after="0" w:before="0" w:line="240" w:lineRule="auto"/>
       </w:pPr>
       <w:rPr>
-        <w:rFonts w:asciiTheme="majorHAnsi" w:cstheme="majorBidi" w:eastAsiaTheme="majorEastAsia" w:hAnsiTheme="majorHAnsi"/>
+        <w:rFonts w:asciiTheme="majorHAnsi" w:cstheme="majorBidi" w:hAnsiTheme="majorHAnsi" w:eastAsia="黑体"/>
         <w:b/>
         <w:bCs/>
       </w:rPr>
@@ -6091,7 +6398,7 @@
         <w:spacing w:after="0" w:before="0" w:line="240" w:lineRule="auto"/>
       </w:pPr>
       <w:rPr>
-        <w:rFonts w:asciiTheme="majorHAnsi" w:cstheme="majorBidi" w:eastAsiaTheme="majorEastAsia" w:hAnsiTheme="majorHAnsi"/>
+        <w:rFonts w:asciiTheme="majorHAnsi" w:cstheme="majorBidi" w:hAnsiTheme="majorHAnsi" w:eastAsia="黑体"/>
         <w:b/>
         <w:bCs/>
       </w:rPr>
@@ -6109,14 +6416,14 @@
     </w:tblStylePr>
     <w:tblStylePr w:type="firstCol">
       <w:rPr>
-        <w:rFonts w:asciiTheme="majorHAnsi" w:cstheme="majorBidi" w:eastAsiaTheme="majorEastAsia" w:hAnsiTheme="majorHAnsi"/>
+        <w:rFonts w:asciiTheme="majorHAnsi" w:cstheme="majorBidi" w:hAnsiTheme="majorHAnsi" w:eastAsia="黑体"/>
         <w:b/>
         <w:bCs/>
       </w:rPr>
     </w:tblStylePr>
     <w:tblStylePr w:type="lastCol">
       <w:rPr>
-        <w:rFonts w:asciiTheme="majorHAnsi" w:cstheme="majorBidi" w:eastAsiaTheme="majorEastAsia" w:hAnsiTheme="majorHAnsi"/>
+        <w:rFonts w:asciiTheme="majorHAnsi" w:cstheme="majorBidi" w:hAnsiTheme="majorHAnsi" w:eastAsia="黑体"/>
         <w:b/>
         <w:bCs/>
       </w:rPr>
@@ -6199,6 +6506,7 @@
         <w:spacing w:after="0" w:before="0" w:line="240" w:lineRule="auto"/>
       </w:pPr>
       <w:rPr>
+        <w:rFonts w:eastAsia="黑体"/>
         <w:b/>
         <w:bCs/>
         <w:color w:themeColor="background1" w:val="FFFFFF"/>
@@ -6221,6 +6529,7 @@
         <w:spacing w:after="0" w:before="0" w:line="240" w:lineRule="auto"/>
       </w:pPr>
       <w:rPr>
+        <w:rFonts w:eastAsia="黑体"/>
         <w:b/>
         <w:bCs/>
       </w:rPr>
@@ -6238,12 +6547,14 @@
     </w:tblStylePr>
     <w:tblStylePr w:type="firstCol">
       <w:rPr>
+        <w:rFonts w:eastAsia="黑体"/>
         <w:b/>
         <w:bCs/>
       </w:rPr>
     </w:tblStylePr>
     <w:tblStylePr w:type="lastCol">
       <w:rPr>
+        <w:rFonts w:eastAsia="黑体"/>
         <w:b/>
         <w:bCs/>
       </w:rPr>
@@ -6305,6 +6616,7 @@
         <w:spacing w:after="0" w:before="0" w:line="240" w:lineRule="auto"/>
       </w:pPr>
       <w:rPr>
+        <w:rFonts w:eastAsia="黑体"/>
         <w:b/>
         <w:bCs/>
         <w:color w:themeColor="background1" w:val="FFFFFF"/>
@@ -6327,6 +6639,7 @@
         <w:spacing w:after="0" w:before="0" w:line="240" w:lineRule="auto"/>
       </w:pPr>
       <w:rPr>
+        <w:rFonts w:eastAsia="黑体"/>
         <w:b/>
         <w:bCs/>
       </w:rPr>
@@ -6344,12 +6657,14 @@
     </w:tblStylePr>
     <w:tblStylePr w:type="firstCol">
       <w:rPr>
+        <w:rFonts w:eastAsia="黑体"/>
         <w:b/>
         <w:bCs/>
       </w:rPr>
     </w:tblStylePr>
     <w:tblStylePr w:type="lastCol">
       <w:rPr>
+        <w:rFonts w:eastAsia="黑体"/>
         <w:b/>
         <w:bCs/>
       </w:rPr>
@@ -6411,6 +6726,7 @@
         <w:spacing w:after="0" w:before="0" w:line="240" w:lineRule="auto"/>
       </w:pPr>
       <w:rPr>
+        <w:rFonts w:eastAsia="黑体"/>
         <w:b/>
         <w:bCs/>
         <w:color w:themeColor="background1" w:val="FFFFFF"/>
@@ -6433,6 +6749,7 @@
         <w:spacing w:after="0" w:before="0" w:line="240" w:lineRule="auto"/>
       </w:pPr>
       <w:rPr>
+        <w:rFonts w:eastAsia="黑体"/>
         <w:b/>
         <w:bCs/>
       </w:rPr>
@@ -6450,12 +6767,14 @@
     </w:tblStylePr>
     <w:tblStylePr w:type="firstCol">
       <w:rPr>
+        <w:rFonts w:eastAsia="黑体"/>
         <w:b/>
         <w:bCs/>
       </w:rPr>
     </w:tblStylePr>
     <w:tblStylePr w:type="lastCol">
       <w:rPr>
+        <w:rFonts w:eastAsia="黑体"/>
         <w:b/>
         <w:bCs/>
       </w:rPr>
@@ -6517,6 +6836,7 @@
         <w:spacing w:after="0" w:before="0" w:line="240" w:lineRule="auto"/>
       </w:pPr>
       <w:rPr>
+        <w:rFonts w:eastAsia="黑体"/>
         <w:b/>
         <w:bCs/>
         <w:color w:themeColor="background1" w:val="FFFFFF"/>
@@ -6539,6 +6859,7 @@
         <w:spacing w:after="0" w:before="0" w:line="240" w:lineRule="auto"/>
       </w:pPr>
       <w:rPr>
+        <w:rFonts w:eastAsia="黑体"/>
         <w:b/>
         <w:bCs/>
       </w:rPr>
@@ -6556,12 +6877,14 @@
     </w:tblStylePr>
     <w:tblStylePr w:type="firstCol">
       <w:rPr>
+        <w:rFonts w:eastAsia="黑体"/>
         <w:b/>
         <w:bCs/>
       </w:rPr>
     </w:tblStylePr>
     <w:tblStylePr w:type="lastCol">
       <w:rPr>
+        <w:rFonts w:eastAsia="黑体"/>
         <w:b/>
         <w:bCs/>
       </w:rPr>
@@ -6623,6 +6946,7 @@
         <w:spacing w:after="0" w:before="0" w:line="240" w:lineRule="auto"/>
       </w:pPr>
       <w:rPr>
+        <w:rFonts w:eastAsia="黑体"/>
         <w:b/>
         <w:bCs/>
         <w:color w:themeColor="background1" w:val="FFFFFF"/>
@@ -6645,6 +6969,7 @@
         <w:spacing w:after="0" w:before="0" w:line="240" w:lineRule="auto"/>
       </w:pPr>
       <w:rPr>
+        <w:rFonts w:eastAsia="黑体"/>
         <w:b/>
         <w:bCs/>
       </w:rPr>
@@ -6662,12 +6987,14 @@
     </w:tblStylePr>
     <w:tblStylePr w:type="firstCol">
       <w:rPr>
+        <w:rFonts w:eastAsia="黑体"/>
         <w:b/>
         <w:bCs/>
       </w:rPr>
     </w:tblStylePr>
     <w:tblStylePr w:type="lastCol">
       <w:rPr>
+        <w:rFonts w:eastAsia="黑体"/>
         <w:b/>
         <w:bCs/>
       </w:rPr>
@@ -6729,6 +7056,7 @@
         <w:spacing w:after="0" w:before="0" w:line="240" w:lineRule="auto"/>
       </w:pPr>
       <w:rPr>
+        <w:rFonts w:eastAsia="黑体"/>
         <w:b/>
         <w:bCs/>
         <w:color w:themeColor="background1" w:val="FFFFFF"/>
@@ -6751,6 +7079,7 @@
         <w:spacing w:after="0" w:before="0" w:line="240" w:lineRule="auto"/>
       </w:pPr>
       <w:rPr>
+        <w:rFonts w:eastAsia="黑体"/>
         <w:b/>
         <w:bCs/>
       </w:rPr>
@@ -6768,12 +7097,14 @@
     </w:tblStylePr>
     <w:tblStylePr w:type="firstCol">
       <w:rPr>
+        <w:rFonts w:eastAsia="黑体"/>
         <w:b/>
         <w:bCs/>
       </w:rPr>
     </w:tblStylePr>
     <w:tblStylePr w:type="lastCol">
       <w:rPr>
+        <w:rFonts w:eastAsia="黑体"/>
         <w:b/>
         <w:bCs/>
       </w:rPr>
@@ -6835,6 +7166,7 @@
         <w:spacing w:after="0" w:before="0" w:line="240" w:lineRule="auto"/>
       </w:pPr>
       <w:rPr>
+        <w:rFonts w:eastAsia="黑体"/>
         <w:b/>
         <w:bCs/>
         <w:color w:themeColor="background1" w:val="FFFFFF"/>
@@ -6857,6 +7189,7 @@
         <w:spacing w:after="0" w:before="0" w:line="240" w:lineRule="auto"/>
       </w:pPr>
       <w:rPr>
+        <w:rFonts w:eastAsia="黑体"/>
         <w:b/>
         <w:bCs/>
       </w:rPr>
@@ -6874,12 +7207,14 @@
     </w:tblStylePr>
     <w:tblStylePr w:type="firstCol">
       <w:rPr>
+        <w:rFonts w:eastAsia="黑体"/>
         <w:b/>
         <w:bCs/>
       </w:rPr>
     </w:tblStylePr>
     <w:tblStylePr w:type="lastCol">
       <w:rPr>
+        <w:rFonts w:eastAsia="黑体"/>
         <w:b/>
         <w:bCs/>
       </w:rPr>
@@ -6938,6 +7273,7 @@
         <w:spacing w:after="0" w:before="0" w:line="240" w:lineRule="auto"/>
       </w:pPr>
       <w:rPr>
+        <w:rFonts w:eastAsia="黑体"/>
         <w:b/>
         <w:bCs/>
         <w:color w:themeColor="background1" w:val="FFFFFF"/>
@@ -6960,6 +7296,7 @@
         <w:spacing w:after="0" w:before="0" w:line="240" w:lineRule="auto"/>
       </w:pPr>
       <w:rPr>
+        <w:rFonts w:eastAsia="黑体"/>
         <w:color w:val="auto"/>
       </w:rPr>
       <w:tblPr/>
@@ -6977,6 +7314,7 @@
     </w:tblStylePr>
     <w:tblStylePr w:type="firstCol">
       <w:rPr>
+        <w:rFonts w:eastAsia="黑体"/>
         <w:b/>
         <w:bCs/>
         <w:color w:themeColor="background1" w:val="FFFFFF"/>
@@ -6996,6 +7334,7 @@
     </w:tblStylePr>
     <w:tblStylePr w:type="lastCol">
       <w:rPr>
+        <w:rFonts w:eastAsia="黑体"/>
         <w:b/>
         <w:bCs/>
         <w:color w:themeColor="background1" w:val="FFFFFF"/>
@@ -7044,6 +7383,7 @@
     </w:tblStylePr>
     <w:tblStylePr w:type="nwCell">
       <w:rPr>
+        <w:rFonts w:eastAsia="黑体"/>
         <w:color w:themeColor="background1" w:val="FFFFFF"/>
       </w:rPr>
       <w:tblPr/>
@@ -7087,6 +7427,7 @@
         <w:spacing w:after="0" w:before="0" w:line="240" w:lineRule="auto"/>
       </w:pPr>
       <w:rPr>
+        <w:rFonts w:eastAsia="黑体"/>
         <w:b/>
         <w:bCs/>
         <w:color w:themeColor="background1" w:val="FFFFFF"/>
@@ -7109,6 +7450,7 @@
         <w:spacing w:after="0" w:before="0" w:line="240" w:lineRule="auto"/>
       </w:pPr>
       <w:rPr>
+        <w:rFonts w:eastAsia="黑体"/>
         <w:color w:val="auto"/>
       </w:rPr>
       <w:tblPr/>
@@ -7126,6 +7468,7 @@
     </w:tblStylePr>
     <w:tblStylePr w:type="firstCol">
       <w:rPr>
+        <w:rFonts w:eastAsia="黑体"/>
         <w:b/>
         <w:bCs/>
         <w:color w:themeColor="background1" w:val="FFFFFF"/>
@@ -7145,6 +7488,7 @@
     </w:tblStylePr>
     <w:tblStylePr w:type="lastCol">
       <w:rPr>
+        <w:rFonts w:eastAsia="黑体"/>
         <w:b/>
         <w:bCs/>
         <w:color w:themeColor="background1" w:val="FFFFFF"/>
@@ -7193,6 +7537,7 @@
     </w:tblStylePr>
     <w:tblStylePr w:type="nwCell">
       <w:rPr>
+        <w:rFonts w:eastAsia="黑体"/>
         <w:color w:themeColor="background1" w:val="FFFFFF"/>
       </w:rPr>
       <w:tblPr/>
@@ -7236,6 +7581,7 @@
         <w:spacing w:after="0" w:before="0" w:line="240" w:lineRule="auto"/>
       </w:pPr>
       <w:rPr>
+        <w:rFonts w:eastAsia="黑体"/>
         <w:b/>
         <w:bCs/>
         <w:color w:themeColor="background1" w:val="FFFFFF"/>
@@ -7258,6 +7604,7 @@
         <w:spacing w:after="0" w:before="0" w:line="240" w:lineRule="auto"/>
       </w:pPr>
       <w:rPr>
+        <w:rFonts w:eastAsia="黑体"/>
         <w:color w:val="auto"/>
       </w:rPr>
       <w:tblPr/>
@@ -7275,6 +7622,7 @@
     </w:tblStylePr>
     <w:tblStylePr w:type="firstCol">
       <w:rPr>
+        <w:rFonts w:eastAsia="黑体"/>
         <w:b/>
         <w:bCs/>
         <w:color w:themeColor="background1" w:val="FFFFFF"/>
@@ -7294,6 +7642,7 @@
     </w:tblStylePr>
     <w:tblStylePr w:type="lastCol">
       <w:rPr>
+        <w:rFonts w:eastAsia="黑体"/>
         <w:b/>
         <w:bCs/>
         <w:color w:themeColor="background1" w:val="FFFFFF"/>
@@ -7342,6 +7691,7 @@
     </w:tblStylePr>
     <w:tblStylePr w:type="nwCell">
       <w:rPr>
+        <w:rFonts w:eastAsia="黑体"/>
         <w:color w:themeColor="background1" w:val="FFFFFF"/>
       </w:rPr>
       <w:tblPr/>
@@ -7385,6 +7735,7 @@
         <w:spacing w:after="0" w:before="0" w:line="240" w:lineRule="auto"/>
       </w:pPr>
       <w:rPr>
+        <w:rFonts w:eastAsia="黑体"/>
         <w:b/>
         <w:bCs/>
         <w:color w:themeColor="background1" w:val="FFFFFF"/>
@@ -7407,6 +7758,7 @@
         <w:spacing w:after="0" w:before="0" w:line="240" w:lineRule="auto"/>
       </w:pPr>
       <w:rPr>
+        <w:rFonts w:eastAsia="黑体"/>
         <w:color w:val="auto"/>
       </w:rPr>
       <w:tblPr/>
@@ -7424,6 +7776,7 @@
     </w:tblStylePr>
     <w:tblStylePr w:type="firstCol">
       <w:rPr>
+        <w:rFonts w:eastAsia="黑体"/>
         <w:b/>
         <w:bCs/>
         <w:color w:themeColor="background1" w:val="FFFFFF"/>
@@ -7443,6 +7796,7 @@
     </w:tblStylePr>
     <w:tblStylePr w:type="lastCol">
       <w:rPr>
+        <w:rFonts w:eastAsia="黑体"/>
         <w:b/>
         <w:bCs/>
         <w:color w:themeColor="background1" w:val="FFFFFF"/>
@@ -7491,6 +7845,7 @@
     </w:tblStylePr>
     <w:tblStylePr w:type="nwCell">
       <w:rPr>
+        <w:rFonts w:eastAsia="黑体"/>
         <w:color w:themeColor="background1" w:val="FFFFFF"/>
       </w:rPr>
       <w:tblPr/>
@@ -7534,6 +7889,7 @@
         <w:spacing w:after="0" w:before="0" w:line="240" w:lineRule="auto"/>
       </w:pPr>
       <w:rPr>
+        <w:rFonts w:eastAsia="黑体"/>
         <w:b/>
         <w:bCs/>
         <w:color w:themeColor="background1" w:val="FFFFFF"/>
@@ -7556,6 +7912,7 @@
         <w:spacing w:after="0" w:before="0" w:line="240" w:lineRule="auto"/>
       </w:pPr>
       <w:rPr>
+        <w:rFonts w:eastAsia="黑体"/>
         <w:color w:val="auto"/>
       </w:rPr>
       <w:tblPr/>
@@ -7573,6 +7930,7 @@
     </w:tblStylePr>
     <w:tblStylePr w:type="firstCol">
       <w:rPr>
+        <w:rFonts w:eastAsia="黑体"/>
         <w:b/>
         <w:bCs/>
         <w:color w:themeColor="background1" w:val="FFFFFF"/>
@@ -7592,6 +7950,7 @@
     </w:tblStylePr>
     <w:tblStylePr w:type="lastCol">
       <w:rPr>
+        <w:rFonts w:eastAsia="黑体"/>
         <w:b/>
         <w:bCs/>
         <w:color w:themeColor="background1" w:val="FFFFFF"/>
@@ -7640,6 +7999,7 @@
     </w:tblStylePr>
     <w:tblStylePr w:type="nwCell">
       <w:rPr>
+        <w:rFonts w:eastAsia="黑体"/>
         <w:color w:themeColor="background1" w:val="FFFFFF"/>
       </w:rPr>
       <w:tblPr/>
@@ -7683,6 +8043,7 @@
         <w:spacing w:after="0" w:before="0" w:line="240" w:lineRule="auto"/>
       </w:pPr>
       <w:rPr>
+        <w:rFonts w:eastAsia="黑体"/>
         <w:b/>
         <w:bCs/>
         <w:color w:themeColor="background1" w:val="FFFFFF"/>
@@ -7705,6 +8066,7 @@
         <w:spacing w:after="0" w:before="0" w:line="240" w:lineRule="auto"/>
       </w:pPr>
       <w:rPr>
+        <w:rFonts w:eastAsia="黑体"/>
         <w:color w:val="auto"/>
       </w:rPr>
       <w:tblPr/>
@@ -7722,6 +8084,7 @@
     </w:tblStylePr>
     <w:tblStylePr w:type="firstCol">
       <w:rPr>
+        <w:rFonts w:eastAsia="黑体"/>
         <w:b/>
         <w:bCs/>
         <w:color w:themeColor="background1" w:val="FFFFFF"/>
@@ -7741,6 +8104,7 @@
     </w:tblStylePr>
     <w:tblStylePr w:type="lastCol">
       <w:rPr>
+        <w:rFonts w:eastAsia="黑体"/>
         <w:b/>
         <w:bCs/>
         <w:color w:themeColor="background1" w:val="FFFFFF"/>
@@ -7789,6 +8153,7 @@
     </w:tblStylePr>
     <w:tblStylePr w:type="nwCell">
       <w:rPr>
+        <w:rFonts w:eastAsia="黑体"/>
         <w:color w:themeColor="background1" w:val="FFFFFF"/>
       </w:rPr>
       <w:tblPr/>
@@ -7832,6 +8197,7 @@
         <w:spacing w:after="0" w:before="0" w:line="240" w:lineRule="auto"/>
       </w:pPr>
       <w:rPr>
+        <w:rFonts w:eastAsia="黑体"/>
         <w:b/>
         <w:bCs/>
         <w:color w:themeColor="background1" w:val="FFFFFF"/>
@@ -7854,6 +8220,7 @@
         <w:spacing w:after="0" w:before="0" w:line="240" w:lineRule="auto"/>
       </w:pPr>
       <w:rPr>
+        <w:rFonts w:eastAsia="黑体"/>
         <w:color w:val="auto"/>
       </w:rPr>
       <w:tblPr/>
@@ -7871,6 +8238,7 @@
     </w:tblStylePr>
     <w:tblStylePr w:type="firstCol">
       <w:rPr>
+        <w:rFonts w:eastAsia="黑体"/>
         <w:b/>
         <w:bCs/>
         <w:color w:themeColor="background1" w:val="FFFFFF"/>
@@ -7890,6 +8258,7 @@
     </w:tblStylePr>
     <w:tblStylePr w:type="lastCol">
       <w:rPr>
+        <w:rFonts w:eastAsia="黑体"/>
         <w:b/>
         <w:bCs/>
         <w:color w:themeColor="background1" w:val="FFFFFF"/>
@@ -7938,6 +8307,7 @@
     </w:tblStylePr>
     <w:tblStylePr w:type="nwCell">
       <w:rPr>
+        <w:rFonts w:eastAsia="黑体"/>
         <w:color w:themeColor="background1" w:val="FFFFFF"/>
       </w:rPr>
       <w:tblPr/>
@@ -7962,6 +8332,7 @@
       <w:spacing w:after="0" w:line="240" w:lineRule="auto"/>
     </w:pPr>
     <w:rPr>
+      <w:rFonts w:eastAsia="黑体"/>
       <w:color w:themeColor="text1" w:val="000000"/>
     </w:rPr>
     <w:tblPr>
@@ -7981,7 +8352,7 @@
     </w:tblPr>
     <w:tblStylePr w:type="firstRow">
       <w:rPr>
-        <w:rFonts w:asciiTheme="majorHAnsi" w:cstheme="majorBidi" w:eastAsiaTheme="majorEastAsia" w:hAnsiTheme="majorHAnsi"/>
+        <w:rFonts w:asciiTheme="majorHAnsi" w:cstheme="majorBidi" w:hAnsiTheme="majorHAnsi" w:eastAsia="黑体"/>
       </w:rPr>
       <w:tblPr/>
       <w:tcPr>
@@ -7993,6 +8364,7 @@
     </w:tblStylePr>
     <w:tblStylePr w:type="lastRow">
       <w:rPr>
+        <w:rFonts w:eastAsia="黑体"/>
         <w:b/>
         <w:bCs/>
         <w:color w:themeColor="text2" w:val="1F497D"/>
@@ -8007,12 +8379,14 @@
     </w:tblStylePr>
     <w:tblStylePr w:type="firstCol">
       <w:rPr>
+        <w:rFonts w:eastAsia="黑体"/>
         <w:b/>
         <w:bCs/>
       </w:rPr>
     </w:tblStylePr>
     <w:tblStylePr w:type="lastCol">
       <w:rPr>
+        <w:rFonts w:eastAsia="黑体"/>
         <w:b/>
         <w:bCs/>
       </w:rPr>
@@ -8046,6 +8420,7 @@
       <w:spacing w:after="0" w:line="240" w:lineRule="auto"/>
     </w:pPr>
     <w:rPr>
+      <w:rFonts w:eastAsia="黑体"/>
       <w:color w:themeColor="text1" w:val="000000"/>
     </w:rPr>
     <w:tblPr>
@@ -8065,7 +8440,7 @@
     </w:tblPr>
     <w:tblStylePr w:type="firstRow">
       <w:rPr>
-        <w:rFonts w:asciiTheme="majorHAnsi" w:cstheme="majorBidi" w:eastAsiaTheme="majorEastAsia" w:hAnsiTheme="majorHAnsi"/>
+        <w:rFonts w:asciiTheme="majorHAnsi" w:cstheme="majorBidi" w:hAnsiTheme="majorHAnsi" w:eastAsia="黑体"/>
       </w:rPr>
       <w:tblPr/>
       <w:tcPr>
@@ -8077,6 +8452,7 @@
     </w:tblStylePr>
     <w:tblStylePr w:type="lastRow">
       <w:rPr>
+        <w:rFonts w:eastAsia="黑体"/>
         <w:b/>
         <w:bCs/>
         <w:color w:themeColor="text2" w:val="1F497D"/>
@@ -8091,12 +8467,14 @@
     </w:tblStylePr>
     <w:tblStylePr w:type="firstCol">
       <w:rPr>
+        <w:rFonts w:eastAsia="黑体"/>
         <w:b/>
         <w:bCs/>
       </w:rPr>
     </w:tblStylePr>
     <w:tblStylePr w:type="lastCol">
       <w:rPr>
+        <w:rFonts w:eastAsia="黑体"/>
         <w:b/>
         <w:bCs/>
       </w:rPr>
@@ -8130,6 +8508,7 @@
       <w:spacing w:after="0" w:line="240" w:lineRule="auto"/>
     </w:pPr>
     <w:rPr>
+      <w:rFonts w:eastAsia="黑体"/>
       <w:color w:themeColor="text1" w:val="000000"/>
     </w:rPr>
     <w:tblPr>
@@ -8149,7 +8528,7 @@
     </w:tblPr>
     <w:tblStylePr w:type="firstRow">
       <w:rPr>
-        <w:rFonts w:asciiTheme="majorHAnsi" w:cstheme="majorBidi" w:eastAsiaTheme="majorEastAsia" w:hAnsiTheme="majorHAnsi"/>
+        <w:rFonts w:asciiTheme="majorHAnsi" w:cstheme="majorBidi" w:hAnsiTheme="majorHAnsi" w:eastAsia="黑体"/>
       </w:rPr>
       <w:tblPr/>
       <w:tcPr>
@@ -8161,6 +8540,7 @@
     </w:tblStylePr>
     <w:tblStylePr w:type="lastRow">
       <w:rPr>
+        <w:rFonts w:eastAsia="黑体"/>
         <w:b/>
         <w:bCs/>
         <w:color w:themeColor="text2" w:val="1F497D"/>
@@ -8175,12 +8555,14 @@
     </w:tblStylePr>
     <w:tblStylePr w:type="firstCol">
       <w:rPr>
+        <w:rFonts w:eastAsia="黑体"/>
         <w:b/>
         <w:bCs/>
       </w:rPr>
     </w:tblStylePr>
     <w:tblStylePr w:type="lastCol">
       <w:rPr>
+        <w:rFonts w:eastAsia="黑体"/>
         <w:b/>
         <w:bCs/>
       </w:rPr>
@@ -8214,6 +8596,7 @@
       <w:spacing w:after="0" w:line="240" w:lineRule="auto"/>
     </w:pPr>
     <w:rPr>
+      <w:rFonts w:eastAsia="黑体"/>
       <w:color w:themeColor="text1" w:val="000000"/>
     </w:rPr>
     <w:tblPr>
@@ -8233,7 +8616,7 @@
     </w:tblPr>
     <w:tblStylePr w:type="firstRow">
       <w:rPr>
-        <w:rFonts w:asciiTheme="majorHAnsi" w:cstheme="majorBidi" w:eastAsiaTheme="majorEastAsia" w:hAnsiTheme="majorHAnsi"/>
+        <w:rFonts w:asciiTheme="majorHAnsi" w:cstheme="majorBidi" w:hAnsiTheme="majorHAnsi" w:eastAsia="黑体"/>
       </w:rPr>
       <w:tblPr/>
       <w:tcPr>
@@ -8245,6 +8628,7 @@
     </w:tblStylePr>
     <w:tblStylePr w:type="lastRow">
       <w:rPr>
+        <w:rFonts w:eastAsia="黑体"/>
         <w:b/>
         <w:bCs/>
         <w:color w:themeColor="text2" w:val="1F497D"/>
@@ -8259,12 +8643,14 @@
     </w:tblStylePr>
     <w:tblStylePr w:type="firstCol">
       <w:rPr>
+        <w:rFonts w:eastAsia="黑体"/>
         <w:b/>
         <w:bCs/>
       </w:rPr>
     </w:tblStylePr>
     <w:tblStylePr w:type="lastCol">
       <w:rPr>
+        <w:rFonts w:eastAsia="黑体"/>
         <w:b/>
         <w:bCs/>
       </w:rPr>
@@ -8298,6 +8684,7 @@
       <w:spacing w:after="0" w:line="240" w:lineRule="auto"/>
     </w:pPr>
     <w:rPr>
+      <w:rFonts w:eastAsia="黑体"/>
       <w:color w:themeColor="text1" w:val="000000"/>
     </w:rPr>
     <w:tblPr>
@@ -8317,7 +8704,7 @@
     </w:tblPr>
     <w:tblStylePr w:type="firstRow">
       <w:rPr>
-        <w:rFonts w:asciiTheme="majorHAnsi" w:cstheme="majorBidi" w:eastAsiaTheme="majorEastAsia" w:hAnsiTheme="majorHAnsi"/>
+        <w:rFonts w:asciiTheme="majorHAnsi" w:cstheme="majorBidi" w:hAnsiTheme="majorHAnsi" w:eastAsia="黑体"/>
       </w:rPr>
       <w:tblPr/>
       <w:tcPr>
@@ -8329,6 +8716,7 @@
     </w:tblStylePr>
     <w:tblStylePr w:type="lastRow">
       <w:rPr>
+        <w:rFonts w:eastAsia="黑体"/>
         <w:b/>
         <w:bCs/>
         <w:color w:themeColor="text2" w:val="1F497D"/>
@@ -8343,12 +8731,14 @@
     </w:tblStylePr>
     <w:tblStylePr w:type="firstCol">
       <w:rPr>
+        <w:rFonts w:eastAsia="黑体"/>
         <w:b/>
         <w:bCs/>
       </w:rPr>
     </w:tblStylePr>
     <w:tblStylePr w:type="lastCol">
       <w:rPr>
+        <w:rFonts w:eastAsia="黑体"/>
         <w:b/>
         <w:bCs/>
       </w:rPr>
@@ -8382,6 +8772,7 @@
       <w:spacing w:after="0" w:line="240" w:lineRule="auto"/>
     </w:pPr>
     <w:rPr>
+      <w:rFonts w:eastAsia="黑体"/>
       <w:color w:themeColor="text1" w:val="000000"/>
     </w:rPr>
     <w:tblPr>
@@ -8401,7 +8792,7 @@
     </w:tblPr>
     <w:tblStylePr w:type="firstRow">
       <w:rPr>
-        <w:rFonts w:asciiTheme="majorHAnsi" w:cstheme="majorBidi" w:eastAsiaTheme="majorEastAsia" w:hAnsiTheme="majorHAnsi"/>
+        <w:rFonts w:asciiTheme="majorHAnsi" w:cstheme="majorBidi" w:hAnsiTheme="majorHAnsi" w:eastAsia="黑体"/>
       </w:rPr>
       <w:tblPr/>
       <w:tcPr>
@@ -8413,6 +8804,7 @@
     </w:tblStylePr>
     <w:tblStylePr w:type="lastRow">
       <w:rPr>
+        <w:rFonts w:eastAsia="黑体"/>
         <w:b/>
         <w:bCs/>
         <w:color w:themeColor="text2" w:val="1F497D"/>
@@ -8427,12 +8819,14 @@
     </w:tblStylePr>
     <w:tblStylePr w:type="firstCol">
       <w:rPr>
+        <w:rFonts w:eastAsia="黑体"/>
         <w:b/>
         <w:bCs/>
       </w:rPr>
     </w:tblStylePr>
     <w:tblStylePr w:type="lastCol">
       <w:rPr>
+        <w:rFonts w:eastAsia="黑体"/>
         <w:b/>
         <w:bCs/>
       </w:rPr>
@@ -8466,6 +8860,7 @@
       <w:spacing w:after="0" w:line="240" w:lineRule="auto"/>
     </w:pPr>
     <w:rPr>
+      <w:rFonts w:eastAsia="黑体"/>
       <w:color w:themeColor="text1" w:val="000000"/>
     </w:rPr>
     <w:tblPr>
@@ -8485,7 +8880,7 @@
     </w:tblPr>
     <w:tblStylePr w:type="firstRow">
       <w:rPr>
-        <w:rFonts w:asciiTheme="majorHAnsi" w:cstheme="majorBidi" w:eastAsiaTheme="majorEastAsia" w:hAnsiTheme="majorHAnsi"/>
+        <w:rFonts w:asciiTheme="majorHAnsi" w:cstheme="majorBidi" w:hAnsiTheme="majorHAnsi" w:eastAsia="黑体"/>
       </w:rPr>
       <w:tblPr/>
       <w:tcPr>
@@ -8497,6 +8892,7 @@
     </w:tblStylePr>
     <w:tblStylePr w:type="lastRow">
       <w:rPr>
+        <w:rFonts w:eastAsia="黑体"/>
         <w:b/>
         <w:bCs/>
         <w:color w:themeColor="text2" w:val="1F497D"/>
@@ -8511,12 +8907,14 @@
     </w:tblStylePr>
     <w:tblStylePr w:type="firstCol">
       <w:rPr>
+        <w:rFonts w:eastAsia="黑体"/>
         <w:b/>
         <w:bCs/>
       </w:rPr>
     </w:tblStylePr>
     <w:tblStylePr w:type="lastCol">
       <w:rPr>
+        <w:rFonts w:eastAsia="黑体"/>
         <w:b/>
         <w:bCs/>
       </w:rPr>
@@ -8550,7 +8948,7 @@
       <w:spacing w:after="0" w:line="240" w:lineRule="auto"/>
     </w:pPr>
     <w:rPr>
-      <w:rFonts w:asciiTheme="majorHAnsi" w:cstheme="majorBidi" w:eastAsiaTheme="majorEastAsia" w:hAnsiTheme="majorHAnsi"/>
+      <w:rFonts w:asciiTheme="majorHAnsi" w:cstheme="majorBidi" w:hAnsiTheme="majorHAnsi" w:eastAsia="黑体"/>
       <w:color w:themeColor="text1" w:val="000000"/>
     </w:rPr>
     <w:tblPr>
@@ -8572,6 +8970,7 @@
     </w:tblPr>
     <w:tblStylePr w:type="firstRow">
       <w:rPr>
+        <w:rFonts w:eastAsia="黑体"/>
         <w:sz w:val="24"/>
         <w:szCs w:val="24"/>
       </w:rPr>
@@ -8678,7 +9077,7 @@
       <w:spacing w:after="0" w:line="240" w:lineRule="auto"/>
     </w:pPr>
     <w:rPr>
-      <w:rFonts w:asciiTheme="majorHAnsi" w:cstheme="majorBidi" w:eastAsiaTheme="majorEastAsia" w:hAnsiTheme="majorHAnsi"/>
+      <w:rFonts w:asciiTheme="majorHAnsi" w:cstheme="majorBidi" w:hAnsiTheme="majorHAnsi" w:eastAsia="黑体"/>
       <w:color w:themeColor="text1" w:val="000000"/>
     </w:rPr>
     <w:tblPr>
@@ -8700,6 +9099,7 @@
     </w:tblPr>
     <w:tblStylePr w:type="firstRow">
       <w:rPr>
+        <w:rFonts w:eastAsia="黑体"/>
         <w:sz w:val="24"/>
         <w:szCs w:val="24"/>
       </w:rPr>
@@ -8806,7 +9206,7 @@
       <w:spacing w:after="0" w:line="240" w:lineRule="auto"/>
     </w:pPr>
     <w:rPr>
-      <w:rFonts w:asciiTheme="majorHAnsi" w:cstheme="majorBidi" w:eastAsiaTheme="majorEastAsia" w:hAnsiTheme="majorHAnsi"/>
+      <w:rFonts w:asciiTheme="majorHAnsi" w:cstheme="majorBidi" w:hAnsiTheme="majorHAnsi" w:eastAsia="黑体"/>
       <w:color w:themeColor="text1" w:val="000000"/>
     </w:rPr>
     <w:tblPr>
@@ -8828,6 +9228,7 @@
     </w:tblPr>
     <w:tblStylePr w:type="firstRow">
       <w:rPr>
+        <w:rFonts w:eastAsia="黑体"/>
         <w:sz w:val="24"/>
         <w:szCs w:val="24"/>
       </w:rPr>
@@ -8934,7 +9335,7 @@
       <w:spacing w:after="0" w:line="240" w:lineRule="auto"/>
     </w:pPr>
     <w:rPr>
-      <w:rFonts w:asciiTheme="majorHAnsi" w:cstheme="majorBidi" w:eastAsiaTheme="majorEastAsia" w:hAnsiTheme="majorHAnsi"/>
+      <w:rFonts w:asciiTheme="majorHAnsi" w:cstheme="majorBidi" w:hAnsiTheme="majorHAnsi" w:eastAsia="黑体"/>
       <w:color w:themeColor="text1" w:val="000000"/>
     </w:rPr>
     <w:tblPr>
@@ -8956,6 +9357,7 @@
     </w:tblPr>
     <w:tblStylePr w:type="firstRow">
       <w:rPr>
+        <w:rFonts w:eastAsia="黑体"/>
         <w:sz w:val="24"/>
         <w:szCs w:val="24"/>
       </w:rPr>
@@ -9062,7 +9464,7 @@
       <w:spacing w:after="0" w:line="240" w:lineRule="auto"/>
     </w:pPr>
     <w:rPr>
-      <w:rFonts w:asciiTheme="majorHAnsi" w:cstheme="majorBidi" w:eastAsiaTheme="majorEastAsia" w:hAnsiTheme="majorHAnsi"/>
+      <w:rFonts w:asciiTheme="majorHAnsi" w:cstheme="majorBidi" w:hAnsiTheme="majorHAnsi" w:eastAsia="黑体"/>
       <w:color w:themeColor="text1" w:val="000000"/>
     </w:rPr>
     <w:tblPr>
@@ -9084,6 +9486,7 @@
     </w:tblPr>
     <w:tblStylePr w:type="firstRow">
       <w:rPr>
+        <w:rFonts w:eastAsia="黑体"/>
         <w:sz w:val="24"/>
         <w:szCs w:val="24"/>
       </w:rPr>
@@ -9190,7 +9593,7 @@
       <w:spacing w:after="0" w:line="240" w:lineRule="auto"/>
     </w:pPr>
     <w:rPr>
-      <w:rFonts w:asciiTheme="majorHAnsi" w:cstheme="majorBidi" w:eastAsiaTheme="majorEastAsia" w:hAnsiTheme="majorHAnsi"/>
+      <w:rFonts w:asciiTheme="majorHAnsi" w:cstheme="majorBidi" w:hAnsiTheme="majorHAnsi" w:eastAsia="黑体"/>
       <w:color w:themeColor="text1" w:val="000000"/>
     </w:rPr>
     <w:tblPr>
@@ -9212,6 +9615,7 @@
     </w:tblPr>
     <w:tblStylePr w:type="firstRow">
       <w:rPr>
+        <w:rFonts w:eastAsia="黑体"/>
         <w:sz w:val="24"/>
         <w:szCs w:val="24"/>
       </w:rPr>
@@ -9318,7 +9722,7 @@
       <w:spacing w:after="0" w:line="240" w:lineRule="auto"/>
     </w:pPr>
     <w:rPr>
-      <w:rFonts w:asciiTheme="majorHAnsi" w:cstheme="majorBidi" w:eastAsiaTheme="majorEastAsia" w:hAnsiTheme="majorHAnsi"/>
+      <w:rFonts w:asciiTheme="majorHAnsi" w:cstheme="majorBidi" w:hAnsiTheme="majorHAnsi" w:eastAsia="黑体"/>
       <w:color w:themeColor="text1" w:val="000000"/>
     </w:rPr>
     <w:tblPr>
@@ -9340,6 +9744,7 @@
     </w:tblPr>
     <w:tblStylePr w:type="firstRow">
       <w:rPr>
+        <w:rFonts w:eastAsia="黑体"/>
         <w:sz w:val="24"/>
         <w:szCs w:val="24"/>
       </w:rPr>
@@ -9469,12 +9874,14 @@
     </w:tcPr>
     <w:tblStylePr w:type="firstRow">
       <w:rPr>
+        <w:rFonts w:eastAsia="黑体"/>
         <w:b/>
         <w:bCs/>
       </w:rPr>
     </w:tblStylePr>
     <w:tblStylePr w:type="lastRow">
       <w:rPr>
+        <w:rFonts w:eastAsia="黑体"/>
         <w:b/>
         <w:bCs/>
       </w:rPr>
@@ -9487,12 +9894,14 @@
     </w:tblStylePr>
     <w:tblStylePr w:type="firstCol">
       <w:rPr>
+        <w:rFonts w:eastAsia="黑体"/>
         <w:b/>
         <w:bCs/>
       </w:rPr>
     </w:tblStylePr>
     <w:tblStylePr w:type="lastCol">
       <w:rPr>
+        <w:rFonts w:eastAsia="黑体"/>
         <w:b/>
         <w:bCs/>
       </w:rPr>
@@ -9542,12 +9951,14 @@
     </w:tcPr>
     <w:tblStylePr w:type="firstRow">
       <w:rPr>
+        <w:rFonts w:eastAsia="黑体"/>
         <w:b/>
         <w:bCs/>
       </w:rPr>
     </w:tblStylePr>
     <w:tblStylePr w:type="lastRow">
       <w:rPr>
+        <w:rFonts w:eastAsia="黑体"/>
         <w:b/>
         <w:bCs/>
       </w:rPr>
@@ -9560,12 +9971,14 @@
     </w:tblStylePr>
     <w:tblStylePr w:type="firstCol">
       <w:rPr>
+        <w:rFonts w:eastAsia="黑体"/>
         <w:b/>
         <w:bCs/>
       </w:rPr>
     </w:tblStylePr>
     <w:tblStylePr w:type="lastCol">
       <w:rPr>
+        <w:rFonts w:eastAsia="黑体"/>
         <w:b/>
         <w:bCs/>
       </w:rPr>
@@ -9615,12 +10028,14 @@
     </w:tcPr>
     <w:tblStylePr w:type="firstRow">
       <w:rPr>
+        <w:rFonts w:eastAsia="黑体"/>
         <w:b/>
         <w:bCs/>
       </w:rPr>
     </w:tblStylePr>
     <w:tblStylePr w:type="lastRow">
       <w:rPr>
+        <w:rFonts w:eastAsia="黑体"/>
         <w:b/>
         <w:bCs/>
       </w:rPr>
@@ -9633,12 +10048,14 @@
     </w:tblStylePr>
     <w:tblStylePr w:type="firstCol">
       <w:rPr>
+        <w:rFonts w:eastAsia="黑体"/>
         <w:b/>
         <w:bCs/>
       </w:rPr>
     </w:tblStylePr>
     <w:tblStylePr w:type="lastCol">
       <w:rPr>
+        <w:rFonts w:eastAsia="黑体"/>
         <w:b/>
         <w:bCs/>
       </w:rPr>
@@ -9688,12 +10105,14 @@
     </w:tcPr>
     <w:tblStylePr w:type="firstRow">
       <w:rPr>
+        <w:rFonts w:eastAsia="黑体"/>
         <w:b/>
         <w:bCs/>
       </w:rPr>
     </w:tblStylePr>
     <w:tblStylePr w:type="lastRow">
       <w:rPr>
+        <w:rFonts w:eastAsia="黑体"/>
         <w:b/>
         <w:bCs/>
       </w:rPr>
@@ -9706,12 +10125,14 @@
     </w:tblStylePr>
     <w:tblStylePr w:type="firstCol">
       <w:rPr>
+        <w:rFonts w:eastAsia="黑体"/>
         <w:b/>
         <w:bCs/>
       </w:rPr>
     </w:tblStylePr>
     <w:tblStylePr w:type="lastCol">
       <w:rPr>
+        <w:rFonts w:eastAsia="黑体"/>
         <w:b/>
         <w:bCs/>
       </w:rPr>
@@ -9761,12 +10182,14 @@
     </w:tcPr>
     <w:tblStylePr w:type="firstRow">
       <w:rPr>
+        <w:rFonts w:eastAsia="黑体"/>
         <w:b/>
         <w:bCs/>
       </w:rPr>
     </w:tblStylePr>
     <w:tblStylePr w:type="lastRow">
       <w:rPr>
+        <w:rFonts w:eastAsia="黑体"/>
         <w:b/>
         <w:bCs/>
       </w:rPr>
@@ -9779,12 +10202,14 @@
     </w:tblStylePr>
     <w:tblStylePr w:type="firstCol">
       <w:rPr>
+        <w:rFonts w:eastAsia="黑体"/>
         <w:b/>
         <w:bCs/>
       </w:rPr>
     </w:tblStylePr>
     <w:tblStylePr w:type="lastCol">
       <w:rPr>
+        <w:rFonts w:eastAsia="黑体"/>
         <w:b/>
         <w:bCs/>
       </w:rPr>
@@ -9834,12 +10259,14 @@
     </w:tcPr>
     <w:tblStylePr w:type="firstRow">
       <w:rPr>
+        <w:rFonts w:eastAsia="黑体"/>
         <w:b/>
         <w:bCs/>
       </w:rPr>
     </w:tblStylePr>
     <w:tblStylePr w:type="lastRow">
       <w:rPr>
+        <w:rFonts w:eastAsia="黑体"/>
         <w:b/>
         <w:bCs/>
       </w:rPr>
@@ -9852,12 +10279,14 @@
     </w:tblStylePr>
     <w:tblStylePr w:type="firstCol">
       <w:rPr>
+        <w:rFonts w:eastAsia="黑体"/>
         <w:b/>
         <w:bCs/>
       </w:rPr>
     </w:tblStylePr>
     <w:tblStylePr w:type="lastCol">
       <w:rPr>
+        <w:rFonts w:eastAsia="黑体"/>
         <w:b/>
         <w:bCs/>
       </w:rPr>
@@ -9907,12 +10336,14 @@
     </w:tcPr>
     <w:tblStylePr w:type="firstRow">
       <w:rPr>
+        <w:rFonts w:eastAsia="黑体"/>
         <w:b/>
         <w:bCs/>
       </w:rPr>
     </w:tblStylePr>
     <w:tblStylePr w:type="lastRow">
       <w:rPr>
+        <w:rFonts w:eastAsia="黑体"/>
         <w:b/>
         <w:bCs/>
       </w:rPr>
@@ -9925,12 +10356,14 @@
     </w:tblStylePr>
     <w:tblStylePr w:type="firstCol">
       <w:rPr>
+        <w:rFonts w:eastAsia="黑体"/>
         <w:b/>
         <w:bCs/>
       </w:rPr>
     </w:tblStylePr>
     <w:tblStylePr w:type="lastCol">
       <w:rPr>
+        <w:rFonts w:eastAsia="黑体"/>
         <w:b/>
         <w:bCs/>
       </w:rPr>
@@ -9957,7 +10390,7 @@
       <w:spacing w:after="0" w:line="240" w:lineRule="auto"/>
     </w:pPr>
     <w:rPr>
-      <w:rFonts w:asciiTheme="majorHAnsi" w:cstheme="majorBidi" w:eastAsiaTheme="majorEastAsia" w:hAnsiTheme="majorHAnsi"/>
+      <w:rFonts w:asciiTheme="majorHAnsi" w:cstheme="majorBidi" w:hAnsiTheme="majorHAnsi" w:eastAsia="黑体"/>
       <w:color w:themeColor="text1" w:val="000000"/>
     </w:rPr>
     <w:tblPr>
@@ -9984,6 +10417,7 @@
     </w:tcPr>
     <w:tblStylePr w:type="firstRow">
       <w:rPr>
+        <w:rFonts w:eastAsia="黑体"/>
         <w:b/>
         <w:bCs/>
         <w:color w:themeColor="text1" w:val="000000"/>
@@ -9995,6 +10429,7 @@
     </w:tblStylePr>
     <w:tblStylePr w:type="lastRow">
       <w:rPr>
+        <w:rFonts w:eastAsia="黑体"/>
         <w:b/>
         <w:bCs/>
         <w:color w:themeColor="text1" w:val="000000"/>
@@ -10014,6 +10449,7 @@
     </w:tblStylePr>
     <w:tblStylePr w:type="firstCol">
       <w:rPr>
+        <w:rFonts w:eastAsia="黑体"/>
         <w:b/>
         <w:bCs/>
         <w:color w:themeColor="text1" w:val="000000"/>
@@ -10033,6 +10469,7 @@
     </w:tblStylePr>
     <w:tblStylePr w:type="lastCol">
       <w:rPr>
+        <w:rFonts w:eastAsia="黑体"/>
         <w:b w:val="0"/>
         <w:bCs w:val="0"/>
         <w:color w:themeColor="text1" w:val="000000"/>
@@ -10082,7 +10519,7 @@
       <w:spacing w:after="0" w:line="240" w:lineRule="auto"/>
     </w:pPr>
     <w:rPr>
-      <w:rFonts w:asciiTheme="majorHAnsi" w:cstheme="majorBidi" w:eastAsiaTheme="majorEastAsia" w:hAnsiTheme="majorHAnsi"/>
+      <w:rFonts w:asciiTheme="majorHAnsi" w:cstheme="majorBidi" w:hAnsiTheme="majorHAnsi" w:eastAsia="黑体"/>
       <w:color w:themeColor="text1" w:val="000000"/>
     </w:rPr>
     <w:tblPr>
@@ -10109,6 +10546,7 @@
     </w:tcPr>
     <w:tblStylePr w:type="firstRow">
       <w:rPr>
+        <w:rFonts w:eastAsia="黑体"/>
         <w:b/>
         <w:bCs/>
         <w:color w:themeColor="text1" w:val="000000"/>
@@ -10120,6 +10558,7 @@
     </w:tblStylePr>
     <w:tblStylePr w:type="lastRow">
       <w:rPr>
+        <w:rFonts w:eastAsia="黑体"/>
         <w:b/>
         <w:bCs/>
         <w:color w:themeColor="text1" w:val="000000"/>
@@ -10139,6 +10578,7 @@
     </w:tblStylePr>
     <w:tblStylePr w:type="firstCol">
       <w:rPr>
+        <w:rFonts w:eastAsia="黑体"/>
         <w:b/>
         <w:bCs/>
         <w:color w:themeColor="text1" w:val="000000"/>
@@ -10158,6 +10598,7 @@
     </w:tblStylePr>
     <w:tblStylePr w:type="lastCol">
       <w:rPr>
+        <w:rFonts w:eastAsia="黑体"/>
         <w:b w:val="0"/>
         <w:bCs w:val="0"/>
         <w:color w:themeColor="text1" w:val="000000"/>
@@ -10207,7 +10648,7 @@
       <w:spacing w:after="0" w:line="240" w:lineRule="auto"/>
     </w:pPr>
     <w:rPr>
-      <w:rFonts w:asciiTheme="majorHAnsi" w:cstheme="majorBidi" w:eastAsiaTheme="majorEastAsia" w:hAnsiTheme="majorHAnsi"/>
+      <w:rFonts w:asciiTheme="majorHAnsi" w:cstheme="majorBidi" w:hAnsiTheme="majorHAnsi" w:eastAsia="黑体"/>
       <w:color w:themeColor="text1" w:val="000000"/>
     </w:rPr>
     <w:tblPr>
@@ -10234,6 +10675,7 @@
     </w:tcPr>
     <w:tblStylePr w:type="firstRow">
       <w:rPr>
+        <w:rFonts w:eastAsia="黑体"/>
         <w:b/>
         <w:bCs/>
         <w:color w:themeColor="text1" w:val="000000"/>
@@ -10245,6 +10687,7 @@
     </w:tblStylePr>
     <w:tblStylePr w:type="lastRow">
       <w:rPr>
+        <w:rFonts w:eastAsia="黑体"/>
         <w:b/>
         <w:bCs/>
         <w:color w:themeColor="text1" w:val="000000"/>
@@ -10264,6 +10707,7 @@
     </w:tblStylePr>
     <w:tblStylePr w:type="firstCol">
       <w:rPr>
+        <w:rFonts w:eastAsia="黑体"/>
         <w:b/>
         <w:bCs/>
         <w:color w:themeColor="text1" w:val="000000"/>
@@ -10283,6 +10727,7 @@
     </w:tblStylePr>
     <w:tblStylePr w:type="lastCol">
       <w:rPr>
+        <w:rFonts w:eastAsia="黑体"/>
         <w:b w:val="0"/>
         <w:bCs w:val="0"/>
         <w:color w:themeColor="text1" w:val="000000"/>
@@ -10332,7 +10777,7 @@
       <w:spacing w:after="0" w:line="240" w:lineRule="auto"/>
     </w:pPr>
     <w:rPr>
-      <w:rFonts w:asciiTheme="majorHAnsi" w:cstheme="majorBidi" w:eastAsiaTheme="majorEastAsia" w:hAnsiTheme="majorHAnsi"/>
+      <w:rFonts w:asciiTheme="majorHAnsi" w:cstheme="majorBidi" w:hAnsiTheme="majorHAnsi" w:eastAsia="黑体"/>
       <w:color w:themeColor="text1" w:val="000000"/>
     </w:rPr>
     <w:tblPr>
@@ -10359,6 +10804,7 @@
     </w:tcPr>
     <w:tblStylePr w:type="firstRow">
       <w:rPr>
+        <w:rFonts w:eastAsia="黑体"/>
         <w:b/>
         <w:bCs/>
         <w:color w:themeColor="text1" w:val="000000"/>
@@ -10370,6 +10816,7 @@
     </w:tblStylePr>
     <w:tblStylePr w:type="lastRow">
       <w:rPr>
+        <w:rFonts w:eastAsia="黑体"/>
         <w:b/>
         <w:bCs/>
         <w:color w:themeColor="text1" w:val="000000"/>
@@ -10389,6 +10836,7 @@
     </w:tblStylePr>
     <w:tblStylePr w:type="firstCol">
       <w:rPr>
+        <w:rFonts w:eastAsia="黑体"/>
         <w:b/>
         <w:bCs/>
         <w:color w:themeColor="text1" w:val="000000"/>
@@ -10408,6 +10856,7 @@
     </w:tblStylePr>
     <w:tblStylePr w:type="lastCol">
       <w:rPr>
+        <w:rFonts w:eastAsia="黑体"/>
         <w:b w:val="0"/>
         <w:bCs w:val="0"/>
         <w:color w:themeColor="text1" w:val="000000"/>
@@ -10457,7 +10906,7 @@
       <w:spacing w:after="0" w:line="240" w:lineRule="auto"/>
     </w:pPr>
     <w:rPr>
-      <w:rFonts w:asciiTheme="majorHAnsi" w:cstheme="majorBidi" w:eastAsiaTheme="majorEastAsia" w:hAnsiTheme="majorHAnsi"/>
+      <w:rFonts w:asciiTheme="majorHAnsi" w:cstheme="majorBidi" w:hAnsiTheme="majorHAnsi" w:eastAsia="黑体"/>
       <w:color w:themeColor="text1" w:val="000000"/>
     </w:rPr>
     <w:tblPr>
@@ -10484,6 +10933,7 @@
     </w:tcPr>
     <w:tblStylePr w:type="firstRow">
       <w:rPr>
+        <w:rFonts w:eastAsia="黑体"/>
         <w:b/>
         <w:bCs/>
         <w:color w:themeColor="text1" w:val="000000"/>
@@ -10495,6 +10945,7 @@
     </w:tblStylePr>
     <w:tblStylePr w:type="lastRow">
       <w:rPr>
+        <w:rFonts w:eastAsia="黑体"/>
         <w:b/>
         <w:bCs/>
         <w:color w:themeColor="text1" w:val="000000"/>
@@ -10514,6 +10965,7 @@
     </w:tblStylePr>
     <w:tblStylePr w:type="firstCol">
       <w:rPr>
+        <w:rFonts w:eastAsia="黑体"/>
         <w:b/>
         <w:bCs/>
         <w:color w:themeColor="text1" w:val="000000"/>
@@ -10533,6 +10985,7 @@
     </w:tblStylePr>
     <w:tblStylePr w:type="lastCol">
       <w:rPr>
+        <w:rFonts w:eastAsia="黑体"/>
         <w:b w:val="0"/>
         <w:bCs w:val="0"/>
         <w:color w:themeColor="text1" w:val="000000"/>
@@ -10582,7 +11035,7 @@
       <w:spacing w:after="0" w:line="240" w:lineRule="auto"/>
     </w:pPr>
     <w:rPr>
-      <w:rFonts w:asciiTheme="majorHAnsi" w:cstheme="majorBidi" w:eastAsiaTheme="majorEastAsia" w:hAnsiTheme="majorHAnsi"/>
+      <w:rFonts w:asciiTheme="majorHAnsi" w:cstheme="majorBidi" w:hAnsiTheme="majorHAnsi" w:eastAsia="黑体"/>
       <w:color w:themeColor="text1" w:val="000000"/>
     </w:rPr>
     <w:tblPr>
@@ -10609,6 +11062,7 @@
     </w:tcPr>
     <w:tblStylePr w:type="firstRow">
       <w:rPr>
+        <w:rFonts w:eastAsia="黑体"/>
         <w:b/>
         <w:bCs/>
         <w:color w:themeColor="text1" w:val="000000"/>
@@ -10620,6 +11074,7 @@
     </w:tblStylePr>
     <w:tblStylePr w:type="lastRow">
       <w:rPr>
+        <w:rFonts w:eastAsia="黑体"/>
         <w:b/>
         <w:bCs/>
         <w:color w:themeColor="text1" w:val="000000"/>
@@ -10639,6 +11094,7 @@
     </w:tblStylePr>
     <w:tblStylePr w:type="firstCol">
       <w:rPr>
+        <w:rFonts w:eastAsia="黑体"/>
         <w:b/>
         <w:bCs/>
         <w:color w:themeColor="text1" w:val="000000"/>
@@ -10658,6 +11114,7 @@
     </w:tblStylePr>
     <w:tblStylePr w:type="lastCol">
       <w:rPr>
+        <w:rFonts w:eastAsia="黑体"/>
         <w:b w:val="0"/>
         <w:bCs w:val="0"/>
         <w:color w:themeColor="text1" w:val="000000"/>
@@ -10707,7 +11164,7 @@
       <w:spacing w:after="0" w:line="240" w:lineRule="auto"/>
     </w:pPr>
     <w:rPr>
-      <w:rFonts w:asciiTheme="majorHAnsi" w:cstheme="majorBidi" w:eastAsiaTheme="majorEastAsia" w:hAnsiTheme="majorHAnsi"/>
+      <w:rFonts w:asciiTheme="majorHAnsi" w:cstheme="majorBidi" w:hAnsiTheme="majorHAnsi" w:eastAsia="黑体"/>
       <w:color w:themeColor="text1" w:val="000000"/>
     </w:rPr>
     <w:tblPr>
@@ -10734,6 +11191,7 @@
     </w:tcPr>
     <w:tblStylePr w:type="firstRow">
       <w:rPr>
+        <w:rFonts w:eastAsia="黑体"/>
         <w:b/>
         <w:bCs/>
         <w:color w:themeColor="text1" w:val="000000"/>
@@ -10745,6 +11203,7 @@
     </w:tblStylePr>
     <w:tblStylePr w:type="lastRow">
       <w:rPr>
+        <w:rFonts w:eastAsia="黑体"/>
         <w:b/>
         <w:bCs/>
         <w:color w:themeColor="text1" w:val="000000"/>
@@ -10764,6 +11223,7 @@
     </w:tblStylePr>
     <w:tblStylePr w:type="firstCol">
       <w:rPr>
+        <w:rFonts w:eastAsia="黑体"/>
         <w:b/>
         <w:bCs/>
         <w:color w:themeColor="text1" w:val="000000"/>
@@ -10783,6 +11243,7 @@
     </w:tblStylePr>
     <w:tblStylePr w:type="lastCol">
       <w:rPr>
+        <w:rFonts w:eastAsia="黑体"/>
         <w:b w:val="0"/>
         <w:bCs w:val="0"/>
         <w:color w:themeColor="text1" w:val="000000"/>
@@ -10855,6 +11316,7 @@
     </w:tcPr>
     <w:tblStylePr w:type="firstRow">
       <w:rPr>
+        <w:rFonts w:eastAsia="黑体"/>
         <w:b/>
         <w:bCs/>
         <w:i w:val="0"/>
@@ -10876,6 +11338,7 @@
     </w:tblStylePr>
     <w:tblStylePr w:type="lastRow">
       <w:rPr>
+        <w:rFonts w:eastAsia="黑体"/>
         <w:b/>
         <w:bCs/>
         <w:i w:val="0"/>
@@ -10897,6 +11360,7 @@
     </w:tblStylePr>
     <w:tblStylePr w:type="firstCol">
       <w:rPr>
+        <w:rFonts w:eastAsia="黑体"/>
         <w:b/>
         <w:bCs/>
         <w:i w:val="0"/>
@@ -10916,6 +11380,7 @@
     </w:tblStylePr>
     <w:tblStylePr w:type="lastCol">
       <w:rPr>
+        <w:rFonts w:eastAsia="黑体"/>
         <w:b/>
         <w:bCs/>
         <w:i w:val="0"/>
@@ -10996,6 +11461,7 @@
     </w:tcPr>
     <w:tblStylePr w:type="firstRow">
       <w:rPr>
+        <w:rFonts w:eastAsia="黑体"/>
         <w:b/>
         <w:bCs/>
         <w:i w:val="0"/>
@@ -11017,6 +11483,7 @@
     </w:tblStylePr>
     <w:tblStylePr w:type="lastRow">
       <w:rPr>
+        <w:rFonts w:eastAsia="黑体"/>
         <w:b/>
         <w:bCs/>
         <w:i w:val="0"/>
@@ -11038,6 +11505,7 @@
     </w:tblStylePr>
     <w:tblStylePr w:type="firstCol">
       <w:rPr>
+        <w:rFonts w:eastAsia="黑体"/>
         <w:b/>
         <w:bCs/>
         <w:i w:val="0"/>
@@ -11057,6 +11525,7 @@
     </w:tblStylePr>
     <w:tblStylePr w:type="lastCol">
       <w:rPr>
+        <w:rFonts w:eastAsia="黑体"/>
         <w:b/>
         <w:bCs/>
         <w:i w:val="0"/>
@@ -11137,6 +11606,7 @@
     </w:tcPr>
     <w:tblStylePr w:type="firstRow">
       <w:rPr>
+        <w:rFonts w:eastAsia="黑体"/>
         <w:b/>
         <w:bCs/>
         <w:i w:val="0"/>
@@ -11158,6 +11628,7 @@
     </w:tblStylePr>
     <w:tblStylePr w:type="lastRow">
       <w:rPr>
+        <w:rFonts w:eastAsia="黑体"/>
         <w:b/>
         <w:bCs/>
         <w:i w:val="0"/>
@@ -11179,6 +11650,7 @@
     </w:tblStylePr>
     <w:tblStylePr w:type="firstCol">
       <w:rPr>
+        <w:rFonts w:eastAsia="黑体"/>
         <w:b/>
         <w:bCs/>
         <w:i w:val="0"/>
@@ -11198,6 +11670,7 @@
     </w:tblStylePr>
     <w:tblStylePr w:type="lastCol">
       <w:rPr>
+        <w:rFonts w:eastAsia="黑体"/>
         <w:b/>
         <w:bCs/>
         <w:i w:val="0"/>
@@ -11278,6 +11751,7 @@
     </w:tcPr>
     <w:tblStylePr w:type="firstRow">
       <w:rPr>
+        <w:rFonts w:eastAsia="黑体"/>
         <w:b/>
         <w:bCs/>
         <w:i w:val="0"/>
@@ -11299,6 +11773,7 @@
     </w:tblStylePr>
     <w:tblStylePr w:type="lastRow">
       <w:rPr>
+        <w:rFonts w:eastAsia="黑体"/>
         <w:b/>
         <w:bCs/>
         <w:i w:val="0"/>
@@ -11320,6 +11795,7 @@
     </w:tblStylePr>
     <w:tblStylePr w:type="firstCol">
       <w:rPr>
+        <w:rFonts w:eastAsia="黑体"/>
         <w:b/>
         <w:bCs/>
         <w:i w:val="0"/>
@@ -11339,6 +11815,7 @@
     </w:tblStylePr>
     <w:tblStylePr w:type="lastCol">
       <w:rPr>
+        <w:rFonts w:eastAsia="黑体"/>
         <w:b/>
         <w:bCs/>
         <w:i w:val="0"/>
@@ -11419,6 +11896,7 @@
     </w:tcPr>
     <w:tblStylePr w:type="firstRow">
       <w:rPr>
+        <w:rFonts w:eastAsia="黑体"/>
         <w:b/>
         <w:bCs/>
         <w:i w:val="0"/>
@@ -11440,6 +11918,7 @@
     </w:tblStylePr>
     <w:tblStylePr w:type="lastRow">
       <w:rPr>
+        <w:rFonts w:eastAsia="黑体"/>
         <w:b/>
         <w:bCs/>
         <w:i w:val="0"/>
@@ -11461,6 +11940,7 @@
     </w:tblStylePr>
     <w:tblStylePr w:type="firstCol">
       <w:rPr>
+        <w:rFonts w:eastAsia="黑体"/>
         <w:b/>
         <w:bCs/>
         <w:i w:val="0"/>
@@ -11480,6 +11960,7 @@
     </w:tblStylePr>
     <w:tblStylePr w:type="lastCol">
       <w:rPr>
+        <w:rFonts w:eastAsia="黑体"/>
         <w:b/>
         <w:bCs/>
         <w:i w:val="0"/>
@@ -11560,6 +12041,7 @@
     </w:tcPr>
     <w:tblStylePr w:type="firstRow">
       <w:rPr>
+        <w:rFonts w:eastAsia="黑体"/>
         <w:b/>
         <w:bCs/>
         <w:i w:val="0"/>
@@ -11581,6 +12063,7 @@
     </w:tblStylePr>
     <w:tblStylePr w:type="lastRow">
       <w:rPr>
+        <w:rFonts w:eastAsia="黑体"/>
         <w:b/>
         <w:bCs/>
         <w:i w:val="0"/>
@@ -11602,6 +12085,7 @@
     </w:tblStylePr>
     <w:tblStylePr w:type="firstCol">
       <w:rPr>
+        <w:rFonts w:eastAsia="黑体"/>
         <w:b/>
         <w:bCs/>
         <w:i w:val="0"/>
@@ -11621,6 +12105,7 @@
     </w:tblStylePr>
     <w:tblStylePr w:type="lastCol">
       <w:rPr>
+        <w:rFonts w:eastAsia="黑体"/>
         <w:b/>
         <w:bCs/>
         <w:i w:val="0"/>
@@ -11701,6 +12186,7 @@
     </w:tcPr>
     <w:tblStylePr w:type="firstRow">
       <w:rPr>
+        <w:rFonts w:eastAsia="黑体"/>
         <w:b/>
         <w:bCs/>
         <w:i w:val="0"/>
@@ -11722,6 +12208,7 @@
     </w:tblStylePr>
     <w:tblStylePr w:type="lastRow">
       <w:rPr>
+        <w:rFonts w:eastAsia="黑体"/>
         <w:b/>
         <w:bCs/>
         <w:i w:val="0"/>
@@ -11743,6 +12230,7 @@
     </w:tblStylePr>
     <w:tblStylePr w:type="firstCol">
       <w:rPr>
+        <w:rFonts w:eastAsia="黑体"/>
         <w:b/>
         <w:bCs/>
         <w:i w:val="0"/>
@@ -11762,6 +12250,7 @@
     </w:tblStylePr>
     <w:tblStylePr w:type="lastCol">
       <w:rPr>
+        <w:rFonts w:eastAsia="黑体"/>
         <w:b/>
         <w:bCs/>
         <w:i w:val="0"/>
@@ -11819,6 +12308,7 @@
       <w:spacing w:after="0" w:line="240" w:lineRule="auto"/>
     </w:pPr>
     <w:rPr>
+      <w:rFonts w:eastAsia="黑体"/>
       <w:color w:themeColor="background1" w:val="FFFFFF"/>
     </w:rPr>
     <w:tblPr>
@@ -11837,6 +12327,7 @@
     </w:tcPr>
     <w:tblStylePr w:type="firstRow">
       <w:rPr>
+        <w:rFonts w:eastAsia="黑体"/>
         <w:b/>
         <w:bCs/>
       </w:rPr>
@@ -11933,6 +12424,7 @@
       <w:spacing w:after="0" w:line="240" w:lineRule="auto"/>
     </w:pPr>
     <w:rPr>
+      <w:rFonts w:eastAsia="黑体"/>
       <w:color w:themeColor="background1" w:val="FFFFFF"/>
     </w:rPr>
     <w:tblPr>
@@ -11951,6 +12443,7 @@
     </w:tcPr>
     <w:tblStylePr w:type="firstRow">
       <w:rPr>
+        <w:rFonts w:eastAsia="黑体"/>
         <w:b/>
         <w:bCs/>
       </w:rPr>
@@ -12047,6 +12540,7 @@
       <w:spacing w:after="0" w:line="240" w:lineRule="auto"/>
     </w:pPr>
     <w:rPr>
+      <w:rFonts w:eastAsia="黑体"/>
       <w:color w:themeColor="background1" w:val="FFFFFF"/>
     </w:rPr>
     <w:tblPr>
@@ -12065,6 +12559,7 @@
     </w:tcPr>
     <w:tblStylePr w:type="firstRow">
       <w:rPr>
+        <w:rFonts w:eastAsia="黑体"/>
         <w:b/>
         <w:bCs/>
       </w:rPr>
@@ -12161,6 +12656,7 @@
       <w:spacing w:after="0" w:line="240" w:lineRule="auto"/>
     </w:pPr>
     <w:rPr>
+      <w:rFonts w:eastAsia="黑体"/>
       <w:color w:themeColor="background1" w:val="FFFFFF"/>
     </w:rPr>
     <w:tblPr>
@@ -12179,6 +12675,7 @@
     </w:tcPr>
     <w:tblStylePr w:type="firstRow">
       <w:rPr>
+        <w:rFonts w:eastAsia="黑体"/>
         <w:b/>
         <w:bCs/>
       </w:rPr>
@@ -12275,6 +12772,7 @@
       <w:spacing w:after="0" w:line="240" w:lineRule="auto"/>
     </w:pPr>
     <w:rPr>
+      <w:rFonts w:eastAsia="黑体"/>
       <w:color w:themeColor="background1" w:val="FFFFFF"/>
     </w:rPr>
     <w:tblPr>
@@ -12293,6 +12791,7 @@
     </w:tcPr>
     <w:tblStylePr w:type="firstRow">
       <w:rPr>
+        <w:rFonts w:eastAsia="黑体"/>
         <w:b/>
         <w:bCs/>
       </w:rPr>
@@ -12389,6 +12888,7 @@
       <w:spacing w:after="0" w:line="240" w:lineRule="auto"/>
     </w:pPr>
     <w:rPr>
+      <w:rFonts w:eastAsia="黑体"/>
       <w:color w:themeColor="background1" w:val="FFFFFF"/>
     </w:rPr>
     <w:tblPr>
@@ -12407,6 +12907,7 @@
     </w:tcPr>
     <w:tblStylePr w:type="firstRow">
       <w:rPr>
+        <w:rFonts w:eastAsia="黑体"/>
         <w:b/>
         <w:bCs/>
       </w:rPr>
@@ -12503,6 +13004,7 @@
       <w:spacing w:after="0" w:line="240" w:lineRule="auto"/>
     </w:pPr>
     <w:rPr>
+      <w:rFonts w:eastAsia="黑体"/>
       <w:color w:themeColor="background1" w:val="FFFFFF"/>
     </w:rPr>
     <w:tblPr>
@@ -12521,6 +13023,7 @@
     </w:tcPr>
     <w:tblStylePr w:type="firstRow">
       <w:rPr>
+        <w:rFonts w:eastAsia="黑体"/>
         <w:b/>
         <w:bCs/>
       </w:rPr>
@@ -12617,6 +13120,7 @@
       <w:spacing w:after="0" w:line="240" w:lineRule="auto"/>
     </w:pPr>
     <w:rPr>
+      <w:rFonts w:eastAsia="黑体"/>
       <w:color w:themeColor="text1" w:val="000000"/>
     </w:rPr>
     <w:tblPr>
@@ -12643,6 +13147,7 @@
     </w:tcPr>
     <w:tblStylePr w:type="firstRow">
       <w:rPr>
+        <w:rFonts w:eastAsia="黑体"/>
         <w:b/>
         <w:bCs/>
       </w:rPr>
@@ -12661,6 +13166,7 @@
     </w:tblStylePr>
     <w:tblStylePr w:type="lastRow">
       <w:rPr>
+        <w:rFonts w:eastAsia="黑体"/>
         <w:b/>
         <w:bCs/>
         <w:color w:themeColor="background1" w:val="FFFFFF"/>
@@ -12675,6 +13181,7 @@
     </w:tblStylePr>
     <w:tblStylePr w:type="firstCol">
       <w:rPr>
+        <w:rFonts w:eastAsia="黑体"/>
         <w:color w:themeColor="background1" w:val="FFFFFF"/>
       </w:rPr>
       <w:tblPr/>
@@ -12692,6 +13199,7 @@
     </w:tblStylePr>
     <w:tblStylePr w:type="lastCol">
       <w:rPr>
+        <w:rFonts w:eastAsia="黑体"/>
         <w:color w:themeColor="background1" w:val="FFFFFF"/>
       </w:rPr>
       <w:tblPr/>
@@ -12721,11 +13229,13 @@
     </w:tblStylePr>
     <w:tblStylePr w:type="neCell">
       <w:rPr>
+        <w:rFonts w:eastAsia="黑体"/>
         <w:color w:themeColor="text1" w:val="000000"/>
       </w:rPr>
     </w:tblStylePr>
     <w:tblStylePr w:type="nwCell">
       <w:rPr>
+        <w:rFonts w:eastAsia="黑体"/>
         <w:color w:themeColor="text1" w:val="000000"/>
       </w:rPr>
     </w:tblStylePr>
@@ -12739,6 +13249,7 @@
       <w:spacing w:after="0" w:line="240" w:lineRule="auto"/>
     </w:pPr>
     <w:rPr>
+      <w:rFonts w:eastAsia="黑体"/>
       <w:color w:themeColor="text1" w:val="000000"/>
     </w:rPr>
     <w:tblPr>
@@ -12765,6 +13276,7 @@
     </w:tcPr>
     <w:tblStylePr w:type="firstRow">
       <w:rPr>
+        <w:rFonts w:eastAsia="黑体"/>
         <w:b/>
         <w:bCs/>
       </w:rPr>
@@ -12783,6 +13295,7 @@
     </w:tblStylePr>
     <w:tblStylePr w:type="lastRow">
       <w:rPr>
+        <w:rFonts w:eastAsia="黑体"/>
         <w:b/>
         <w:bCs/>
         <w:color w:themeColor="background1" w:val="FFFFFF"/>
@@ -12797,6 +13310,7 @@
     </w:tblStylePr>
     <w:tblStylePr w:type="firstCol">
       <w:rPr>
+        <w:rFonts w:eastAsia="黑体"/>
         <w:color w:themeColor="background1" w:val="FFFFFF"/>
       </w:rPr>
       <w:tblPr/>
@@ -12814,6 +13328,7 @@
     </w:tblStylePr>
     <w:tblStylePr w:type="lastCol">
       <w:rPr>
+        <w:rFonts w:eastAsia="黑体"/>
         <w:color w:themeColor="background1" w:val="FFFFFF"/>
       </w:rPr>
       <w:tblPr/>
@@ -12843,11 +13358,13 @@
     </w:tblStylePr>
     <w:tblStylePr w:type="neCell">
       <w:rPr>
+        <w:rFonts w:eastAsia="黑体"/>
         <w:color w:themeColor="text1" w:val="000000"/>
       </w:rPr>
     </w:tblStylePr>
     <w:tblStylePr w:type="nwCell">
       <w:rPr>
+        <w:rFonts w:eastAsia="黑体"/>
         <w:color w:themeColor="text1" w:val="000000"/>
       </w:rPr>
     </w:tblStylePr>
@@ -12861,6 +13378,7 @@
       <w:spacing w:after="0" w:line="240" w:lineRule="auto"/>
     </w:pPr>
     <w:rPr>
+      <w:rFonts w:eastAsia="黑体"/>
       <w:color w:themeColor="text1" w:val="000000"/>
     </w:rPr>
     <w:tblPr>
@@ -12887,6 +13405,7 @@
     </w:tcPr>
     <w:tblStylePr w:type="firstRow">
       <w:rPr>
+        <w:rFonts w:eastAsia="黑体"/>
         <w:b/>
         <w:bCs/>
       </w:rPr>
@@ -12905,6 +13424,7 @@
     </w:tblStylePr>
     <w:tblStylePr w:type="lastRow">
       <w:rPr>
+        <w:rFonts w:eastAsia="黑体"/>
         <w:b/>
         <w:bCs/>
         <w:color w:themeColor="background1" w:val="FFFFFF"/>
@@ -12919,6 +13439,7 @@
     </w:tblStylePr>
     <w:tblStylePr w:type="firstCol">
       <w:rPr>
+        <w:rFonts w:eastAsia="黑体"/>
         <w:color w:themeColor="background1" w:val="FFFFFF"/>
       </w:rPr>
       <w:tblPr/>
@@ -12936,6 +13457,7 @@
     </w:tblStylePr>
     <w:tblStylePr w:type="lastCol">
       <w:rPr>
+        <w:rFonts w:eastAsia="黑体"/>
         <w:color w:themeColor="background1" w:val="FFFFFF"/>
       </w:rPr>
       <w:tblPr/>
@@ -12965,11 +13487,13 @@
     </w:tblStylePr>
     <w:tblStylePr w:type="neCell">
       <w:rPr>
+        <w:rFonts w:eastAsia="黑体"/>
         <w:color w:themeColor="text1" w:val="000000"/>
       </w:rPr>
     </w:tblStylePr>
     <w:tblStylePr w:type="nwCell">
       <w:rPr>
+        <w:rFonts w:eastAsia="黑体"/>
         <w:color w:themeColor="text1" w:val="000000"/>
       </w:rPr>
     </w:tblStylePr>
@@ -12983,6 +13507,7 @@
       <w:spacing w:after="0" w:line="240" w:lineRule="auto"/>
     </w:pPr>
     <w:rPr>
+      <w:rFonts w:eastAsia="黑体"/>
       <w:color w:themeColor="text1" w:val="000000"/>
     </w:rPr>
     <w:tblPr>
@@ -13009,6 +13534,7 @@
     </w:tcPr>
     <w:tblStylePr w:type="firstRow">
       <w:rPr>
+        <w:rFonts w:eastAsia="黑体"/>
         <w:b/>
         <w:bCs/>
       </w:rPr>
@@ -13027,6 +13553,7 @@
     </w:tblStylePr>
     <w:tblStylePr w:type="lastRow">
       <w:rPr>
+        <w:rFonts w:eastAsia="黑体"/>
         <w:b/>
         <w:bCs/>
         <w:color w:themeColor="background1" w:val="FFFFFF"/>
@@ -13041,6 +13568,7 @@
     </w:tblStylePr>
     <w:tblStylePr w:type="firstCol">
       <w:rPr>
+        <w:rFonts w:eastAsia="黑体"/>
         <w:color w:themeColor="background1" w:val="FFFFFF"/>
       </w:rPr>
       <w:tblPr/>
@@ -13058,6 +13586,7 @@
     </w:tblStylePr>
     <w:tblStylePr w:type="lastCol">
       <w:rPr>
+        <w:rFonts w:eastAsia="黑体"/>
         <w:color w:themeColor="background1" w:val="FFFFFF"/>
       </w:rPr>
       <w:tblPr/>
@@ -13095,6 +13624,7 @@
       <w:spacing w:after="0" w:line="240" w:lineRule="auto"/>
     </w:pPr>
     <w:rPr>
+      <w:rFonts w:eastAsia="黑体"/>
       <w:color w:themeColor="text1" w:val="000000"/>
     </w:rPr>
     <w:tblPr>
@@ -13121,6 +13651,7 @@
     </w:tcPr>
     <w:tblStylePr w:type="firstRow">
       <w:rPr>
+        <w:rFonts w:eastAsia="黑体"/>
         <w:b/>
         <w:bCs/>
       </w:rPr>
@@ -13139,6 +13670,7 @@
     </w:tblStylePr>
     <w:tblStylePr w:type="lastRow">
       <w:rPr>
+        <w:rFonts w:eastAsia="黑体"/>
         <w:b/>
         <w:bCs/>
         <w:color w:themeColor="background1" w:val="FFFFFF"/>
@@ -13153,6 +13685,7 @@
     </w:tblStylePr>
     <w:tblStylePr w:type="firstCol">
       <w:rPr>
+        <w:rFonts w:eastAsia="黑体"/>
         <w:color w:themeColor="background1" w:val="FFFFFF"/>
       </w:rPr>
       <w:tblPr/>
@@ -13170,6 +13703,7 @@
     </w:tblStylePr>
     <w:tblStylePr w:type="lastCol">
       <w:rPr>
+        <w:rFonts w:eastAsia="黑体"/>
         <w:color w:themeColor="background1" w:val="FFFFFF"/>
       </w:rPr>
       <w:tblPr/>
@@ -13199,11 +13733,13 @@
     </w:tblStylePr>
     <w:tblStylePr w:type="neCell">
       <w:rPr>
+        <w:rFonts w:eastAsia="黑体"/>
         <w:color w:themeColor="text1" w:val="000000"/>
       </w:rPr>
     </w:tblStylePr>
     <w:tblStylePr w:type="nwCell">
       <w:rPr>
+        <w:rFonts w:eastAsia="黑体"/>
         <w:color w:themeColor="text1" w:val="000000"/>
       </w:rPr>
     </w:tblStylePr>
@@ -13217,6 +13753,7 @@
       <w:spacing w:after="0" w:line="240" w:lineRule="auto"/>
     </w:pPr>
     <w:rPr>
+      <w:rFonts w:eastAsia="黑体"/>
       <w:color w:themeColor="text1" w:val="000000"/>
     </w:rPr>
     <w:tblPr>
@@ -13243,6 +13780,7 @@
     </w:tcPr>
     <w:tblStylePr w:type="firstRow">
       <w:rPr>
+        <w:rFonts w:eastAsia="黑体"/>
         <w:b/>
         <w:bCs/>
       </w:rPr>
@@ -13261,6 +13799,7 @@
     </w:tblStylePr>
     <w:tblStylePr w:type="lastRow">
       <w:rPr>
+        <w:rFonts w:eastAsia="黑体"/>
         <w:b/>
         <w:bCs/>
         <w:color w:themeColor="background1" w:val="FFFFFF"/>
@@ -13275,6 +13814,7 @@
     </w:tblStylePr>
     <w:tblStylePr w:type="firstCol">
       <w:rPr>
+        <w:rFonts w:eastAsia="黑体"/>
         <w:color w:themeColor="background1" w:val="FFFFFF"/>
       </w:rPr>
       <w:tblPr/>
@@ -13292,6 +13832,7 @@
     </w:tblStylePr>
     <w:tblStylePr w:type="lastCol">
       <w:rPr>
+        <w:rFonts w:eastAsia="黑体"/>
         <w:color w:themeColor="background1" w:val="FFFFFF"/>
       </w:rPr>
       <w:tblPr/>
@@ -13321,11 +13862,13 @@
     </w:tblStylePr>
     <w:tblStylePr w:type="neCell">
       <w:rPr>
+        <w:rFonts w:eastAsia="黑体"/>
         <w:color w:themeColor="text1" w:val="000000"/>
       </w:rPr>
     </w:tblStylePr>
     <w:tblStylePr w:type="nwCell">
       <w:rPr>
+        <w:rFonts w:eastAsia="黑体"/>
         <w:color w:themeColor="text1" w:val="000000"/>
       </w:rPr>
     </w:tblStylePr>
@@ -13339,6 +13882,7 @@
       <w:spacing w:after="0" w:line="240" w:lineRule="auto"/>
     </w:pPr>
     <w:rPr>
+      <w:rFonts w:eastAsia="黑体"/>
       <w:color w:themeColor="text1" w:val="000000"/>
     </w:rPr>
     <w:tblPr>
@@ -13365,6 +13909,7 @@
     </w:tcPr>
     <w:tblStylePr w:type="firstRow">
       <w:rPr>
+        <w:rFonts w:eastAsia="黑体"/>
         <w:b/>
         <w:bCs/>
       </w:rPr>
@@ -13383,6 +13928,7 @@
     </w:tblStylePr>
     <w:tblStylePr w:type="lastRow">
       <w:rPr>
+        <w:rFonts w:eastAsia="黑体"/>
         <w:b/>
         <w:bCs/>
         <w:color w:themeColor="background1" w:val="FFFFFF"/>
@@ -13397,6 +13943,7 @@
     </w:tblStylePr>
     <w:tblStylePr w:type="firstCol">
       <w:rPr>
+        <w:rFonts w:eastAsia="黑体"/>
         <w:color w:themeColor="background1" w:val="FFFFFF"/>
       </w:rPr>
       <w:tblPr/>
@@ -13414,6 +13961,7 @@
     </w:tblStylePr>
     <w:tblStylePr w:type="lastCol">
       <w:rPr>
+        <w:rFonts w:eastAsia="黑体"/>
         <w:color w:themeColor="background1" w:val="FFFFFF"/>
       </w:rPr>
       <w:tblPr/>
@@ -13443,11 +13991,13 @@
     </w:tblStylePr>
     <w:tblStylePr w:type="neCell">
       <w:rPr>
+        <w:rFonts w:eastAsia="黑体"/>
         <w:color w:themeColor="text1" w:val="000000"/>
       </w:rPr>
     </w:tblStylePr>
     <w:tblStylePr w:type="nwCell">
       <w:rPr>
+        <w:rFonts w:eastAsia="黑体"/>
         <w:color w:themeColor="text1" w:val="000000"/>
       </w:rPr>
     </w:tblStylePr>
@@ -13461,6 +14011,7 @@
       <w:spacing w:after="0" w:line="240" w:lineRule="auto"/>
     </w:pPr>
     <w:rPr>
+      <w:rFonts w:eastAsia="黑体"/>
       <w:color w:themeColor="text1" w:val="000000"/>
     </w:rPr>
     <w:tblPr>
@@ -13479,6 +14030,7 @@
     </w:tcPr>
     <w:tblStylePr w:type="firstRow">
       <w:rPr>
+        <w:rFonts w:eastAsia="黑体"/>
         <w:b/>
         <w:bCs/>
         <w:color w:themeColor="background1" w:val="FFFFFF"/>
@@ -13493,6 +14045,7 @@
     </w:tblStylePr>
     <w:tblStylePr w:type="lastRow">
       <w:rPr>
+        <w:rFonts w:eastAsia="黑体"/>
         <w:b/>
         <w:bCs/>
         <w:color w:themeColor="accent2" w:themeShade="CC" w:val="9E3A38"/>
@@ -13507,12 +14060,14 @@
     </w:tblStylePr>
     <w:tblStylePr w:type="firstCol">
       <w:rPr>
+        <w:rFonts w:eastAsia="黑体"/>
         <w:b/>
         <w:bCs/>
       </w:rPr>
     </w:tblStylePr>
     <w:tblStylePr w:type="lastCol">
       <w:rPr>
+        <w:rFonts w:eastAsia="黑体"/>
         <w:b/>
         <w:bCs/>
       </w:rPr>
@@ -13547,6 +14102,7 @@
       <w:spacing w:after="0" w:line="240" w:lineRule="auto"/>
     </w:pPr>
     <w:rPr>
+      <w:rFonts w:eastAsia="黑体"/>
       <w:color w:themeColor="text1" w:val="000000"/>
     </w:rPr>
     <w:tblPr>
@@ -13565,6 +14121,7 @@
     </w:tcPr>
     <w:tblStylePr w:type="firstRow">
       <w:rPr>
+        <w:rFonts w:eastAsia="黑体"/>
         <w:b/>
         <w:bCs/>
         <w:color w:themeColor="background1" w:val="FFFFFF"/>
@@ -13579,6 +14136,7 @@
     </w:tblStylePr>
     <w:tblStylePr w:type="lastRow">
       <w:rPr>
+        <w:rFonts w:eastAsia="黑体"/>
         <w:b/>
         <w:bCs/>
         <w:color w:themeColor="accent2" w:themeShade="CC" w:val="9E3A38"/>
@@ -13593,12 +14151,14 @@
     </w:tblStylePr>
     <w:tblStylePr w:type="firstCol">
       <w:rPr>
+        <w:rFonts w:eastAsia="黑体"/>
         <w:b/>
         <w:bCs/>
       </w:rPr>
     </w:tblStylePr>
     <w:tblStylePr w:type="lastCol">
       <w:rPr>
+        <w:rFonts w:eastAsia="黑体"/>
         <w:b/>
         <w:bCs/>
       </w:rPr>
@@ -13633,6 +14193,7 @@
       <w:spacing w:after="0" w:line="240" w:lineRule="auto"/>
     </w:pPr>
     <w:rPr>
+      <w:rFonts w:eastAsia="黑体"/>
       <w:color w:themeColor="text1" w:val="000000"/>
     </w:rPr>
     <w:tblPr>
@@ -13651,6 +14212,7 @@
     </w:tcPr>
     <w:tblStylePr w:type="firstRow">
       <w:rPr>
+        <w:rFonts w:eastAsia="黑体"/>
         <w:b/>
         <w:bCs/>
         <w:color w:themeColor="background1" w:val="FFFFFF"/>
@@ -13665,6 +14227,7 @@
     </w:tblStylePr>
     <w:tblStylePr w:type="lastRow">
       <w:rPr>
+        <w:rFonts w:eastAsia="黑体"/>
         <w:b/>
         <w:bCs/>
         <w:color w:themeColor="accent2" w:themeShade="CC" w:val="9E3A38"/>
@@ -13679,12 +14242,14 @@
     </w:tblStylePr>
     <w:tblStylePr w:type="firstCol">
       <w:rPr>
+        <w:rFonts w:eastAsia="黑体"/>
         <w:b/>
         <w:bCs/>
       </w:rPr>
     </w:tblStylePr>
     <w:tblStylePr w:type="lastCol">
       <w:rPr>
+        <w:rFonts w:eastAsia="黑体"/>
         <w:b/>
         <w:bCs/>
       </w:rPr>
@@ -13719,6 +14284,7 @@
       <w:spacing w:after="0" w:line="240" w:lineRule="auto"/>
     </w:pPr>
     <w:rPr>
+      <w:rFonts w:eastAsia="黑体"/>
       <w:color w:themeColor="text1" w:val="000000"/>
     </w:rPr>
     <w:tblPr>
@@ -13737,6 +14303,7 @@
     </w:tcPr>
     <w:tblStylePr w:type="firstRow">
       <w:rPr>
+        <w:rFonts w:eastAsia="黑体"/>
         <w:b/>
         <w:bCs/>
         <w:color w:themeColor="background1" w:val="FFFFFF"/>
@@ -13751,6 +14318,7 @@
     </w:tblStylePr>
     <w:tblStylePr w:type="lastRow">
       <w:rPr>
+        <w:rFonts w:eastAsia="黑体"/>
         <w:b/>
         <w:bCs/>
         <w:color w:themeColor="accent4" w:themeShade="CC" w:val="664E82"/>
@@ -13765,12 +14333,14 @@
     </w:tblStylePr>
     <w:tblStylePr w:type="firstCol">
       <w:rPr>
+        <w:rFonts w:eastAsia="黑体"/>
         <w:b/>
         <w:bCs/>
       </w:rPr>
     </w:tblStylePr>
     <w:tblStylePr w:type="lastCol">
       <w:rPr>
+        <w:rFonts w:eastAsia="黑体"/>
         <w:b/>
         <w:bCs/>
       </w:rPr>
@@ -13805,6 +14375,7 @@
       <w:spacing w:after="0" w:line="240" w:lineRule="auto"/>
     </w:pPr>
     <w:rPr>
+      <w:rFonts w:eastAsia="黑体"/>
       <w:color w:themeColor="text1" w:val="000000"/>
     </w:rPr>
     <w:tblPr>
@@ -13823,6 +14394,7 @@
     </w:tcPr>
     <w:tblStylePr w:type="firstRow">
       <w:rPr>
+        <w:rFonts w:eastAsia="黑体"/>
         <w:b/>
         <w:bCs/>
         <w:color w:themeColor="background1" w:val="FFFFFF"/>
@@ -13837,6 +14409,7 @@
     </w:tblStylePr>
     <w:tblStylePr w:type="lastRow">
       <w:rPr>
+        <w:rFonts w:eastAsia="黑体"/>
         <w:b/>
         <w:bCs/>
         <w:color w:themeColor="accent3" w:themeShade="CC" w:val="7E9C40"/>
@@ -13851,12 +14424,14 @@
     </w:tblStylePr>
     <w:tblStylePr w:type="firstCol">
       <w:rPr>
+        <w:rFonts w:eastAsia="黑体"/>
         <w:b/>
         <w:bCs/>
       </w:rPr>
     </w:tblStylePr>
     <w:tblStylePr w:type="lastCol">
       <w:rPr>
+        <w:rFonts w:eastAsia="黑体"/>
         <w:b/>
         <w:bCs/>
       </w:rPr>
@@ -13891,6 +14466,7 @@
       <w:spacing w:after="0" w:line="240" w:lineRule="auto"/>
     </w:pPr>
     <w:rPr>
+      <w:rFonts w:eastAsia="黑体"/>
       <w:color w:themeColor="text1" w:val="000000"/>
     </w:rPr>
     <w:tblPr>
@@ -13909,6 +14485,7 @@
     </w:tcPr>
     <w:tblStylePr w:type="firstRow">
       <w:rPr>
+        <w:rFonts w:eastAsia="黑体"/>
         <w:b/>
         <w:bCs/>
         <w:color w:themeColor="background1" w:val="FFFFFF"/>
@@ -13923,6 +14500,7 @@
     </w:tblStylePr>
     <w:tblStylePr w:type="lastRow">
       <w:rPr>
+        <w:rFonts w:eastAsia="黑体"/>
         <w:b/>
         <w:bCs/>
         <w:color w:themeColor="accent6" w:themeShade="CC" w:val="F2730A"/>
@@ -13937,12 +14515,14 @@
     </w:tblStylePr>
     <w:tblStylePr w:type="firstCol">
       <w:rPr>
+        <w:rFonts w:eastAsia="黑体"/>
         <w:b/>
         <w:bCs/>
       </w:rPr>
     </w:tblStylePr>
     <w:tblStylePr w:type="lastCol">
       <w:rPr>
+        <w:rFonts w:eastAsia="黑体"/>
         <w:b/>
         <w:bCs/>
       </w:rPr>
@@ -13977,6 +14557,7 @@
       <w:spacing w:after="0" w:line="240" w:lineRule="auto"/>
     </w:pPr>
     <w:rPr>
+      <w:rFonts w:eastAsia="黑体"/>
       <w:color w:themeColor="text1" w:val="000000"/>
     </w:rPr>
     <w:tblPr>
@@ -13995,6 +14576,7 @@
     </w:tcPr>
     <w:tblStylePr w:type="firstRow">
       <w:rPr>
+        <w:rFonts w:eastAsia="黑体"/>
         <w:b/>
         <w:bCs/>
         <w:color w:themeColor="background1" w:val="FFFFFF"/>
@@ -14009,6 +14591,7 @@
     </w:tblStylePr>
     <w:tblStylePr w:type="lastRow">
       <w:rPr>
+        <w:rFonts w:eastAsia="黑体"/>
         <w:b/>
         <w:bCs/>
         <w:color w:themeColor="accent5" w:themeShade="CC" w:val="348DA5"/>
@@ -14023,12 +14606,14 @@
     </w:tblStylePr>
     <w:tblStylePr w:type="firstCol">
       <w:rPr>
+        <w:rFonts w:eastAsia="黑体"/>
         <w:b/>
         <w:bCs/>
       </w:rPr>
     </w:tblStylePr>
     <w:tblStylePr w:type="lastCol">
       <w:rPr>
+        <w:rFonts w:eastAsia="黑体"/>
         <w:b/>
         <w:bCs/>
       </w:rPr>
@@ -14063,6 +14648,7 @@
       <w:spacing w:after="0" w:line="240" w:lineRule="auto"/>
     </w:pPr>
     <w:rPr>
+      <w:rFonts w:eastAsia="黑体"/>
       <w:color w:themeColor="text1" w:val="000000"/>
     </w:rPr>
     <w:tblPr>
@@ -14084,6 +14670,7 @@
     </w:tcPr>
     <w:tblStylePr w:type="firstRow">
       <w:rPr>
+        <w:rFonts w:eastAsia="黑体"/>
         <w:b/>
         <w:bCs/>
       </w:rPr>
@@ -14094,6 +14681,7 @@
     </w:tblStylePr>
     <w:tblStylePr w:type="lastRow">
       <w:rPr>
+        <w:rFonts w:eastAsia="黑体"/>
         <w:b/>
         <w:bCs/>
         <w:color w:themeColor="text1" w:val="000000"/>
@@ -14105,6 +14693,7 @@
     </w:tblStylePr>
     <w:tblStylePr w:type="firstCol">
       <w:rPr>
+        <w:rFonts w:eastAsia="黑体"/>
         <w:color w:themeColor="background1" w:val="FFFFFF"/>
       </w:rPr>
       <w:tblPr/>
@@ -14114,6 +14703,7 @@
     </w:tblStylePr>
     <w:tblStylePr w:type="lastCol">
       <w:rPr>
+        <w:rFonts w:eastAsia="黑体"/>
         <w:color w:themeColor="background1" w:val="FFFFFF"/>
       </w:rPr>
       <w:tblPr/>
@@ -14143,6 +14733,7 @@
       <w:spacing w:after="0" w:line="240" w:lineRule="auto"/>
     </w:pPr>
     <w:rPr>
+      <w:rFonts w:eastAsia="黑体"/>
       <w:color w:themeColor="text1" w:val="000000"/>
     </w:rPr>
     <w:tblPr>
@@ -14164,6 +14755,7 @@
     </w:tcPr>
     <w:tblStylePr w:type="firstRow">
       <w:rPr>
+        <w:rFonts w:eastAsia="黑体"/>
         <w:b/>
         <w:bCs/>
       </w:rPr>
@@ -14174,6 +14766,7 @@
     </w:tblStylePr>
     <w:tblStylePr w:type="lastRow">
       <w:rPr>
+        <w:rFonts w:eastAsia="黑体"/>
         <w:b/>
         <w:bCs/>
         <w:color w:themeColor="text1" w:val="000000"/>
@@ -14185,6 +14778,7 @@
     </w:tblStylePr>
     <w:tblStylePr w:type="firstCol">
       <w:rPr>
+        <w:rFonts w:eastAsia="黑体"/>
         <w:color w:themeColor="background1" w:val="FFFFFF"/>
       </w:rPr>
       <w:tblPr/>
@@ -14194,6 +14788,7 @@
     </w:tblStylePr>
     <w:tblStylePr w:type="lastCol">
       <w:rPr>
+        <w:rFonts w:eastAsia="黑体"/>
         <w:color w:themeColor="background1" w:val="FFFFFF"/>
       </w:rPr>
       <w:tblPr/>
@@ -14223,6 +14818,7 @@
       <w:spacing w:after="0" w:line="240" w:lineRule="auto"/>
     </w:pPr>
     <w:rPr>
+      <w:rFonts w:eastAsia="黑体"/>
       <w:color w:themeColor="text1" w:val="000000"/>
     </w:rPr>
     <w:tblPr>
@@ -14244,6 +14840,7 @@
     </w:tcPr>
     <w:tblStylePr w:type="firstRow">
       <w:rPr>
+        <w:rFonts w:eastAsia="黑体"/>
         <w:b/>
         <w:bCs/>
       </w:rPr>
@@ -14254,6 +14851,7 @@
     </w:tblStylePr>
     <w:tblStylePr w:type="lastRow">
       <w:rPr>
+        <w:rFonts w:eastAsia="黑体"/>
         <w:b/>
         <w:bCs/>
         <w:color w:themeColor="text1" w:val="000000"/>
@@ -14265,6 +14863,7 @@
     </w:tblStylePr>
     <w:tblStylePr w:type="firstCol">
       <w:rPr>
+        <w:rFonts w:eastAsia="黑体"/>
         <w:color w:themeColor="background1" w:val="FFFFFF"/>
       </w:rPr>
       <w:tblPr/>
@@ -14274,6 +14873,7 @@
     </w:tblStylePr>
     <w:tblStylePr w:type="lastCol">
       <w:rPr>
+        <w:rFonts w:eastAsia="黑体"/>
         <w:color w:themeColor="background1" w:val="FFFFFF"/>
       </w:rPr>
       <w:tblPr/>
@@ -14303,6 +14903,7 @@
       <w:spacing w:after="0" w:line="240" w:lineRule="auto"/>
     </w:pPr>
     <w:rPr>
+      <w:rFonts w:eastAsia="黑体"/>
       <w:color w:themeColor="text1" w:val="000000"/>
     </w:rPr>
     <w:tblPr>
@@ -14324,6 +14925,7 @@
     </w:tcPr>
     <w:tblStylePr w:type="firstRow">
       <w:rPr>
+        <w:rFonts w:eastAsia="黑体"/>
         <w:b/>
         <w:bCs/>
       </w:rPr>
@@ -14334,6 +14936,7 @@
     </w:tblStylePr>
     <w:tblStylePr w:type="lastRow">
       <w:rPr>
+        <w:rFonts w:eastAsia="黑体"/>
         <w:b/>
         <w:bCs/>
         <w:color w:themeColor="text1" w:val="000000"/>
@@ -14345,6 +14948,7 @@
     </w:tblStylePr>
     <w:tblStylePr w:type="firstCol">
       <w:rPr>
+        <w:rFonts w:eastAsia="黑体"/>
         <w:color w:themeColor="background1" w:val="FFFFFF"/>
       </w:rPr>
       <w:tblPr/>
@@ -14354,6 +14958,7 @@
     </w:tblStylePr>
     <w:tblStylePr w:type="lastCol">
       <w:rPr>
+        <w:rFonts w:eastAsia="黑体"/>
         <w:color w:themeColor="background1" w:val="FFFFFF"/>
       </w:rPr>
       <w:tblPr/>
@@ -14383,6 +14988,7 @@
       <w:spacing w:after="0" w:line="240" w:lineRule="auto"/>
     </w:pPr>
     <w:rPr>
+      <w:rFonts w:eastAsia="黑体"/>
       <w:color w:themeColor="text1" w:val="000000"/>
     </w:rPr>
     <w:tblPr>
@@ -14404,6 +15010,7 @@
     </w:tcPr>
     <w:tblStylePr w:type="firstRow">
       <w:rPr>
+        <w:rFonts w:eastAsia="黑体"/>
         <w:b/>
         <w:bCs/>
       </w:rPr>
@@ -14414,6 +15021,7 @@
     </w:tblStylePr>
     <w:tblStylePr w:type="lastRow">
       <w:rPr>
+        <w:rFonts w:eastAsia="黑体"/>
         <w:b/>
         <w:bCs/>
         <w:color w:themeColor="text1" w:val="000000"/>
@@ -14425,6 +15033,7 @@
     </w:tblStylePr>
     <w:tblStylePr w:type="firstCol">
       <w:rPr>
+        <w:rFonts w:eastAsia="黑体"/>
         <w:color w:themeColor="background1" w:val="FFFFFF"/>
       </w:rPr>
       <w:tblPr/>
@@ -14434,6 +15043,7 @@
     </w:tblStylePr>
     <w:tblStylePr w:type="lastCol">
       <w:rPr>
+        <w:rFonts w:eastAsia="黑体"/>
         <w:color w:themeColor="background1" w:val="FFFFFF"/>
       </w:rPr>
       <w:tblPr/>
@@ -14463,6 +15073,7 @@
       <w:spacing w:after="0" w:line="240" w:lineRule="auto"/>
     </w:pPr>
     <w:rPr>
+      <w:rFonts w:eastAsia="黑体"/>
       <w:color w:themeColor="text1" w:val="000000"/>
     </w:rPr>
     <w:tblPr>
@@ -14484,6 +15095,7 @@
     </w:tcPr>
     <w:tblStylePr w:type="firstRow">
       <w:rPr>
+        <w:rFonts w:eastAsia="黑体"/>
         <w:b/>
         <w:bCs/>
       </w:rPr>
@@ -14494,6 +15106,7 @@
     </w:tblStylePr>
     <w:tblStylePr w:type="lastRow">
       <w:rPr>
+        <w:rFonts w:eastAsia="黑体"/>
         <w:b/>
         <w:bCs/>
         <w:color w:themeColor="text1" w:val="000000"/>
@@ -14505,6 +15118,7 @@
     </w:tblStylePr>
     <w:tblStylePr w:type="firstCol">
       <w:rPr>
+        <w:rFonts w:eastAsia="黑体"/>
         <w:color w:themeColor="background1" w:val="FFFFFF"/>
       </w:rPr>
       <w:tblPr/>
@@ -14514,6 +15128,7 @@
     </w:tblStylePr>
     <w:tblStylePr w:type="lastCol">
       <w:rPr>
+        <w:rFonts w:eastAsia="黑体"/>
         <w:color w:themeColor="background1" w:val="FFFFFF"/>
       </w:rPr>
       <w:tblPr/>
@@ -14543,6 +15158,7 @@
       <w:spacing w:after="0" w:line="240" w:lineRule="auto"/>
     </w:pPr>
     <w:rPr>
+      <w:rFonts w:eastAsia="黑体"/>
       <w:color w:themeColor="text1" w:val="000000"/>
     </w:rPr>
     <w:tblPr>
@@ -14564,6 +15180,7 @@
     </w:tcPr>
     <w:tblStylePr w:type="firstRow">
       <w:rPr>
+        <w:rFonts w:eastAsia="黑体"/>
         <w:b/>
         <w:bCs/>
       </w:rPr>
@@ -14574,6 +15191,7 @@
     </w:tblStylePr>
     <w:tblStylePr w:type="lastRow">
       <w:rPr>
+        <w:rFonts w:eastAsia="黑体"/>
         <w:b/>
         <w:bCs/>
         <w:color w:themeColor="text1" w:val="000000"/>
@@ -14585,6 +15203,7 @@
     </w:tblStylePr>
     <w:tblStylePr w:type="firstCol">
       <w:rPr>
+        <w:rFonts w:eastAsia="黑体"/>
         <w:color w:themeColor="background1" w:val="FFFFFF"/>
       </w:rPr>
       <w:tblPr/>
@@ -14594,6 +15213,7 @@
     </w:tblStylePr>
     <w:tblStylePr w:type="lastCol">
       <w:rPr>
+        <w:rFonts w:eastAsia="黑体"/>
         <w:color w:themeColor="background1" w:val="FFFFFF"/>
       </w:rPr>
       <w:tblPr/>
@@ -14626,6 +15246,7 @@
     <w:name w:val="KeywordTok"/>
     <w:basedOn w:val="VerbatimChar"/>
     <w:rPr>
+      <w:rFonts w:eastAsia="黑体"/>
       <w:b/>
       <w:color w:val="007020"/>
     </w:rPr>
@@ -14634,6 +15255,7 @@
     <w:name w:val="DataTypeTok"/>
     <w:basedOn w:val="VerbatimChar"/>
     <w:rPr>
+      <w:rFonts w:eastAsia="黑体"/>
       <w:color w:val="902000"/>
     </w:rPr>
   </w:style>
@@ -14641,6 +15263,7 @@
     <w:name w:val="DecValTok"/>
     <w:basedOn w:val="VerbatimChar"/>
     <w:rPr>
+      <w:rFonts w:eastAsia="黑体"/>
       <w:color w:val="40a070"/>
     </w:rPr>
   </w:style>
@@ -14648,6 +15271,7 @@
     <w:name w:val="BaseNTok"/>
     <w:basedOn w:val="VerbatimChar"/>
     <w:rPr>
+      <w:rFonts w:eastAsia="黑体"/>
       <w:color w:val="40a070"/>
     </w:rPr>
   </w:style>
@@ -14655,6 +15279,7 @@
     <w:name w:val="FloatTok"/>
     <w:basedOn w:val="VerbatimChar"/>
     <w:rPr>
+      <w:rFonts w:eastAsia="黑体"/>
       <w:color w:val="40a070"/>
     </w:rPr>
   </w:style>
@@ -14662,6 +15287,7 @@
     <w:name w:val="ConstantTok"/>
     <w:basedOn w:val="VerbatimChar"/>
     <w:rPr>
+      <w:rFonts w:eastAsia="黑体"/>
       <w:color w:val="880000"/>
     </w:rPr>
   </w:style>
@@ -14669,6 +15295,7 @@
     <w:name w:val="CharTok"/>
     <w:basedOn w:val="VerbatimChar"/>
     <w:rPr>
+      <w:rFonts w:eastAsia="黑体"/>
       <w:color w:val="4070a0"/>
     </w:rPr>
   </w:style>
@@ -14676,6 +15303,7 @@
     <w:name w:val="SpecialCharTok"/>
     <w:basedOn w:val="VerbatimChar"/>
     <w:rPr>
+      <w:rFonts w:eastAsia="黑体"/>
       <w:color w:val="4070a0"/>
     </w:rPr>
   </w:style>
@@ -14683,6 +15311,7 @@
     <w:name w:val="StringTok"/>
     <w:basedOn w:val="VerbatimChar"/>
     <w:rPr>
+      <w:rFonts w:eastAsia="黑体"/>
       <w:color w:val="4070a0"/>
     </w:rPr>
   </w:style>
@@ -14690,6 +15319,7 @@
     <w:name w:val="VerbatimStringTok"/>
     <w:basedOn w:val="VerbatimChar"/>
     <w:rPr>
+      <w:rFonts w:eastAsia="黑体"/>
       <w:color w:val="4070a0"/>
     </w:rPr>
   </w:style>
@@ -14697,6 +15327,7 @@
     <w:name w:val="SpecialStringTok"/>
     <w:basedOn w:val="VerbatimChar"/>
     <w:rPr>
+      <w:rFonts w:eastAsia="黑体"/>
       <w:color w:val="bb6688"/>
     </w:rPr>
   </w:style>
@@ -14704,6 +15335,7 @@
     <w:name w:val="ImportTok"/>
     <w:basedOn w:val="VerbatimChar"/>
     <w:rPr>
+      <w:rFonts w:eastAsia="黑体"/>
       <w:b/>
       <w:color w:val="008000"/>
     </w:rPr>
@@ -14712,6 +15344,7 @@
     <w:name w:val="CommentTok"/>
     <w:basedOn w:val="VerbatimChar"/>
     <w:rPr>
+      <w:rFonts w:eastAsia="黑体"/>
       <w:i/>
       <w:color w:val="60a0b0"/>
     </w:rPr>
@@ -14720,6 +15353,7 @@
     <w:name w:val="DocumentationTok"/>
     <w:basedOn w:val="VerbatimChar"/>
     <w:rPr>
+      <w:rFonts w:eastAsia="黑体"/>
       <w:i/>
       <w:color w:val="ba2121"/>
     </w:rPr>
@@ -14728,6 +15362,7 @@
     <w:name w:val="AnnotationTok"/>
     <w:basedOn w:val="VerbatimChar"/>
     <w:rPr>
+      <w:rFonts w:eastAsia="黑体"/>
       <w:b/>
       <w:i/>
       <w:color w:val="60a0b0"/>
@@ -14737,6 +15372,7 @@
     <w:name w:val="CommentVarTok"/>
     <w:basedOn w:val="VerbatimChar"/>
     <w:rPr>
+      <w:rFonts w:eastAsia="黑体"/>
       <w:b/>
       <w:i/>
       <w:color w:val="60a0b0"/>
@@ -14746,6 +15382,7 @@
     <w:name w:val="OtherTok"/>
     <w:basedOn w:val="VerbatimChar"/>
     <w:rPr>
+      <w:rFonts w:eastAsia="黑体"/>
       <w:color w:val="007020"/>
     </w:rPr>
   </w:style>
@@ -14753,6 +15390,7 @@
     <w:name w:val="FunctionTok"/>
     <w:basedOn w:val="VerbatimChar"/>
     <w:rPr>
+      <w:rFonts w:eastAsia="黑体"/>
       <w:color w:val="06287e"/>
     </w:rPr>
   </w:style>
@@ -14760,6 +15398,7 @@
     <w:name w:val="VariableTok"/>
     <w:basedOn w:val="VerbatimChar"/>
     <w:rPr>
+      <w:rFonts w:eastAsia="黑体"/>
       <w:color w:val="19177c"/>
     </w:rPr>
   </w:style>
@@ -14767,6 +15406,7 @@
     <w:name w:val="ControlFlowTok"/>
     <w:basedOn w:val="VerbatimChar"/>
     <w:rPr>
+      <w:rFonts w:eastAsia="黑体"/>
       <w:b/>
       <w:color w:val="007020"/>
     </w:rPr>
@@ -14775,6 +15415,7 @@
     <w:name w:val="OperatorTok"/>
     <w:basedOn w:val="VerbatimChar"/>
     <w:rPr>
+      <w:rFonts w:eastAsia="黑体"/>
       <w:color w:val="666666"/>
     </w:rPr>
   </w:style>
@@ -14782,18 +15423,22 @@
     <w:name w:val="BuiltInTok"/>
     <w:basedOn w:val="VerbatimChar"/>
     <w:rPr>
+      <w:rFonts w:eastAsia="黑体"/>
       <w:color w:val="008000"/>
     </w:rPr>
   </w:style>
   <w:style w:type="character" w:customStyle="1" w:styleId="ExtensionTok">
     <w:name w:val="ExtensionTok"/>
     <w:basedOn w:val="VerbatimChar"/>
-    <w:rPr/>
+    <w:rPr>
+      <w:rFonts w:eastAsia="黑体"/>
+    </w:rPr>
   </w:style>
   <w:style w:type="character" w:customStyle="1" w:styleId="PreprocessorTok">
     <w:name w:val="PreprocessorTok"/>
     <w:basedOn w:val="VerbatimChar"/>
     <w:rPr>
+      <w:rFonts w:eastAsia="黑体"/>
       <w:color w:val="bc7a00"/>
     </w:rPr>
   </w:style>
@@ -14801,18 +15446,22 @@
     <w:name w:val="AttributeTok"/>
     <w:basedOn w:val="VerbatimChar"/>
     <w:rPr>
+      <w:rFonts w:eastAsia="黑体"/>
       <w:color w:val="7d9029"/>
     </w:rPr>
   </w:style>
   <w:style w:type="character" w:customStyle="1" w:styleId="RegionMarkerTok">
     <w:name w:val="RegionMarkerTok"/>
     <w:basedOn w:val="VerbatimChar"/>
-    <w:rPr/>
+    <w:rPr>
+      <w:rFonts w:eastAsia="黑体"/>
+    </w:rPr>
   </w:style>
   <w:style w:type="character" w:customStyle="1" w:styleId="InformationTok">
     <w:name w:val="InformationTok"/>
     <w:basedOn w:val="VerbatimChar"/>
     <w:rPr>
+      <w:rFonts w:eastAsia="黑体"/>
       <w:b/>
       <w:i/>
       <w:color w:val="60a0b0"/>
@@ -14822,6 +15471,7 @@
     <w:name w:val="WarningTok"/>
     <w:basedOn w:val="VerbatimChar"/>
     <w:rPr>
+      <w:rFonts w:eastAsia="黑体"/>
       <w:b/>
       <w:i/>
       <w:color w:val="60a0b0"/>
@@ -14831,6 +15481,7 @@
     <w:name w:val="AlertTok"/>
     <w:basedOn w:val="VerbatimChar"/>
     <w:rPr>
+      <w:rFonts w:eastAsia="黑体"/>
       <w:b/>
       <w:color w:val="ff0000"/>
     </w:rPr>
@@ -14839,6 +15490,7 @@
     <w:name w:val="ErrorTok"/>
     <w:basedOn w:val="VerbatimChar"/>
     <w:rPr>
+      <w:rFonts w:eastAsia="黑体"/>
       <w:b/>
       <w:color w:val="ff0000"/>
     </w:rPr>
@@ -14846,7 +15498,9 @@
   <w:style w:type="character" w:customStyle="1" w:styleId="NormalTok">
     <w:name w:val="NormalTok"/>
     <w:basedOn w:val="VerbatimChar"/>
-    <w:rPr/>
+    <w:rPr>
+      <w:rFonts w:eastAsia="黑体"/>
+    </w:rPr>
   </w:style>
 </w:styles>
 </file>
@@ -14895,12 +15549,12 @@
     <a:fontScheme name="Office">
       <a:majorFont>
         <a:latin typeface="Calibri"/>
-        <a:ea typeface=""/>
+        <a:ea typeface="黑体"/>
         <a:cs typeface=""/>
         <a:font script="Jpan" typeface="ＭＳ ゴシック"/>
         <a:font script="Hang" typeface="맑은 고딕"/>
-        <a:font script="Hans" typeface="宋体"/>
-        <a:font script="Hant" typeface="新細明體"/>
+        <a:font script="Hans" typeface="黑体"/>
+        <a:font script="Hant" typeface="黑体"/>
         <a:font script="Arab" typeface="Times New Roman"/>
         <a:font script="Hebr" typeface="Times New Roman"/>
         <a:font script="Thai" typeface="Angsana New"/>
@@ -14930,12 +15584,12 @@
       </a:majorFont>
       <a:minorFont>
         <a:latin typeface="Cambria"/>
-        <a:ea typeface=""/>
+        <a:ea typeface="黑体"/>
         <a:cs typeface=""/>
         <a:font script="Jpan" typeface="ＭＳ 明朝"/>
         <a:font script="Hang" typeface="맑은 고딕"/>
-        <a:font script="Hans" typeface="宋体"/>
-        <a:font script="Hant" typeface="新細明體"/>
+        <a:font script="Hans" typeface="黑体"/>
+        <a:font script="Hant" typeface="黑体"/>
         <a:font script="Arab" typeface="Arial"/>
         <a:font script="Hebr" typeface="Arial"/>
         <a:font script="Thai" typeface="Cordia New"/>

--- a/08-传感器电路/02-光电传感器电路/红外对射检测电路/红外对射检测电路.docx
+++ b/08-传感器电路/02-光电传感器电路/红外对射检测电路/红外对射检测电路.docx
@@ -2478,7 +2478,7 @@
           <w:color w:val="555555"/>
           <w:sz w:val="21"/>
         </w:rPr>
-        <w:t>材料收集者：杜文杰，WX手机：19519196569，QQ:3478827729</w:t>
+        <w:t>材料收集者：杜文杰，微信/手机：19519196569，QQ:3478827729</w:t>
       </w:r>
     </w:p>
     <w:sectPr>
